--- a/main/static/main/docs/Образец договора.docx
+++ b/main/static/main/docs/Образец договора.docx
@@ -39,7 +39,7 @@
           <w:sz w:val="22"/>
           <w:szCs w:val="22"/>
         </w:rPr>
-        <w:t xml:space="preserve">ДОГОВОР </w:t>
+        <w:t xml:space="preserve">ДОГОВОР № </w:t>
       </w:r>
       <w:r>
         <w:rPr>
@@ -47,68 +47,42 @@
           <w:sz w:val="22"/>
           <w:szCs w:val="22"/>
         </w:rPr>
-        <w:t>№</w:t>
-      </w:r>
-      <w:r>
+        <w:t>_____</w:t>
+      </w:r>
+    </w:p>
+    <w:p>
+      <w:pPr>
+        <w:pStyle w:val="ad"/>
         <w:rPr>
           <w:i w:val="0"/>
           <w:sz w:val="22"/>
           <w:szCs w:val="22"/>
         </w:rPr>
-        <w:t>____________</w:t>
-      </w:r>
+      </w:pPr>
       <w:r>
         <w:rPr>
           <w:i w:val="0"/>
           <w:sz w:val="22"/>
           <w:szCs w:val="22"/>
         </w:rPr>
-        <w:t xml:space="preserve"> </w:t>
-      </w:r>
-    </w:p>
-    <w:p>
-      <w:pPr>
-        <w:pStyle w:val="ad"/>
+        <w:t>на</w:t>
+      </w:r>
+      <w:r>
         <w:rPr>
           <w:i w:val="0"/>
           <w:sz w:val="22"/>
           <w:szCs w:val="22"/>
         </w:rPr>
-      </w:pPr>
+        <w:t xml:space="preserve"> </w:t>
+      </w:r>
       <w:r>
         <w:rPr>
           <w:i w:val="0"/>
           <w:sz w:val="22"/>
           <w:szCs w:val="22"/>
         </w:rPr>
-        <w:t>об образовании на обучение</w:t>
-      </w:r>
-    </w:p>
-    <w:p>
-      <w:pPr>
-        <w:pStyle w:val="ad"/>
-        <w:rPr>
-          <w:i w:val="0"/>
-          <w:sz w:val="22"/>
-          <w:szCs w:val="22"/>
-        </w:rPr>
-      </w:pPr>
-      <w:r>
-        <w:rPr>
-          <w:i w:val="0"/>
-          <w:sz w:val="22"/>
-          <w:szCs w:val="22"/>
-        </w:rPr>
-        <w:t>по дополнительным образовательным программам</w:t>
-      </w:r>
-    </w:p>
-    <w:p>
-      <w:pPr>
-        <w:pStyle w:val="ae"/>
-        <w:rPr>
-          <w:lang w:eastAsia="zh-CN"/>
-        </w:rPr>
-      </w:pPr>
+        <w:t xml:space="preserve">оказание платных образовательных услуг </w:t>
+      </w:r>
     </w:p>
     <w:p>
       <w:pPr>
@@ -198,13 +172,20 @@
         <w:rPr>
           <w:szCs w:val="20"/>
         </w:rPr>
-        <w:t xml:space="preserve">                     </w:t>
-      </w:r>
-      <w:r>
-        <w:rPr>
-          <w:szCs w:val="20"/>
-        </w:rPr>
-        <w:t xml:space="preserve">  </w:t>
+        <w:tab/>
+      </w:r>
+      <w:r>
+        <w:rPr>
+          <w:szCs w:val="20"/>
+        </w:rPr>
+        <w:tab/>
+        <w:t xml:space="preserve"> </w:t>
+      </w:r>
+      <w:r>
+        <w:rPr>
+          <w:szCs w:val="20"/>
+        </w:rPr>
+        <w:t xml:space="preserve"> </w:t>
       </w:r>
       <w:r>
         <w:rPr>
@@ -216,7 +197,7 @@
         <w:rPr>
           <w:szCs w:val="20"/>
         </w:rPr>
-        <w:t>______</w:t>
+        <w:t>__</w:t>
       </w:r>
       <w:r>
         <w:rPr>
@@ -228,25 +209,13 @@
         <w:rPr>
           <w:szCs w:val="20"/>
         </w:rPr>
-        <w:t xml:space="preserve">________ </w:t>
-      </w:r>
-      <w:r>
-        <w:rPr>
-          <w:szCs w:val="20"/>
-        </w:rPr>
-        <w:t>2</w:t>
-      </w:r>
-      <w:r>
-        <w:rPr>
-          <w:szCs w:val="20"/>
-        </w:rPr>
-        <w:t>0</w:t>
-      </w:r>
-      <w:r>
-        <w:rPr>
-          <w:szCs w:val="20"/>
-        </w:rPr>
-        <w:t>2</w:t>
+        <w:t>_____</w:t>
+      </w:r>
+      <w:r>
+        <w:rPr>
+          <w:szCs w:val="20"/>
+        </w:rPr>
+        <w:t>202</w:t>
       </w:r>
       <w:r>
         <w:rPr>
@@ -263,32 +232,63 @@
     </w:p>
     <w:p>
       <w:pPr>
-        <w:spacing w:after="0" w:line="240" w:lineRule="auto"/>
-        <w:ind w:firstLine="709"/>
-        <w:jc w:val="both"/>
-        <w:rPr>
-          <w:rFonts w:ascii="Times New Roman" w:hAnsi="Times New Roman"/>
-          <w:sz w:val="20"/>
-          <w:szCs w:val="20"/>
-        </w:rPr>
-      </w:pPr>
-      <w:r>
-        <w:rPr>
-          <w:rFonts w:ascii="Times New Roman" w:hAnsi="Times New Roman"/>
+        <w:pStyle w:val="21"/>
+        <w:rPr>
           <w:b/>
           <w:bCs/>
-          <w:sz w:val="20"/>
-          <w:szCs w:val="20"/>
-        </w:rPr>
-        <w:t>Автономная некоммерческая организация дополнительного профессионального образования «Энергетик» (АНО ДПО «Энергетик»)</w:t>
-      </w:r>
-      <w:r>
-        <w:rPr>
-          <w:rFonts w:ascii="Times New Roman" w:hAnsi="Times New Roman"/>
+          <w:szCs w:val="20"/>
+        </w:rPr>
+      </w:pPr>
+    </w:p>
+    <w:p>
+      <w:pPr>
+        <w:spacing w:after="0" w:line="240" w:lineRule="auto"/>
+        <w:ind w:firstLine="567"/>
+        <w:jc w:val="both"/>
+        <w:rPr>
+          <w:rFonts w:ascii="Times New Roman" w:hAnsi="Times New Roman"/>
+          <w:b/>
+          <w:sz w:val="20"/>
+          <w:szCs w:val="20"/>
+        </w:rPr>
+      </w:pPr>
+      <w:r>
+        <w:rPr>
+          <w:rFonts w:ascii="Times New Roman" w:hAnsi="Times New Roman"/>
+          <w:b/>
           <w:bCs/>
           <w:sz w:val="20"/>
           <w:szCs w:val="20"/>
         </w:rPr>
+        <w:t>Автономная некоммерческая организация дополнительного профессионального образования «Энергетик» (АНО Д</w:t>
+      </w:r>
+      <w:r>
+        <w:rPr>
+          <w:rFonts w:ascii="Times New Roman" w:hAnsi="Times New Roman"/>
+          <w:b/>
+          <w:bCs/>
+          <w:sz w:val="20"/>
+          <w:szCs w:val="20"/>
+        </w:rPr>
+        <w:t>ПО «Энергетик»</w:t>
+      </w:r>
+      <w:r>
+        <w:rPr>
+          <w:rFonts w:ascii="Times New Roman" w:hAnsi="Times New Roman"/>
+          <w:b/>
+          <w:bCs/>
+          <w:sz w:val="20"/>
+          <w:szCs w:val="20"/>
+        </w:rPr>
+        <w:t>)</w:t>
+      </w:r>
+      <w:r>
+        <w:rPr>
+          <w:rFonts w:ascii="Times New Roman" w:hAnsi="Times New Roman"/>
+          <w:bCs/>
+          <w:sz w:val="20"/>
+          <w:szCs w:val="20"/>
+        </w:rPr>
         <w:t>,</w:t>
       </w:r>
       <w:r>
@@ -297,94 +297,48 @@
           <w:sz w:val="20"/>
           <w:szCs w:val="20"/>
         </w:rPr>
-        <w:t xml:space="preserve"> осуществляющая образовательную деятельность (далее – образовательная организация) на основании лицензии от 23 ноября 2011 года, регистрационный номер</w:t>
-      </w:r>
-      <w:r>
-        <w:rPr>
-          <w:rFonts w:ascii="Times New Roman" w:hAnsi="Times New Roman"/>
-          <w:sz w:val="20"/>
-          <w:szCs w:val="20"/>
-        </w:rPr>
-        <w:t xml:space="preserve"> </w:t>
-      </w:r>
-      <w:r>
-        <w:rPr>
-          <w:rFonts w:ascii="Times New Roman" w:hAnsi="Times New Roman"/>
-          <w:sz w:val="20"/>
-          <w:szCs w:val="20"/>
-        </w:rPr>
-        <w:t>ЛО35-01263-70/00275750</w:t>
-      </w:r>
-      <w:r>
-        <w:rPr>
-          <w:rFonts w:ascii="Times New Roman" w:hAnsi="Times New Roman"/>
-          <w:sz w:val="20"/>
-          <w:szCs w:val="20"/>
-        </w:rPr>
-        <w:t xml:space="preserve">,  выданной </w:t>
-      </w:r>
-      <w:r>
-        <w:rPr>
-          <w:rFonts w:ascii="Times New Roman" w:hAnsi="Times New Roman"/>
-          <w:sz w:val="20"/>
-          <w:szCs w:val="20"/>
-        </w:rPr>
-        <w:t>департаментом</w:t>
-      </w:r>
-      <w:r>
-        <w:rPr>
-          <w:rFonts w:ascii="Times New Roman" w:hAnsi="Times New Roman"/>
-          <w:sz w:val="20"/>
-          <w:szCs w:val="20"/>
-        </w:rPr>
-        <w:t xml:space="preserve"> образования Томской области бессрочно, именуемая в дальнейшем «ИСПОЛНИТЕЛЬ», </w:t>
-      </w:r>
-      <w:r>
-        <w:rPr>
-          <w:rFonts w:ascii="Times New Roman" w:hAnsi="Times New Roman"/>
-          <w:sz w:val="20"/>
-          <w:szCs w:val="20"/>
-        </w:rPr>
-        <w:t xml:space="preserve">в лице директора </w:t>
-      </w:r>
-      <w:r>
-        <w:rPr>
-          <w:rFonts w:ascii="Times New Roman" w:hAnsi="Times New Roman"/>
-          <w:sz w:val="20"/>
-          <w:szCs w:val="20"/>
-        </w:rPr>
-        <w:t>Финк Ольги Тимофеевны</w:t>
-      </w:r>
-      <w:r>
-        <w:rPr>
-          <w:rFonts w:ascii="Times New Roman" w:hAnsi="Times New Roman"/>
-          <w:sz w:val="20"/>
-          <w:szCs w:val="20"/>
-        </w:rPr>
-        <w:t xml:space="preserve">, действующего на основании </w:t>
-      </w:r>
-      <w:r>
-        <w:rPr>
-          <w:rFonts w:ascii="Times New Roman" w:hAnsi="Times New Roman"/>
-          <w:sz w:val="20"/>
-          <w:szCs w:val="20"/>
-        </w:rPr>
-        <w:t>Устава</w:t>
-      </w:r>
-      <w:r>
-        <w:rPr>
-          <w:rFonts w:ascii="Times New Roman" w:hAnsi="Times New Roman"/>
-          <w:sz w:val="20"/>
-          <w:szCs w:val="20"/>
-        </w:rPr>
-        <w:t xml:space="preserve">,  и    </w:t>
-      </w:r>
-    </w:p>
-    <w:p>
-      <w:pPr>
+        <w:t xml:space="preserve"> осуществляющая образовательную деятельность (далее – </w:t>
+      </w:r>
+      <w:r>
+        <w:rPr>
+          <w:rFonts w:ascii="Times New Roman" w:hAnsi="Times New Roman"/>
+          <w:sz w:val="20"/>
+          <w:szCs w:val="20"/>
+        </w:rPr>
+        <w:t>О</w:t>
+      </w:r>
+      <w:r>
+        <w:rPr>
+          <w:rFonts w:ascii="Times New Roman" w:hAnsi="Times New Roman"/>
+          <w:sz w:val="20"/>
+          <w:szCs w:val="20"/>
+        </w:rPr>
+        <w:t>бразовательная организация) на основании лицензии от 23 ноября 2011 года, регистрационный номер № ЛО35-01263-70/00275750, выданной Департаментом образования Томской области, именуемая в дальнейшем «Исполнитель», в лице директора Финк Ольги Тимофеевны, действующего на основании Устава</w:t>
+      </w:r>
+      <w:r>
+        <w:rPr>
+          <w:rFonts w:ascii="Times New Roman" w:hAnsi="Times New Roman"/>
+          <w:sz w:val="20"/>
+          <w:szCs w:val="20"/>
+        </w:rPr>
+        <w:t>,</w:t>
+      </w:r>
+      <w:r>
+        <w:rPr>
+          <w:rFonts w:ascii="Times New Roman" w:hAnsi="Times New Roman"/>
+          <w:sz w:val="20"/>
+          <w:szCs w:val="20"/>
+        </w:rPr>
+        <w:t xml:space="preserve"> и</w:t>
+      </w:r>
+    </w:p>
+    <w:p>
+      <w:pPr>
+        <w:widowControl w:val="0"/>
         <w:spacing w:after="0" w:line="240" w:lineRule="auto"/>
         <w:jc w:val="both"/>
         <w:rPr>
+          <w:rFonts w:ascii="Times New Roman" w:hAnsi="Times New Roman"/>
           <w:sz w:val="20"/>
           <w:szCs w:val="20"/>
         </w:rPr>
@@ -393,6 +347,7 @@
         <w:rPr>
           <w:rFonts w:ascii="Times New Roman" w:hAnsi="Times New Roman"/>
           <w:b/>
+          <w:bCs/>
           <w:sz w:val="20"/>
           <w:szCs w:val="20"/>
         </w:rPr>
@@ -402,10 +357,11 @@
         <w:rPr>
           <w:rFonts w:ascii="Times New Roman" w:hAnsi="Times New Roman"/>
           <w:b/>
-          <w:sz w:val="20"/>
-          <w:szCs w:val="20"/>
-        </w:rPr>
-        <w:t>____________________________________________</w:t>
+          <w:bCs/>
+          <w:sz w:val="20"/>
+          <w:szCs w:val="20"/>
+        </w:rPr>
+        <w:t>________________________</w:t>
       </w:r>
       <w:r>
         <w:rPr>
@@ -414,58 +370,67 @@
           <w:sz w:val="20"/>
           <w:szCs w:val="20"/>
         </w:rPr>
-        <w:t xml:space="preserve">, </w:t>
-      </w:r>
-      <w:r>
-        <w:rPr>
-          <w:rFonts w:ascii="Times New Roman" w:hAnsi="Times New Roman"/>
-          <w:sz w:val="20"/>
-          <w:szCs w:val="20"/>
-        </w:rPr>
-        <w:t xml:space="preserve">именуемый в дальнейшем «ЗАКАЗЧИК», в лице </w:t>
-      </w:r>
-      <w:r>
-        <w:rPr>
-          <w:rFonts w:ascii="Times New Roman" w:hAnsi="Times New Roman"/>
-          <w:sz w:val="20"/>
-          <w:szCs w:val="20"/>
-        </w:rPr>
-        <w:t>директора</w:t>
-      </w:r>
-      <w:r>
-        <w:rPr>
-          <w:rFonts w:ascii="Times New Roman" w:hAnsi="Times New Roman"/>
-          <w:sz w:val="20"/>
-          <w:szCs w:val="20"/>
-        </w:rPr>
-        <w:t>___________________________________________</w:t>
-      </w:r>
-      <w:r>
-        <w:rPr>
-          <w:rFonts w:ascii="Times New Roman" w:hAnsi="Times New Roman"/>
-          <w:sz w:val="20"/>
-          <w:szCs w:val="20"/>
-        </w:rPr>
-        <w:t xml:space="preserve">, действующего на основании </w:t>
-      </w:r>
-      <w:r>
-        <w:rPr>
-          <w:rFonts w:ascii="Times New Roman" w:hAnsi="Times New Roman"/>
-          <w:sz w:val="20"/>
-          <w:szCs w:val="20"/>
-        </w:rPr>
-        <w:t>Устава</w:t>
-      </w:r>
-      <w:r>
-        <w:rPr>
-          <w:rFonts w:ascii="Times New Roman" w:hAnsi="Times New Roman"/>
-          <w:sz w:val="20"/>
-          <w:szCs w:val="20"/>
-        </w:rPr>
-        <w:t>, с другой стороны, заключили настоящий договор о нижеследующем</w:t>
-      </w:r>
-      <w:r>
-        <w:rPr>
+        <w:t>,</w:t>
+      </w:r>
+      <w:r>
+        <w:rPr>
+          <w:rFonts w:ascii="Times New Roman" w:hAnsi="Times New Roman"/>
+          <w:sz w:val="20"/>
+          <w:szCs w:val="20"/>
+        </w:rPr>
+        <w:t xml:space="preserve"> именуемое в дальнейшем «ЗАКАЗЧИК», в лице</w:t>
+      </w:r>
+      <w:r>
+        <w:rPr>
+          <w:rFonts w:ascii="Times New Roman" w:hAnsi="Times New Roman"/>
+          <w:sz w:val="20"/>
+          <w:szCs w:val="20"/>
+        </w:rPr>
+        <w:t xml:space="preserve"> </w:t>
+      </w:r>
+      <w:r>
+        <w:rPr>
+          <w:rFonts w:ascii="Times New Roman" w:hAnsi="Times New Roman"/>
+          <w:sz w:val="20"/>
+          <w:szCs w:val="20"/>
+        </w:rPr>
+        <w:t>__________________________</w:t>
+      </w:r>
+      <w:r>
+        <w:rPr>
+          <w:rFonts w:ascii="Times New Roman" w:hAnsi="Times New Roman"/>
+          <w:sz w:val="20"/>
+          <w:szCs w:val="20"/>
+        </w:rPr>
+        <w:t>, действующего на основании</w:t>
+      </w:r>
+      <w:r>
+        <w:rPr>
+          <w:rFonts w:ascii="Times New Roman" w:hAnsi="Times New Roman"/>
+          <w:sz w:val="20"/>
+          <w:szCs w:val="20"/>
+        </w:rPr>
+        <w:t xml:space="preserve"> </w:t>
+      </w:r>
+      <w:r>
+        <w:rPr>
+          <w:rFonts w:ascii="Times New Roman" w:hAnsi="Times New Roman"/>
+          <w:sz w:val="20"/>
+          <w:szCs w:val="20"/>
+        </w:rPr>
+        <w:t>_____________</w:t>
+      </w:r>
+      <w:r>
+        <w:rPr>
+          <w:rFonts w:ascii="Times New Roman" w:hAnsi="Times New Roman"/>
+          <w:sz w:val="20"/>
+          <w:szCs w:val="20"/>
+        </w:rPr>
+        <w:t>, с другой стороны, совместно именуемые «СТОРОНЫ, заключили настоящий договор о нижеследующем</w:t>
+      </w:r>
+      <w:r>
+        <w:rPr>
+          <w:rFonts w:ascii="Times New Roman" w:hAnsi="Times New Roman"/>
           <w:sz w:val="20"/>
           <w:szCs w:val="20"/>
         </w:rPr>
@@ -474,19 +439,22 @@
     </w:p>
     <w:p>
       <w:pPr>
+        <w:widowControl w:val="0"/>
         <w:spacing w:after="0" w:line="240" w:lineRule="auto"/>
         <w:jc w:val="both"/>
         <w:rPr>
-          <w:sz w:val="20"/>
-          <w:szCs w:val="20"/>
-        </w:rPr>
-      </w:pPr>
-    </w:p>
-    <w:p>
-      <w:pPr>
-        <w:tabs>
-          <w:tab w:val="left" w:pos="567"/>
-        </w:tabs>
+          <w:rFonts w:ascii="Times New Roman" w:hAnsi="Times New Roman"/>
+          <w:sz w:val="20"/>
+          <w:szCs w:val="20"/>
+        </w:rPr>
+      </w:pPr>
+    </w:p>
+    <w:p>
+      <w:pPr>
+        <w:numPr>
+          <w:ilvl w:val="0"/>
+          <w:numId w:val="45"/>
+        </w:numPr>
         <w:spacing w:after="0" w:line="240" w:lineRule="auto"/>
         <w:jc w:val="center"/>
         <w:rPr>
@@ -505,291 +473,425 @@
           <w:sz w:val="20"/>
           <w:szCs w:val="20"/>
         </w:rPr>
-        <w:t>1.</w:t>
-      </w:r>
-      <w:r>
-        <w:rPr>
-          <w:rFonts w:ascii="Times New Roman" w:hAnsi="Times New Roman"/>
-          <w:b/>
-          <w:bCs/>
-          <w:sz w:val="20"/>
-          <w:szCs w:val="20"/>
-        </w:rPr>
-        <w:tab/>
         <w:t>Предмет договора</w:t>
       </w:r>
     </w:p>
     <w:p>
       <w:pPr>
+        <w:numPr>
+          <w:ilvl w:val="1"/>
+          <w:numId w:val="45"/>
+        </w:numPr>
+        <w:tabs>
+          <w:tab w:val="left" w:pos="567"/>
+        </w:tabs>
         <w:spacing w:after="0" w:line="240" w:lineRule="auto"/>
         <w:ind w:left="567" w:hanging="567"/>
         <w:jc w:val="both"/>
         <w:rPr>
+          <w:sz w:val="20"/>
+          <w:szCs w:val="20"/>
+        </w:rPr>
+      </w:pPr>
+      <w:r>
+        <w:rPr>
+          <w:rFonts w:ascii="Times New Roman" w:hAnsi="Times New Roman"/>
+          <w:bCs/>
+          <w:sz w:val="20"/>
+          <w:szCs w:val="20"/>
+        </w:rPr>
+        <w:t>Исполнитель</w:t>
+      </w:r>
+      <w:r>
+        <w:rPr>
           <w:rFonts w:ascii="Times New Roman" w:hAnsi="Times New Roman"/>
           <w:b/>
-          <w:sz w:val="20"/>
-          <w:szCs w:val="20"/>
-        </w:rPr>
-      </w:pPr>
-      <w:r>
-        <w:rPr>
-          <w:rFonts w:ascii="Times New Roman" w:hAnsi="Times New Roman"/>
-          <w:sz w:val="20"/>
-          <w:szCs w:val="20"/>
-        </w:rPr>
-        <w:t>1.1.</w:t>
-      </w:r>
-      <w:r>
-        <w:rPr>
-          <w:rFonts w:ascii="Times New Roman" w:hAnsi="Times New Roman"/>
-          <w:sz w:val="20"/>
-          <w:szCs w:val="20"/>
+          <w:bCs/>
+          <w:sz w:val="20"/>
+          <w:szCs w:val="20"/>
+        </w:rPr>
+        <w:t xml:space="preserve"> </w:t>
+      </w:r>
+      <w:r>
+        <w:rPr>
+          <w:rFonts w:ascii="Times New Roman" w:hAnsi="Times New Roman"/>
+          <w:bCs/>
+          <w:sz w:val="20"/>
+          <w:szCs w:val="20"/>
+          <w:lang w:eastAsia="ru-RU"/>
+        </w:rPr>
+        <w:t>обязуется предоставить образовательную услугу, а Заказчик обязуется оплатить образовательную услугу по предоставлению дополнительного профессионального образования сотрудникам Заказчика (в дальнейшем «Обучающиеся»</w:t>
+      </w:r>
+      <w:r>
+        <w:rPr>
+          <w:rFonts w:ascii="Times New Roman" w:hAnsi="Times New Roman"/>
+          <w:bCs/>
+          <w:sz w:val="20"/>
+          <w:szCs w:val="20"/>
+          <w:lang w:eastAsia="ru-RU"/>
+        </w:rPr>
+        <w:t>)</w:t>
+      </w:r>
+      <w:r>
+        <w:rPr>
+          <w:rFonts w:ascii="Times New Roman" w:hAnsi="Times New Roman"/>
+          <w:bCs/>
+          <w:sz w:val="20"/>
+          <w:szCs w:val="20"/>
+          <w:lang w:eastAsia="ru-RU"/>
+        </w:rPr>
+        <w:t xml:space="preserve"> по программ</w:t>
+      </w:r>
+      <w:r>
+        <w:rPr>
+          <w:rFonts w:ascii="Times New Roman" w:hAnsi="Times New Roman"/>
+          <w:bCs/>
+          <w:sz w:val="20"/>
+          <w:szCs w:val="20"/>
+          <w:lang w:eastAsia="ru-RU"/>
+        </w:rPr>
+        <w:t>е _________________________________________________________</w:t>
+      </w:r>
+    </w:p>
+    <w:p>
+      <w:pPr>
+        <w:pStyle w:val="ab"/>
+        <w:tabs>
+          <w:tab w:val="left" w:pos="709"/>
+        </w:tabs>
+        <w:ind w:left="567" w:hanging="567"/>
+        <w:rPr>
+          <w:bCs/>
+          <w:sz w:val="20"/>
+          <w:szCs w:val="20"/>
+          <w:lang w:val="ru-RU"/>
+        </w:rPr>
+      </w:pPr>
+      <w:r>
+        <w:rPr>
+          <w:sz w:val="20"/>
+          <w:szCs w:val="20"/>
+          <w:lang w:val="ru-RU"/>
         </w:rPr>
         <w:tab/>
       </w:r>
       <w:r>
         <w:rPr>
-          <w:rFonts w:ascii="Times New Roman" w:hAnsi="Times New Roman"/>
-          <w:sz w:val="20"/>
-          <w:szCs w:val="20"/>
-        </w:rPr>
-        <w:t xml:space="preserve">ИСПОЛНИТЕЛЬ </w:t>
-      </w:r>
-      <w:r>
-        <w:rPr>
-          <w:rFonts w:ascii="Times New Roman" w:hAnsi="Times New Roman"/>
+          <w:sz w:val="20"/>
+          <w:szCs w:val="20"/>
+        </w:rPr>
+        <w:t xml:space="preserve">в объеме </w:t>
+      </w:r>
+      <w:r>
+        <w:rPr>
+          <w:sz w:val="20"/>
+          <w:szCs w:val="20"/>
+          <w:lang w:val="ru-RU"/>
+        </w:rPr>
+        <w:t>________</w:t>
+      </w:r>
+      <w:r>
+        <w:rPr>
+          <w:sz w:val="20"/>
+          <w:szCs w:val="20"/>
+        </w:rPr>
+        <w:t xml:space="preserve"> часов </w:t>
+      </w:r>
+      <w:r>
+        <w:rPr>
+          <w:sz w:val="20"/>
+          <w:szCs w:val="20"/>
+          <w:lang w:val="ru-RU"/>
+        </w:rPr>
+        <w:t>для _______</w:t>
+      </w:r>
+      <w:r>
+        <w:rPr>
+          <w:sz w:val="20"/>
+          <w:szCs w:val="20"/>
+        </w:rPr>
+        <w:t xml:space="preserve"> (</w:t>
+      </w:r>
+      <w:r>
+        <w:rPr>
+          <w:sz w:val="20"/>
+          <w:szCs w:val="20"/>
+          <w:lang w:val="ru-RU"/>
+        </w:rPr>
+        <w:t>_______</w:t>
+      </w:r>
+      <w:r>
+        <w:rPr>
+          <w:sz w:val="20"/>
+          <w:szCs w:val="20"/>
+        </w:rPr>
+        <w:t>) сотрудник</w:t>
+      </w:r>
+      <w:r>
+        <w:rPr>
+          <w:sz w:val="20"/>
+          <w:szCs w:val="20"/>
+          <w:lang w:val="ru-RU"/>
+        </w:rPr>
+        <w:t>ов</w:t>
+      </w:r>
+      <w:r>
+        <w:rPr>
+          <w:sz w:val="20"/>
+          <w:szCs w:val="20"/>
+        </w:rPr>
+        <w:t xml:space="preserve"> </w:t>
+      </w:r>
+      <w:r>
+        <w:rPr>
           <w:bCs/>
           <w:sz w:val="20"/>
           <w:szCs w:val="20"/>
         </w:rPr>
-        <w:t>обязуется предоставить образовательную услугу, а ЗАКАЗЧИК обязуется оплатить образовательную услугу по предоставлению дополнительного профессионального образования сотруднику ЗАКАЗЧИКА</w:t>
-      </w:r>
-      <w:r>
-        <w:rPr>
-          <w:rFonts w:ascii="Times New Roman" w:hAnsi="Times New Roman"/>
-          <w:sz w:val="20"/>
-          <w:szCs w:val="20"/>
-        </w:rPr>
-        <w:t xml:space="preserve"> (в дальнейшем «Обучающийся») </w:t>
-      </w:r>
-      <w:r>
-        <w:rPr>
-          <w:rFonts w:ascii="Times New Roman" w:hAnsi="Times New Roman"/>
-          <w:b/>
-          <w:sz w:val="20"/>
-          <w:szCs w:val="20"/>
-        </w:rPr>
-        <w:t>по программ</w:t>
-      </w:r>
-      <w:r>
-        <w:rPr>
-          <w:rFonts w:ascii="Times New Roman" w:hAnsi="Times New Roman"/>
-          <w:b/>
-          <w:sz w:val="20"/>
-          <w:szCs w:val="20"/>
-        </w:rPr>
-        <w:t>ам</w:t>
-      </w:r>
-      <w:r>
-        <w:rPr>
-          <w:rFonts w:ascii="Times New Roman" w:hAnsi="Times New Roman"/>
-          <w:b/>
-          <w:sz w:val="20"/>
-          <w:szCs w:val="20"/>
-        </w:rPr>
-        <w:t xml:space="preserve">: </w:t>
-      </w:r>
-      <w:r>
-        <w:rPr>
-          <w:rFonts w:ascii="Times New Roman" w:hAnsi="Times New Roman"/>
-          <w:sz w:val="20"/>
-          <w:szCs w:val="20"/>
-        </w:rPr>
-        <w:t>( например)</w:t>
-      </w:r>
-      <w:r>
-        <w:rPr>
-          <w:rFonts w:ascii="Times New Roman" w:hAnsi="Times New Roman"/>
-          <w:b/>
+        <w:t>Заказчика</w:t>
+      </w:r>
+      <w:r>
+        <w:rPr>
           <w:sz w:val="20"/>
           <w:szCs w:val="20"/>
         </w:rPr>
         <w:t xml:space="preserve"> </w:t>
       </w:r>
-    </w:p>
-    <w:p>
-      <w:pPr>
+      <w:r>
+        <w:rPr>
+          <w:sz w:val="20"/>
+          <w:szCs w:val="20"/>
+        </w:rPr>
+        <w:t>согласно Приложения 1.</w:t>
+      </w:r>
+      <w:r>
+        <w:rPr>
+          <w:bCs/>
+          <w:sz w:val="20"/>
+          <w:szCs w:val="20"/>
+          <w:lang w:val="ru-RU"/>
+        </w:rPr>
+        <w:t xml:space="preserve"> </w:t>
+      </w:r>
+    </w:p>
+    <w:p>
+      <w:pPr>
+        <w:pStyle w:val="ab"/>
+        <w:tabs>
+          <w:tab w:val="left" w:pos="709"/>
+        </w:tabs>
+        <w:ind w:left="567" w:hanging="567"/>
+        <w:rPr>
+          <w:sz w:val="20"/>
+          <w:szCs w:val="20"/>
+          <w:lang w:val="ru-RU"/>
+        </w:rPr>
+      </w:pPr>
+      <w:r>
+        <w:rPr>
+          <w:bCs/>
+          <w:sz w:val="20"/>
+          <w:szCs w:val="20"/>
+          <w:lang w:val="ru-RU"/>
+        </w:rPr>
+        <w:tab/>
+      </w:r>
+      <w:r>
+        <w:rPr>
+          <w:sz w:val="20"/>
+          <w:szCs w:val="20"/>
+        </w:rPr>
+        <w:t xml:space="preserve">Начало обучения: </w:t>
+      </w:r>
+      <w:r>
+        <w:rPr>
+          <w:sz w:val="20"/>
+          <w:szCs w:val="20"/>
+          <w:lang w:val="ru-RU"/>
+        </w:rPr>
+        <w:t>_______________</w:t>
+      </w:r>
+      <w:r>
+        <w:rPr>
+          <w:sz w:val="20"/>
+          <w:szCs w:val="20"/>
+        </w:rPr>
+        <w:t xml:space="preserve">. Окончание обучения: </w:t>
+      </w:r>
+      <w:r>
+        <w:rPr>
+          <w:sz w:val="20"/>
+          <w:szCs w:val="20"/>
+          <w:lang w:val="ru-RU"/>
+        </w:rPr>
+        <w:t>_______________</w:t>
+      </w:r>
+      <w:r>
+        <w:rPr>
+          <w:sz w:val="20"/>
+          <w:szCs w:val="20"/>
+        </w:rPr>
+        <w:t xml:space="preserve">. </w:t>
+      </w:r>
+    </w:p>
+    <w:p>
+      <w:pPr>
+        <w:pStyle w:val="ab"/>
+        <w:tabs>
+          <w:tab w:val="left" w:pos="709"/>
+        </w:tabs>
+        <w:ind w:left="567" w:hanging="567"/>
+        <w:rPr>
+          <w:bCs/>
+          <w:sz w:val="20"/>
+          <w:szCs w:val="20"/>
+        </w:rPr>
+      </w:pPr>
+      <w:r>
+        <w:rPr>
+          <w:bCs/>
+          <w:sz w:val="20"/>
+          <w:szCs w:val="20"/>
+        </w:rPr>
+        <w:t>1.2.</w:t>
+      </w:r>
+      <w:r>
+        <w:rPr>
+          <w:bCs/>
+          <w:sz w:val="20"/>
+          <w:szCs w:val="20"/>
+        </w:rPr>
+        <w:tab/>
+        <w:t>Место оказания услуг: г. Томск, ул.</w:t>
+      </w:r>
+      <w:r>
+        <w:rPr>
+          <w:bCs/>
+          <w:sz w:val="20"/>
+          <w:szCs w:val="20"/>
+        </w:rPr>
+        <w:t xml:space="preserve"> </w:t>
+      </w:r>
+      <w:r>
+        <w:rPr>
+          <w:bCs/>
+          <w:sz w:val="20"/>
+          <w:szCs w:val="20"/>
+        </w:rPr>
+        <w:t>Энергетическая, 2.</w:t>
+      </w:r>
+    </w:p>
+    <w:p>
+      <w:pPr>
+        <w:pStyle w:val="31"/>
+        <w:tabs>
+          <w:tab w:val="left" w:pos="567"/>
+        </w:tabs>
         <w:spacing w:after="0" w:line="240" w:lineRule="auto"/>
         <w:ind w:left="567" w:hanging="567"/>
         <w:jc w:val="both"/>
         <w:rPr>
           <w:rFonts w:ascii="Times New Roman" w:hAnsi="Times New Roman"/>
-          <w:sz w:val="20"/>
-          <w:szCs w:val="20"/>
-        </w:rPr>
-      </w:pPr>
-      <w:r>
-        <w:rPr>
-          <w:rFonts w:ascii="Times New Roman" w:hAnsi="Times New Roman"/>
-          <w:b/>
-          <w:sz w:val="20"/>
-          <w:szCs w:val="20"/>
-        </w:rPr>
-        <w:t>1.1.1.</w:t>
-      </w:r>
-      <w:r>
-        <w:rPr>
-          <w:rFonts w:ascii="Times New Roman" w:hAnsi="Times New Roman"/>
-          <w:b/>
+          <w:bCs/>
+          <w:sz w:val="20"/>
+          <w:szCs w:val="20"/>
+          <w:lang w:val="ru-RU"/>
+        </w:rPr>
+      </w:pPr>
+      <w:r>
+        <w:rPr>
+          <w:rFonts w:ascii="Times New Roman" w:hAnsi="Times New Roman"/>
+          <w:sz w:val="20"/>
+          <w:szCs w:val="20"/>
+        </w:rPr>
+        <w:t>1.</w:t>
+      </w:r>
+      <w:r>
+        <w:rPr>
+          <w:rFonts w:ascii="Times New Roman" w:hAnsi="Times New Roman"/>
+          <w:sz w:val="20"/>
+          <w:szCs w:val="20"/>
+          <w:lang w:val="ru-RU"/>
+        </w:rPr>
+        <w:t>3</w:t>
+      </w:r>
+      <w:r>
+        <w:rPr>
+          <w:rFonts w:ascii="Times New Roman" w:hAnsi="Times New Roman"/>
+          <w:sz w:val="20"/>
+          <w:szCs w:val="20"/>
+        </w:rPr>
+        <w:t>.</w:t>
+      </w:r>
+      <w:r>
+        <w:rPr>
+          <w:rFonts w:ascii="Times New Roman" w:hAnsi="Times New Roman"/>
+          <w:bCs/>
           <w:sz w:val="20"/>
           <w:szCs w:val="20"/>
         </w:rPr>
         <w:tab/>
-      </w:r>
-      <w:r>
-        <w:rPr>
-          <w:rFonts w:ascii="Times New Roman" w:hAnsi="Times New Roman"/>
-          <w:sz w:val="20"/>
-          <w:szCs w:val="20"/>
-        </w:rPr>
-        <w:t>«</w:t>
-      </w:r>
-      <w:r>
-        <w:rPr>
-          <w:rFonts w:ascii="Times New Roman" w:hAnsi="Times New Roman"/>
-          <w:b/>
-          <w:sz w:val="20"/>
-          <w:szCs w:val="20"/>
-        </w:rPr>
-        <w:t>Требования промышленной безопасности к подъемным сооружениям (Б.9.3.</w:t>
-      </w:r>
-      <w:r>
-        <w:rPr>
-          <w:rFonts w:ascii="Times New Roman" w:hAnsi="Times New Roman"/>
-          <w:color w:val="000000"/>
-          <w:sz w:val="20"/>
-          <w:szCs w:val="20"/>
-        </w:rPr>
-        <w:t xml:space="preserve"> повышение квалификации</w:t>
-      </w:r>
-      <w:r>
-        <w:rPr>
-          <w:rFonts w:ascii="Times New Roman" w:hAnsi="Times New Roman"/>
-          <w:color w:val="000000"/>
-          <w:sz w:val="20"/>
-          <w:szCs w:val="20"/>
-        </w:rPr>
-        <w:t xml:space="preserve"> рук</w:t>
-      </w:r>
-      <w:r>
-        <w:rPr>
-          <w:rFonts w:ascii="Times New Roman" w:hAnsi="Times New Roman"/>
-          <w:color w:val="000000"/>
-          <w:sz w:val="20"/>
-          <w:szCs w:val="20"/>
-        </w:rPr>
-        <w:t>оводителей и специалистов, эксплуатирующих опасные производственные объекты, на которых используются подъемные сооружения, предназначенные для подъема и перемещения грузов</w:t>
-      </w:r>
-      <w:r>
-        <w:rPr>
-          <w:rFonts w:ascii="Times New Roman" w:hAnsi="Times New Roman"/>
-          <w:b/>
-          <w:sz w:val="20"/>
-          <w:szCs w:val="20"/>
-        </w:rPr>
-        <w:t>)</w:t>
-      </w:r>
-      <w:r>
-        <w:rPr>
-          <w:rFonts w:ascii="Times New Roman" w:hAnsi="Times New Roman"/>
-          <w:sz w:val="20"/>
-          <w:szCs w:val="20"/>
-        </w:rPr>
-        <w:t xml:space="preserve">» </w:t>
-      </w:r>
-      <w:r>
-        <w:rPr>
-          <w:rFonts w:ascii="Times New Roman" w:hAnsi="Times New Roman"/>
-          <w:sz w:val="20"/>
-          <w:szCs w:val="20"/>
-        </w:rPr>
-        <w:t>в соответствии с учебным планом</w:t>
-      </w:r>
-      <w:r>
-        <w:rPr>
-          <w:rFonts w:ascii="Times New Roman" w:hAnsi="Times New Roman"/>
-          <w:sz w:val="20"/>
-          <w:szCs w:val="20"/>
+        <w:t xml:space="preserve">Форма обучения: </w:t>
+      </w:r>
+      <w:r>
+        <w:rPr>
+          <w:rFonts w:ascii="Times New Roman" w:hAnsi="Times New Roman"/>
+          <w:bCs/>
+          <w:sz w:val="20"/>
+          <w:szCs w:val="20"/>
+          <w:lang w:val="ru-RU"/>
+        </w:rPr>
+        <w:t>__________________________________________________________(</w:t>
+      </w:r>
+      <w:r>
+        <w:rPr>
+          <w:rFonts w:ascii="Times New Roman" w:hAnsi="Times New Roman"/>
+          <w:bCs/>
+          <w:i/>
+          <w:sz w:val="20"/>
+          <w:szCs w:val="20"/>
+          <w:lang w:val="ru-RU"/>
+        </w:rPr>
+        <w:t>очная,</w:t>
+      </w:r>
+      <w:r>
+        <w:rPr>
+          <w:rFonts w:ascii="Times New Roman" w:hAnsi="Times New Roman"/>
+          <w:bCs/>
+          <w:i/>
+          <w:sz w:val="20"/>
+          <w:szCs w:val="20"/>
+          <w:lang w:val="ru-RU"/>
+        </w:rPr>
+        <w:t xml:space="preserve">дистанционная, </w:t>
+      </w:r>
+      <w:r>
+        <w:rPr>
+          <w:rFonts w:ascii="Times New Roman" w:hAnsi="Times New Roman"/>
+          <w:bCs/>
+          <w:i/>
+          <w:sz w:val="20"/>
+          <w:szCs w:val="20"/>
+          <w:lang w:val="ru-RU"/>
         </w:rPr>
         <w:t xml:space="preserve"> </w:t>
       </w:r>
       <w:r>
         <w:rPr>
           <w:rFonts w:ascii="Times New Roman" w:hAnsi="Times New Roman"/>
-          <w:sz w:val="20"/>
-          <w:szCs w:val="20"/>
-        </w:rPr>
-        <w:t xml:space="preserve">и образовательной программой в объеме </w:t>
-      </w:r>
-      <w:r>
-        <w:rPr>
-          <w:rFonts w:ascii="Times New Roman" w:hAnsi="Times New Roman"/>
-          <w:sz w:val="20"/>
-          <w:szCs w:val="20"/>
-        </w:rPr>
-        <w:t>16</w:t>
-      </w:r>
-      <w:r>
-        <w:rPr>
-          <w:rFonts w:ascii="Times New Roman" w:hAnsi="Times New Roman"/>
-          <w:sz w:val="20"/>
-          <w:szCs w:val="20"/>
-        </w:rPr>
-        <w:t xml:space="preserve"> часов для </w:t>
-      </w:r>
-      <w:r>
-        <w:rPr>
-          <w:rFonts w:ascii="Times New Roman" w:hAnsi="Times New Roman"/>
-          <w:sz w:val="20"/>
-          <w:szCs w:val="20"/>
-        </w:rPr>
-        <w:t>1</w:t>
-      </w:r>
-      <w:r>
-        <w:rPr>
-          <w:rFonts w:ascii="Times New Roman" w:hAnsi="Times New Roman"/>
-          <w:sz w:val="20"/>
-          <w:szCs w:val="20"/>
-        </w:rPr>
-        <w:t xml:space="preserve"> (</w:t>
-      </w:r>
-      <w:r>
-        <w:rPr>
-          <w:rFonts w:ascii="Times New Roman" w:hAnsi="Times New Roman"/>
-          <w:sz w:val="20"/>
-          <w:szCs w:val="20"/>
-        </w:rPr>
-        <w:t>одного</w:t>
-      </w:r>
-      <w:r>
-        <w:rPr>
-          <w:rFonts w:ascii="Times New Roman" w:hAnsi="Times New Roman"/>
-          <w:sz w:val="20"/>
-          <w:szCs w:val="20"/>
-        </w:rPr>
-        <w:t>) сотрудник</w:t>
-      </w:r>
-      <w:r>
-        <w:rPr>
-          <w:rFonts w:ascii="Times New Roman" w:hAnsi="Times New Roman"/>
-          <w:sz w:val="20"/>
-          <w:szCs w:val="20"/>
-        </w:rPr>
-        <w:t>а</w:t>
-      </w:r>
-      <w:r>
-        <w:rPr>
-          <w:rFonts w:ascii="Times New Roman" w:hAnsi="Times New Roman"/>
+          <w:bCs/>
+          <w:i/>
+          <w:sz w:val="20"/>
+          <w:szCs w:val="20"/>
+          <w:lang w:val="ru-RU"/>
+        </w:rPr>
+        <w:t xml:space="preserve"> очно-дистанционная</w:t>
+      </w:r>
+      <w:r>
+        <w:rPr>
+          <w:rFonts w:ascii="Times New Roman" w:hAnsi="Times New Roman"/>
+          <w:bCs/>
+          <w:i/>
           <w:sz w:val="20"/>
           <w:szCs w:val="20"/>
         </w:rPr>
@@ -798,487 +900,20 @@
       <w:r>
         <w:rPr>
           <w:rFonts w:ascii="Times New Roman" w:hAnsi="Times New Roman"/>
-          <w:bCs/>
-          <w:sz w:val="20"/>
-          <w:szCs w:val="20"/>
-          <w:lang w:eastAsia="ru-RU"/>
-        </w:rPr>
-        <w:t>Заказчика</w:t>
-      </w:r>
-      <w:r>
-        <w:rPr>
-          <w:rFonts w:ascii="Times New Roman" w:hAnsi="Times New Roman"/>
-          <w:sz w:val="20"/>
-          <w:szCs w:val="20"/>
-        </w:rPr>
-        <w:t xml:space="preserve"> согласно Приложения 1.</w:t>
-      </w:r>
-      <w:r>
-        <w:rPr>
-          <w:rFonts w:ascii="Times New Roman" w:hAnsi="Times New Roman"/>
-          <w:sz w:val="20"/>
-          <w:szCs w:val="20"/>
-        </w:rPr>
-        <w:t xml:space="preserve"> </w:t>
-      </w:r>
-    </w:p>
-    <w:p>
-      <w:pPr>
-        <w:spacing w:after="0" w:line="240" w:lineRule="auto"/>
-        <w:ind w:left="567"/>
-        <w:jc w:val="both"/>
-        <w:rPr>
-          <w:rFonts w:ascii="Times New Roman" w:hAnsi="Times New Roman"/>
-          <w:sz w:val="20"/>
-          <w:szCs w:val="20"/>
-        </w:rPr>
-      </w:pPr>
-      <w:r>
-        <w:rPr>
-          <w:rFonts w:ascii="Times New Roman" w:hAnsi="Times New Roman"/>
-          <w:sz w:val="20"/>
-          <w:szCs w:val="20"/>
-        </w:rPr>
-        <w:t xml:space="preserve">Начало обучения: </w:t>
-      </w:r>
-      <w:r>
-        <w:rPr>
-          <w:rFonts w:ascii="Times New Roman" w:hAnsi="Times New Roman"/>
-          <w:sz w:val="20"/>
-          <w:szCs w:val="20"/>
-        </w:rPr>
-        <w:t>___________</w:t>
-      </w:r>
-      <w:r>
-        <w:rPr>
-          <w:rFonts w:ascii="Times New Roman" w:hAnsi="Times New Roman"/>
-          <w:sz w:val="20"/>
-          <w:szCs w:val="20"/>
-        </w:rPr>
-        <w:t xml:space="preserve">г. Окончание обучения: </w:t>
-      </w:r>
-      <w:r>
-        <w:rPr>
-          <w:rFonts w:ascii="Times New Roman" w:hAnsi="Times New Roman"/>
-          <w:sz w:val="20"/>
-          <w:szCs w:val="20"/>
-        </w:rPr>
-        <w:t>_____________</w:t>
-      </w:r>
-      <w:r>
-        <w:rPr>
-          <w:rFonts w:ascii="Times New Roman" w:hAnsi="Times New Roman"/>
-          <w:sz w:val="20"/>
-          <w:szCs w:val="20"/>
-        </w:rPr>
-        <w:t>г;</w:t>
-      </w:r>
-    </w:p>
-    <w:p>
-      <w:pPr>
-        <w:spacing w:after="0" w:line="240" w:lineRule="auto"/>
-        <w:ind w:left="567" w:hanging="567"/>
-        <w:jc w:val="both"/>
-        <w:rPr>
-          <w:rFonts w:ascii="Times New Roman" w:hAnsi="Times New Roman"/>
-          <w:sz w:val="20"/>
-          <w:szCs w:val="20"/>
-        </w:rPr>
-      </w:pPr>
-      <w:r>
-        <w:rPr>
-          <w:rFonts w:ascii="Times New Roman" w:hAnsi="Times New Roman"/>
-          <w:b/>
-          <w:sz w:val="20"/>
-          <w:szCs w:val="20"/>
-        </w:rPr>
-        <w:t>1.1.2.</w:t>
-      </w:r>
-      <w:r>
-        <w:rPr>
-          <w:rFonts w:ascii="Times New Roman" w:hAnsi="Times New Roman"/>
-          <w:b/>
-          <w:sz w:val="20"/>
-          <w:szCs w:val="20"/>
-        </w:rPr>
-        <w:tab/>
-      </w:r>
-      <w:r>
-        <w:rPr>
-          <w:rFonts w:ascii="Times New Roman" w:hAnsi="Times New Roman"/>
-          <w:sz w:val="20"/>
-          <w:szCs w:val="20"/>
-        </w:rPr>
-        <w:t>«</w:t>
-      </w:r>
-      <w:r>
-        <w:rPr>
-          <w:rFonts w:ascii="Times New Roman" w:hAnsi="Times New Roman"/>
-          <w:b/>
-          <w:sz w:val="20"/>
-          <w:szCs w:val="20"/>
-        </w:rPr>
-        <w:t>Требования промышленной безопасности к подъемным сооружениям (</w:t>
-      </w:r>
-      <w:r>
-        <w:rPr>
-          <w:rFonts w:ascii="Times New Roman" w:hAnsi="Times New Roman"/>
-          <w:b/>
-          <w:sz w:val="20"/>
-          <w:szCs w:val="20"/>
-        </w:rPr>
-        <w:t>Б.9.3.</w:t>
-      </w:r>
-      <w:r>
-        <w:rPr>
-          <w:rFonts w:ascii="Times New Roman" w:hAnsi="Times New Roman"/>
-          <w:color w:val="000000"/>
-          <w:sz w:val="20"/>
-          <w:szCs w:val="20"/>
-        </w:rPr>
-        <w:t xml:space="preserve"> повышение </w:t>
-      </w:r>
-      <w:r>
-        <w:rPr>
-          <w:rFonts w:ascii="Times New Roman" w:hAnsi="Times New Roman"/>
-          <w:color w:val="000000"/>
-          <w:sz w:val="20"/>
-          <w:szCs w:val="20"/>
-        </w:rPr>
-        <w:t>к</w:t>
-      </w:r>
-      <w:r>
-        <w:rPr>
-          <w:rFonts w:ascii="Times New Roman" w:hAnsi="Times New Roman"/>
-          <w:color w:val="000000"/>
-          <w:sz w:val="20"/>
-          <w:szCs w:val="20"/>
-        </w:rPr>
-        <w:t>валификации руководителей и специалистов, эксплуатирующих опасные производственные объекты, на которых используются подъемные сооружения, предназначенные для подъема и перемещения грузов</w:t>
-      </w:r>
-      <w:r>
-        <w:rPr>
-          <w:rFonts w:ascii="Times New Roman" w:hAnsi="Times New Roman"/>
-          <w:color w:val="000000"/>
-          <w:sz w:val="20"/>
-          <w:szCs w:val="20"/>
-        </w:rPr>
-        <w:t xml:space="preserve">; </w:t>
-      </w:r>
-      <w:r>
-        <w:rPr>
-          <w:rFonts w:ascii="Times New Roman" w:hAnsi="Times New Roman"/>
-          <w:b/>
-          <w:sz w:val="20"/>
-          <w:szCs w:val="20"/>
-        </w:rPr>
-        <w:t>Б.9.</w:t>
-      </w:r>
-      <w:r>
-        <w:rPr>
-          <w:rFonts w:ascii="Times New Roman" w:hAnsi="Times New Roman"/>
-          <w:b/>
-          <w:sz w:val="20"/>
-          <w:szCs w:val="20"/>
-        </w:rPr>
-        <w:t>5</w:t>
-      </w:r>
-      <w:r>
-        <w:rPr>
-          <w:rFonts w:ascii="Times New Roman" w:hAnsi="Times New Roman"/>
-          <w:b/>
-          <w:sz w:val="20"/>
-          <w:szCs w:val="20"/>
-        </w:rPr>
-        <w:t>.</w:t>
-      </w:r>
-      <w:r>
-        <w:rPr>
-          <w:rFonts w:ascii="Times New Roman" w:hAnsi="Times New Roman"/>
-          <w:color w:val="000000"/>
-          <w:sz w:val="20"/>
-          <w:szCs w:val="20"/>
-        </w:rPr>
-        <w:t xml:space="preserve"> повышение квалификации руководителей и специалистов, осуществляющих монтаж, наладку, обслуживание, ремонт, реконструкцию или модернизацию подъемных сооружений, применяемых на опасных производственных объектах</w:t>
-      </w:r>
-      <w:r>
-        <w:rPr>
-          <w:rFonts w:ascii="Times New Roman" w:hAnsi="Times New Roman"/>
-          <w:b/>
-          <w:sz w:val="20"/>
-          <w:szCs w:val="20"/>
-        </w:rPr>
-        <w:t>)</w:t>
-      </w:r>
-      <w:r>
-        <w:rPr>
-          <w:rFonts w:ascii="Times New Roman" w:hAnsi="Times New Roman"/>
-          <w:sz w:val="20"/>
-          <w:szCs w:val="20"/>
-        </w:rPr>
-        <w:t xml:space="preserve">» </w:t>
-      </w:r>
-      <w:r>
-        <w:rPr>
-          <w:rFonts w:ascii="Times New Roman" w:hAnsi="Times New Roman"/>
-          <w:sz w:val="20"/>
-          <w:szCs w:val="20"/>
-        </w:rPr>
-        <w:t xml:space="preserve">в соответствии с учебным планом и образовательной программой в объеме </w:t>
-      </w:r>
-      <w:r>
-        <w:rPr>
-          <w:rFonts w:ascii="Times New Roman" w:hAnsi="Times New Roman"/>
-          <w:sz w:val="20"/>
-          <w:szCs w:val="20"/>
-        </w:rPr>
-        <w:t>32</w:t>
-      </w:r>
-      <w:r>
-        <w:rPr>
-          <w:rFonts w:ascii="Times New Roman" w:hAnsi="Times New Roman"/>
-          <w:sz w:val="20"/>
-          <w:szCs w:val="20"/>
-        </w:rPr>
-        <w:t xml:space="preserve"> час</w:t>
-      </w:r>
-      <w:r>
-        <w:rPr>
-          <w:rFonts w:ascii="Times New Roman" w:hAnsi="Times New Roman"/>
-          <w:sz w:val="20"/>
-          <w:szCs w:val="20"/>
-        </w:rPr>
-        <w:t>а</w:t>
-      </w:r>
-      <w:r>
-        <w:rPr>
-          <w:rFonts w:ascii="Times New Roman" w:hAnsi="Times New Roman"/>
-          <w:sz w:val="20"/>
-          <w:szCs w:val="20"/>
-        </w:rPr>
-        <w:t xml:space="preserve"> для 1 (одного) сотрудников </w:t>
-      </w:r>
-      <w:r>
-        <w:rPr>
-          <w:rFonts w:ascii="Times New Roman" w:hAnsi="Times New Roman"/>
-          <w:bCs/>
-          <w:sz w:val="20"/>
-          <w:szCs w:val="20"/>
-          <w:lang w:eastAsia="ru-RU"/>
-        </w:rPr>
-        <w:t>Заказчика</w:t>
-      </w:r>
-      <w:r>
-        <w:rPr>
-          <w:rFonts w:ascii="Times New Roman" w:hAnsi="Times New Roman"/>
-          <w:sz w:val="20"/>
-          <w:szCs w:val="20"/>
-        </w:rPr>
-        <w:t xml:space="preserve"> согласно Приложения 1. </w:t>
-      </w:r>
-    </w:p>
-    <w:p>
-      <w:pPr>
-        <w:spacing w:after="0" w:line="240" w:lineRule="auto"/>
-        <w:ind w:left="567" w:hanging="567"/>
-        <w:jc w:val="both"/>
-        <w:rPr>
-          <w:rFonts w:ascii="Times New Roman" w:hAnsi="Times New Roman"/>
-          <w:sz w:val="20"/>
-          <w:szCs w:val="20"/>
-        </w:rPr>
-      </w:pPr>
-      <w:r>
-        <w:rPr>
-          <w:rFonts w:ascii="Times New Roman" w:hAnsi="Times New Roman"/>
-          <w:b/>
-          <w:sz w:val="20"/>
-          <w:szCs w:val="20"/>
-        </w:rPr>
-        <w:t xml:space="preserve">           </w:t>
-      </w:r>
-      <w:r>
-        <w:rPr>
-          <w:rFonts w:ascii="Times New Roman" w:hAnsi="Times New Roman"/>
-          <w:sz w:val="20"/>
-          <w:szCs w:val="20"/>
-        </w:rPr>
-        <w:t xml:space="preserve">Начало обучения: </w:t>
-      </w:r>
-      <w:r>
-        <w:rPr>
-          <w:rFonts w:ascii="Times New Roman" w:hAnsi="Times New Roman"/>
-          <w:sz w:val="20"/>
-          <w:szCs w:val="20"/>
-        </w:rPr>
-        <w:t>______________</w:t>
-      </w:r>
-      <w:r>
-        <w:rPr>
-          <w:rFonts w:ascii="Times New Roman" w:hAnsi="Times New Roman"/>
-          <w:sz w:val="20"/>
-          <w:szCs w:val="20"/>
-        </w:rPr>
-        <w:t xml:space="preserve">г. Окончание обучения: </w:t>
-      </w:r>
-      <w:r>
-        <w:rPr>
-          <w:rFonts w:ascii="Times New Roman" w:hAnsi="Times New Roman"/>
-          <w:sz w:val="20"/>
-          <w:szCs w:val="20"/>
-        </w:rPr>
-        <w:t>________________</w:t>
-      </w:r>
-      <w:r>
-        <w:rPr>
-          <w:rFonts w:ascii="Times New Roman" w:hAnsi="Times New Roman"/>
-          <w:sz w:val="20"/>
-          <w:szCs w:val="20"/>
-        </w:rPr>
-        <w:t>г;</w:t>
-      </w:r>
-    </w:p>
-    <w:p>
-      <w:pPr>
-        <w:pStyle w:val="ab"/>
-        <w:tabs>
-          <w:tab w:val="left" w:pos="709"/>
-        </w:tabs>
-        <w:ind w:left="567" w:hanging="567"/>
-        <w:rPr>
-          <w:bCs/>
-          <w:sz w:val="20"/>
-        </w:rPr>
-      </w:pPr>
-      <w:r>
-        <w:rPr>
-          <w:bCs/>
-          <w:sz w:val="20"/>
-          <w:szCs w:val="20"/>
-        </w:rPr>
-        <w:t>1.2</w:t>
-      </w:r>
-      <w:r>
-        <w:rPr>
-          <w:bCs/>
-          <w:sz w:val="20"/>
+          <w:i/>
+          <w:sz w:val="20"/>
+          <w:szCs w:val="20"/>
+        </w:rPr>
+        <w:t>с применением электронного обучения и дистанционных технологий</w:t>
+      </w:r>
+      <w:r>
+        <w:rPr>
+          <w:rFonts w:ascii="Times New Roman" w:hAnsi="Times New Roman"/>
+          <w:sz w:val="20"/>
+          <w:szCs w:val="20"/>
           <w:lang w:val="ru-RU"/>
         </w:rPr>
-        <w:t>.</w:t>
-      </w:r>
-      <w:r>
-        <w:rPr>
-          <w:bCs/>
-          <w:sz w:val="20"/>
-          <w:lang w:val="ru-RU"/>
-        </w:rPr>
-        <w:tab/>
-      </w:r>
-      <w:r>
-        <w:rPr>
-          <w:bCs/>
-          <w:sz w:val="20"/>
-        </w:rPr>
-        <w:t>Место оказания услуг: г. Томск, ул. Энергетическая, 2.</w:t>
-      </w:r>
-    </w:p>
-    <w:p>
-      <w:pPr>
-        <w:pStyle w:val="31"/>
-        <w:tabs>
-          <w:tab w:val="left" w:pos="567"/>
-        </w:tabs>
-        <w:spacing w:after="0" w:line="240" w:lineRule="auto"/>
-        <w:ind w:left="567" w:hanging="567"/>
-        <w:jc w:val="both"/>
-        <w:rPr>
-          <w:rFonts w:ascii="Times New Roman" w:hAnsi="Times New Roman"/>
-          <w:sz w:val="20"/>
-          <w:szCs w:val="20"/>
-          <w:lang w:val="ru-RU"/>
-        </w:rPr>
-      </w:pPr>
-      <w:r>
-        <w:rPr>
-          <w:rFonts w:ascii="Times New Roman" w:hAnsi="Times New Roman"/>
-          <w:bCs/>
-          <w:sz w:val="20"/>
-          <w:szCs w:val="20"/>
-        </w:rPr>
-        <w:t>1.</w:t>
-      </w:r>
-      <w:r>
-        <w:rPr>
-          <w:rFonts w:ascii="Times New Roman" w:hAnsi="Times New Roman"/>
-          <w:bCs/>
-          <w:sz w:val="20"/>
-          <w:szCs w:val="20"/>
-          <w:lang w:val="ru-RU"/>
-        </w:rPr>
-        <w:t>3</w:t>
-      </w:r>
-      <w:r>
-        <w:rPr>
-          <w:rFonts w:ascii="Times New Roman" w:hAnsi="Times New Roman"/>
-          <w:bCs/>
-          <w:sz w:val="20"/>
-          <w:szCs w:val="20"/>
-        </w:rPr>
-        <w:t>.</w:t>
-      </w:r>
-      <w:r>
-        <w:rPr>
-          <w:rFonts w:ascii="Times New Roman" w:hAnsi="Times New Roman"/>
-          <w:bCs/>
-          <w:sz w:val="20"/>
-          <w:szCs w:val="20"/>
-        </w:rPr>
-        <w:tab/>
-      </w:r>
-      <w:r>
-        <w:rPr>
-          <w:rFonts w:ascii="Times New Roman" w:hAnsi="Times New Roman"/>
-          <w:bCs/>
-          <w:sz w:val="20"/>
-          <w:szCs w:val="20"/>
-        </w:rPr>
-        <w:t xml:space="preserve">Форма обучения: </w:t>
-      </w:r>
-      <w:r>
-        <w:rPr>
-          <w:rFonts w:ascii="Times New Roman" w:hAnsi="Times New Roman"/>
-          <w:bCs/>
-          <w:sz w:val="20"/>
-          <w:szCs w:val="20"/>
-          <w:lang w:val="ru-RU"/>
-        </w:rPr>
-        <w:t>дистанционная</w:t>
-      </w:r>
-      <w:r>
-        <w:rPr>
-          <w:rFonts w:ascii="Times New Roman" w:hAnsi="Times New Roman"/>
-          <w:bCs/>
-          <w:sz w:val="20"/>
-          <w:szCs w:val="20"/>
-        </w:rPr>
-        <w:t xml:space="preserve"> </w:t>
-      </w:r>
-      <w:r>
-        <w:rPr>
-          <w:rFonts w:ascii="Times New Roman" w:hAnsi="Times New Roman"/>
-          <w:sz w:val="20"/>
-          <w:szCs w:val="20"/>
-        </w:rPr>
-        <w:t>с применением электронного обучения и дистанционных технологий</w:t>
-      </w:r>
-      <w:r>
-        <w:rPr>
-          <w:rFonts w:ascii="Times New Roman" w:hAnsi="Times New Roman"/>
-          <w:bCs/>
-          <w:sz w:val="22"/>
-          <w:szCs w:val="22"/>
-        </w:rPr>
-        <w:t>.</w:t>
+        <w:t>).</w:t>
       </w:r>
     </w:p>
     <w:p>
@@ -1323,7 +958,7 @@
           <w:szCs w:val="20"/>
         </w:rPr>
         <w:tab/>
-        <w:t>После освоения Обучающимся образовательной программы и успешного прохождения итоговой аттестации</w:t>
+        <w:t xml:space="preserve">После </w:t>
       </w:r>
       <w:r>
         <w:rPr>
@@ -1331,7 +966,105 @@
           <w:sz w:val="20"/>
           <w:szCs w:val="20"/>
         </w:rPr>
-        <w:t xml:space="preserve"> ему выдаются удостоверения установленного образца.</w:t>
+        <w:t xml:space="preserve">освоения образовательной программы и успешного прохождения итоговой аттестации </w:t>
+      </w:r>
+      <w:r>
+        <w:rPr>
+          <w:bCs/>
+          <w:sz w:val="20"/>
+          <w:szCs w:val="20"/>
+        </w:rPr>
+        <w:t>Обучающемуся</w:t>
+      </w:r>
+      <w:r>
+        <w:rPr>
+          <w:bCs/>
+          <w:sz w:val="20"/>
+          <w:szCs w:val="20"/>
+        </w:rPr>
+        <w:t xml:space="preserve"> </w:t>
+      </w:r>
+      <w:r>
+        <w:rPr>
+          <w:bCs/>
+          <w:sz w:val="20"/>
+          <w:szCs w:val="20"/>
+        </w:rPr>
+        <w:t>выда</w:t>
+      </w:r>
+      <w:r>
+        <w:rPr>
+          <w:bCs/>
+          <w:sz w:val="20"/>
+          <w:szCs w:val="20"/>
+        </w:rPr>
+        <w:t>е</w:t>
+      </w:r>
+      <w:r>
+        <w:rPr>
+          <w:bCs/>
+          <w:sz w:val="20"/>
+          <w:szCs w:val="20"/>
+        </w:rPr>
+        <w:t>т</w:t>
+      </w:r>
+      <w:r>
+        <w:rPr>
+          <w:bCs/>
+          <w:sz w:val="20"/>
+          <w:szCs w:val="20"/>
+        </w:rPr>
+        <w:t xml:space="preserve">ся </w:t>
+      </w:r>
+      <w:r>
+        <w:rPr>
+          <w:bCs/>
+          <w:sz w:val="20"/>
+          <w:szCs w:val="20"/>
+        </w:rPr>
+        <w:t>удостоверени</w:t>
+      </w:r>
+      <w:r>
+        <w:rPr>
+          <w:bCs/>
+          <w:sz w:val="20"/>
+          <w:szCs w:val="20"/>
+          <w:lang w:val="ru-RU"/>
+        </w:rPr>
+        <w:t>е (</w:t>
+      </w:r>
+      <w:r>
+        <w:rPr>
+          <w:bCs/>
+          <w:sz w:val="20"/>
+          <w:szCs w:val="20"/>
+          <w:lang w:val="ru-RU"/>
+        </w:rPr>
+        <w:t>протокол)</w:t>
+      </w:r>
+      <w:r>
+        <w:rPr>
+          <w:bCs/>
+          <w:sz w:val="20"/>
+          <w:szCs w:val="20"/>
+        </w:rPr>
+        <w:t xml:space="preserve"> </w:t>
+      </w:r>
+      <w:r>
+        <w:rPr>
+          <w:bCs/>
+          <w:sz w:val="20"/>
+          <w:szCs w:val="20"/>
+        </w:rPr>
+        <w:t>установленного образца</w:t>
+      </w:r>
+      <w:r>
+        <w:rPr>
+          <w:bCs/>
+          <w:sz w:val="20"/>
+          <w:szCs w:val="20"/>
+        </w:rPr>
+        <w:t>.</w:t>
       </w:r>
     </w:p>
     <w:p>
@@ -1415,7 +1148,53 @@
           <w:szCs w:val="20"/>
         </w:rPr>
         <w:tab/>
-        <w:t>В соответствии с Федеральным законом от 27.07.2006 г. № 152 «О персональных данных» Стороны дают согласие на автоматизированную, а также без использования средств автоматизации, обработку персональных данных, содержащихся в настоящем договоре, а именно совершение действий, с целью оказания платных образовательных услуг, оформления документов об окончании обучения, переобучения, переаттестации и т.д., на срок действия настоящего договора.</w:t>
+        <w:t>В соответствии с Федеральным законом от 27.07.2006 г. № 152 «О персональных данных» Стороны дают согласие на автоматизированную, а также без использования средств автоматизации, обработку персональных данных, содержащихся в настоящем договоре, а именно совершение действий, с целью оказания платных образовательных услуг, оформления документов об окончании обучения, перео</w:t>
+      </w:r>
+      <w:r>
+        <w:rPr>
+          <w:sz w:val="20"/>
+          <w:szCs w:val="20"/>
+        </w:rPr>
+        <w:t>бучения, переаттестации и т.д.</w:t>
+      </w:r>
+      <w:r>
+        <w:rPr>
+          <w:sz w:val="20"/>
+          <w:szCs w:val="20"/>
+          <w:lang w:val="ru-RU"/>
+        </w:rPr>
+        <w:t xml:space="preserve"> </w:t>
+      </w:r>
+      <w:r>
+        <w:rPr>
+          <w:sz w:val="20"/>
+          <w:szCs w:val="20"/>
+        </w:rPr>
+        <w:t>Срок обработки и хранения персональных данных осуществляется согласно Политики АНО ДПО «Энергетик» в отношении обработки персональных данных</w:t>
+      </w:r>
+      <w:r>
+        <w:rPr>
+          <w:sz w:val="20"/>
+          <w:szCs w:val="20"/>
+          <w:lang w:val="ru-RU"/>
+        </w:rPr>
+        <w:t xml:space="preserve"> </w:t>
+      </w:r>
+      <w:r>
+        <w:rPr>
+          <w:sz w:val="20"/>
+          <w:szCs w:val="20"/>
+          <w:lang w:val="ru-RU"/>
+        </w:rPr>
+        <w:t>(</w:t>
+      </w:r>
+      <w:r>
+        <w:rPr>
+          <w:sz w:val="20"/>
+          <w:szCs w:val="20"/>
+          <w:lang w:val="ru-RU"/>
+        </w:rPr>
+        <w:t>Приложение 2).</w:t>
       </w:r>
     </w:p>
     <w:p>
@@ -1428,16 +1207,44 @@
         <w:rPr>
           <w:sz w:val="20"/>
           <w:szCs w:val="20"/>
+        </w:rPr>
+      </w:pPr>
+      <w:r>
+        <w:rPr>
+          <w:sz w:val="20"/>
+          <w:szCs w:val="20"/>
+        </w:rPr>
+        <w:t>1.</w:t>
+      </w:r>
+      <w:r>
+        <w:rPr>
+          <w:sz w:val="20"/>
+          <w:szCs w:val="20"/>
           <w:lang w:val="ru-RU"/>
         </w:rPr>
-      </w:pPr>
+        <w:t>7</w:t>
+      </w:r>
+      <w:r>
+        <w:rPr>
+          <w:sz w:val="20"/>
+          <w:szCs w:val="20"/>
+        </w:rPr>
+        <w:t>.</w:t>
+      </w:r>
       <w:r>
         <w:rPr>
           <w:sz w:val="20"/>
           <w:szCs w:val="20"/>
           <w:lang w:val="ru-RU"/>
         </w:rPr>
-        <w:t>1.7.</w:t>
+        <w:tab/>
+      </w:r>
+      <w:r>
+        <w:rPr>
+          <w:sz w:val="20"/>
+          <w:szCs w:val="20"/>
+        </w:rPr>
+        <w:t>В случае изменения сроков оказания Услуг, Исполнитель обязан письменно уведомить об этом Заказчика не позднее, чем за 14 (четырнадцать) рабочих дней до даты начала оказания Услуги, указанной в п. 1.</w:t>
       </w:r>
       <w:r>
         <w:rPr>
@@ -1445,14 +1252,14 @@
           <w:szCs w:val="20"/>
           <w:lang w:val="ru-RU"/>
         </w:rPr>
-        <w:tab/>
-      </w:r>
-      <w:r>
-        <w:rPr>
-          <w:sz w:val="20"/>
-          <w:szCs w:val="20"/>
-        </w:rPr>
-        <w:t>В случае изменения сроков оказания Услуг, Исполнитель обязан письменно уведомить об этом Заказчика не позднее, чем за 14 (четырнадцать) рабочих дней до даты начала оказания Услуги, указанной в п. 1.2. настоящего Договора. По письменному согласованию Сторон сроки оказания Услуг могут быть перенесены на другие даты</w:t>
+        <w:t>1</w:t>
+      </w:r>
+      <w:r>
+        <w:rPr>
+          <w:sz w:val="20"/>
+          <w:szCs w:val="20"/>
+        </w:rPr>
+        <w:t>. настоящего Договора. По письменному согласованию Сторон сроки оказания Услуг могут быть перенесены на другие даты.</w:t>
       </w:r>
     </w:p>
     <w:p>
@@ -1461,11 +1268,10 @@
         <w:tabs>
           <w:tab w:val="left" w:pos="851"/>
         </w:tabs>
-        <w:ind w:left="567" w:hanging="567"/>
-        <w:rPr>
-          <w:sz w:val="20"/>
-          <w:szCs w:val="20"/>
-          <w:lang w:val="ru-RU"/>
+        <w:ind w:left="426" w:hanging="426"/>
+        <w:rPr>
+          <w:sz w:val="20"/>
+          <w:szCs w:val="20"/>
         </w:rPr>
       </w:pPr>
     </w:p>
@@ -1493,7 +1299,7 @@
           <w:sz w:val="20"/>
           <w:szCs w:val="20"/>
         </w:rPr>
-        <w:t>Права и обязанности сторон.</w:t>
+        <w:t>Права и обязанности сторон</w:t>
       </w:r>
     </w:p>
     <w:p>
@@ -1663,7 +1469,39 @@
           <w:sz w:val="20"/>
           <w:szCs w:val="20"/>
         </w:rPr>
-        <w:t>Привлекать третьих лиц для выполнения обязательств по настоящему договору, без получения на то согласия ЗАКАЗЧИКА, обладающих необходимыми интеллектуальными и материальными ресурсами, знаниями и опытом, и имеющими в соответствии с законодательством подтверждающие их статус и полномочия документы (сертификаты, разрешения, лицензии и т.п.). При этом ИСПОЛНИТЕЛЬ несет ответственность за действия (бездействие) привлекаемых третьих лиц, как за свои собственные действия.</w:t>
+        <w:t>Привлекать третьих лиц для выполнения обязательств по настоящему договору, без получения на то согласия З</w:t>
+      </w:r>
+      <w:r>
+        <w:rPr>
+          <w:rFonts w:ascii="Times New Roman" w:hAnsi="Times New Roman"/>
+          <w:sz w:val="20"/>
+          <w:szCs w:val="20"/>
+        </w:rPr>
+        <w:t>аказчика</w:t>
+      </w:r>
+      <w:r>
+        <w:rPr>
+          <w:rFonts w:ascii="Times New Roman" w:hAnsi="Times New Roman"/>
+          <w:sz w:val="20"/>
+          <w:szCs w:val="20"/>
+        </w:rPr>
+        <w:t>, обладающих необходимыми интеллектуальными и материальными ресурсами, знаниями и опытом, и имеющими в соответствии с законодательством подтверждающие их статус и полномочия документы (сертификаты, разрешения, лицензии и т.п.). При этом И</w:t>
+      </w:r>
+      <w:r>
+        <w:rPr>
+          <w:rFonts w:ascii="Times New Roman" w:hAnsi="Times New Roman"/>
+          <w:sz w:val="20"/>
+          <w:szCs w:val="20"/>
+        </w:rPr>
+        <w:t>сполнитель</w:t>
+      </w:r>
+      <w:r>
+        <w:rPr>
+          <w:rFonts w:ascii="Times New Roman" w:hAnsi="Times New Roman"/>
+          <w:sz w:val="20"/>
+          <w:szCs w:val="20"/>
+        </w:rPr>
+        <w:t xml:space="preserve"> несет ответственность за действия (бездействие) привлекаемых третьих лиц, как за свои собственные действия.</w:t>
       </w:r>
     </w:p>
     <w:p>
@@ -1691,7 +1529,6 @@
           <w:sz w:val="20"/>
           <w:szCs w:val="20"/>
         </w:rPr>
-        <w:lastRenderedPageBreak/>
         <w:t>Переносить сроки оказания услуг по настоящему договору не более чем на 30 календарных дней. Перенос сроков оказания услуг более, чем на 30 календарных дней, а также внесение изменений в программу и порядок оказания услуг производится путем подписания сторонами дополнительного соглашения к настоящему договору.</w:t>
       </w:r>
     </w:p>
@@ -1716,8 +1553,35 @@
           <w:sz w:val="20"/>
           <w:szCs w:val="20"/>
         </w:rPr>
-        <w:t>Отказаться от исполнения обязательств по договору при условии полного возмещения ЗАКАЗЧИКУ убытков в соответствии со ст. 15 ГК РФ.</w:t>
-      </w:r>
+        <w:t>Отказаться от исполнения обязательств по договору при условии полного возмещения З</w:t>
+      </w:r>
+      <w:r>
+        <w:rPr>
+          <w:sz w:val="20"/>
+          <w:szCs w:val="20"/>
+        </w:rPr>
+        <w:t>аказчику</w:t>
+      </w:r>
+      <w:r>
+        <w:rPr>
+          <w:sz w:val="20"/>
+          <w:szCs w:val="20"/>
+        </w:rPr>
+        <w:t xml:space="preserve"> убытков в соответствии со ст. 15 ГК РФ.</w:t>
+      </w:r>
+    </w:p>
+    <w:p>
+      <w:pPr>
+        <w:pStyle w:val="ab"/>
+        <w:tabs>
+          <w:tab w:val="left" w:pos="567"/>
+        </w:tabs>
+        <w:ind w:left="567"/>
+        <w:rPr>
+          <w:sz w:val="20"/>
+          <w:szCs w:val="20"/>
+        </w:rPr>
+      </w:pPr>
     </w:p>
     <w:p>
       <w:pPr>
@@ -1791,7 +1655,21 @@
           <w:sz w:val="20"/>
           <w:szCs w:val="20"/>
         </w:rPr>
-        <w:t>Пользоваться имуществом Исполнителя, необходимым для осуществления образовательного процесса,  во время занятий, предусмотренных расписанием.</w:t>
+        <w:t xml:space="preserve">Пользоваться имуществом Исполнителя, необходимым для осуществления образовательного </w:t>
+      </w:r>
+      <w:r>
+        <w:rPr>
+          <w:sz w:val="20"/>
+          <w:szCs w:val="20"/>
+        </w:rPr>
+        <w:t>процесса, во</w:t>
+      </w:r>
+      <w:r>
+        <w:rPr>
+          <w:sz w:val="20"/>
+          <w:szCs w:val="20"/>
+        </w:rPr>
+        <w:t xml:space="preserve"> время занятий, предусмотренных расписанием.</w:t>
       </w:r>
     </w:p>
     <w:p>
@@ -1815,7 +1693,36 @@
           <w:sz w:val="20"/>
           <w:szCs w:val="20"/>
         </w:rPr>
-        <w:t>Отказаться от исполнения договора при условии оплаты ИСПОЛНИТЕЛЮ фактически понесенных им расходов и письменного уведомления ИСПОЛНИТЕЛЯ не позднее, чем за 5 (Пять) календарных дней до начала оказания услуг по настоящему договору.</w:t>
+        <w:lastRenderedPageBreak/>
+        <w:t>Отказаться от исполнения договора при условии оплаты И</w:t>
+      </w:r>
+      <w:r>
+        <w:rPr>
+          <w:sz w:val="20"/>
+          <w:szCs w:val="20"/>
+        </w:rPr>
+        <w:t>сполнителю</w:t>
+      </w:r>
+      <w:r>
+        <w:rPr>
+          <w:sz w:val="20"/>
+          <w:szCs w:val="20"/>
+        </w:rPr>
+        <w:t xml:space="preserve"> фактически понесенных им расходов и письменного уведомления И</w:t>
+      </w:r>
+      <w:r>
+        <w:rPr>
+          <w:sz w:val="20"/>
+          <w:szCs w:val="20"/>
+        </w:rPr>
+        <w:t>сполнителя</w:t>
+      </w:r>
+      <w:r>
+        <w:rPr>
+          <w:sz w:val="20"/>
+          <w:szCs w:val="20"/>
+        </w:rPr>
+        <w:t xml:space="preserve"> не позднее, чем за 5 (Пять) календарных дней до начала оказания услуг по настоящему договору.</w:t>
       </w:r>
     </w:p>
     <w:p>
@@ -1872,7 +1779,27 @@
         <w:rPr>
           <w:rFonts w:ascii="Times New Roman" w:hAnsi="Times New Roman"/>
         </w:rPr>
-        <w:t>Об образовании в Российской Федерации". Обучающийся также вправе:</w:t>
+        <w:t xml:space="preserve">Об образовании в Российской Федерации". </w:t>
+      </w:r>
+    </w:p>
+    <w:p>
+      <w:pPr>
+        <w:pStyle w:val="27"/>
+        <w:shd w:val="clear" w:color="auto" w:fill="auto"/>
+        <w:tabs>
+          <w:tab w:val="left" w:pos="567"/>
+        </w:tabs>
+        <w:spacing w:after="0" w:line="240" w:lineRule="auto"/>
+        <w:ind w:left="567"/>
+        <w:rPr>
+          <w:rFonts w:ascii="Times New Roman" w:hAnsi="Times New Roman"/>
+        </w:rPr>
+      </w:pPr>
+      <w:r>
+        <w:rPr>
+          <w:rFonts w:ascii="Times New Roman" w:hAnsi="Times New Roman"/>
+        </w:rPr>
+        <w:t>Обучающийся также вправе:</w:t>
       </w:r>
     </w:p>
     <w:p>
@@ -1976,6 +1903,21 @@
     </w:p>
     <w:p>
       <w:pPr>
+        <w:pStyle w:val="27"/>
+        <w:shd w:val="clear" w:color="auto" w:fill="auto"/>
+        <w:tabs>
+          <w:tab w:val="left" w:pos="567"/>
+          <w:tab w:val="left" w:pos="1161"/>
+        </w:tabs>
+        <w:spacing w:after="0" w:line="240" w:lineRule="auto"/>
+        <w:ind w:left="567"/>
+        <w:rPr>
+          <w:rFonts w:ascii="Times New Roman" w:hAnsi="Times New Roman"/>
+        </w:rPr>
+      </w:pPr>
+    </w:p>
+    <w:p>
+      <w:pPr>
         <w:pStyle w:val="ab"/>
         <w:numPr>
           <w:ilvl w:val="1"/>
@@ -2023,7 +1965,49 @@
           <w:sz w:val="20"/>
           <w:szCs w:val="20"/>
         </w:rPr>
-        <w:t xml:space="preserve">Организовать и оказать услуги по настоящему договору. </w:t>
+        <w:t xml:space="preserve">Организовать и оказать </w:t>
+      </w:r>
+      <w:r>
+        <w:rPr>
+          <w:sz w:val="20"/>
+          <w:szCs w:val="20"/>
+        </w:rPr>
+        <w:t xml:space="preserve">образовательные услуги, указанные в п. 1.1 </w:t>
+      </w:r>
+      <w:r>
+        <w:rPr>
+          <w:sz w:val="20"/>
+          <w:szCs w:val="20"/>
+        </w:rPr>
+        <w:t>настояще</w:t>
+      </w:r>
+      <w:r>
+        <w:rPr>
+          <w:sz w:val="20"/>
+          <w:szCs w:val="20"/>
+        </w:rPr>
+        <w:t>го</w:t>
+      </w:r>
+      <w:r>
+        <w:rPr>
+          <w:sz w:val="20"/>
+          <w:szCs w:val="20"/>
+        </w:rPr>
+        <w:t xml:space="preserve"> договор</w:t>
+      </w:r>
+      <w:r>
+        <w:rPr>
+          <w:sz w:val="20"/>
+          <w:szCs w:val="20"/>
+        </w:rPr>
+        <w:t>а</w:t>
+      </w:r>
+      <w:r>
+        <w:rPr>
+          <w:sz w:val="20"/>
+          <w:szCs w:val="20"/>
+        </w:rPr>
+        <w:t xml:space="preserve">. </w:t>
       </w:r>
     </w:p>
     <w:p>
@@ -2099,7 +2083,82 @@
           <w:sz w:val="20"/>
           <w:szCs w:val="20"/>
         </w:rPr>
-        <w:t>Создать необходимые условия обучающимся для освоения реализуемых образовательных программ, путем целенаправленной организации учебного процесса, выбора форм, методов и средств обучения.</w:t>
+        <w:t xml:space="preserve">Создать необходимые условия </w:t>
+      </w:r>
+      <w:r>
+        <w:rPr>
+          <w:sz w:val="20"/>
+          <w:szCs w:val="20"/>
+        </w:rPr>
+        <w:t>О</w:t>
+      </w:r>
+      <w:r>
+        <w:rPr>
+          <w:sz w:val="20"/>
+          <w:szCs w:val="20"/>
+        </w:rPr>
+        <w:t>бучающимся для освоения реализуемых образовательных программ, путем целенаправленной организации учебного процесса, выбора форм, методов и средств обучения.</w:t>
+      </w:r>
+    </w:p>
+    <w:p>
+      <w:pPr>
+        <w:widowControl w:val="0"/>
+        <w:numPr>
+          <w:ilvl w:val="2"/>
+          <w:numId w:val="31"/>
+        </w:numPr>
+        <w:autoSpaceDE w:val="0"/>
+        <w:autoSpaceDN w:val="0"/>
+        <w:adjustRightInd w:val="0"/>
+        <w:spacing w:after="0" w:line="240" w:lineRule="auto"/>
+        <w:ind w:left="567" w:hanging="567"/>
+        <w:jc w:val="both"/>
+        <w:rPr>
+          <w:rFonts w:ascii="Times New Roman" w:hAnsi="Times New Roman"/>
+          <w:sz w:val="20"/>
+          <w:szCs w:val="20"/>
+        </w:rPr>
+      </w:pPr>
+      <w:r>
+        <w:rPr>
+          <w:rFonts w:ascii="Times New Roman" w:hAnsi="Times New Roman"/>
+          <w:sz w:val="20"/>
+          <w:szCs w:val="20"/>
+        </w:rPr>
+        <w:t xml:space="preserve">Предоставить доступ к системе дистанционного обучения (СДО) путем регистрации Обучающихся в СДО. Исполнителем высылается логин и пароль к СДО на </w:t>
+      </w:r>
+      <w:r>
+        <w:rPr>
+          <w:rFonts w:ascii="Times New Roman" w:hAnsi="Times New Roman"/>
+          <w:sz w:val="20"/>
+          <w:szCs w:val="20"/>
+        </w:rPr>
+        <w:t>е</w:t>
+      </w:r>
+      <w:r>
+        <w:rPr>
+          <w:rFonts w:ascii="Times New Roman" w:hAnsi="Times New Roman"/>
+          <w:sz w:val="20"/>
+          <w:szCs w:val="20"/>
+        </w:rPr>
+        <w:t>-</w:t>
+      </w:r>
+      <w:r>
+        <w:rPr>
+          <w:rFonts w:ascii="Times New Roman" w:hAnsi="Times New Roman"/>
+          <w:sz w:val="20"/>
+          <w:szCs w:val="20"/>
+          <w:lang w:val="en"/>
+        </w:rPr>
+        <w:t>mail</w:t>
+      </w:r>
+      <w:r>
+        <w:rPr>
+          <w:rFonts w:ascii="Times New Roman" w:hAnsi="Times New Roman"/>
+          <w:sz w:val="20"/>
+          <w:szCs w:val="20"/>
+        </w:rPr>
+        <w:t xml:space="preserve"> Обучающихся, указанный в заявке на обучение.</w:t>
       </w:r>
     </w:p>
     <w:p>
@@ -2130,7 +2189,42 @@
           <w:sz w:val="20"/>
           <w:szCs w:val="20"/>
         </w:rPr>
-        <w:t>охранить место за слушателем в случае пропуска занятий по уважительным причинам (с учетом оплаты услуг, предусмотренных раз</w:t>
+        <w:t xml:space="preserve">охранить место за </w:t>
+      </w:r>
+      <w:r>
+        <w:rPr>
+          <w:sz w:val="20"/>
+          <w:szCs w:val="20"/>
+        </w:rPr>
+        <w:t>О</w:t>
+      </w:r>
+      <w:r>
+        <w:rPr>
+          <w:sz w:val="20"/>
+          <w:szCs w:val="20"/>
+        </w:rPr>
+        <w:t>бучающи</w:t>
+      </w:r>
+      <w:r>
+        <w:rPr>
+          <w:sz w:val="20"/>
+          <w:szCs w:val="20"/>
+        </w:rPr>
+        <w:t>мся</w:t>
+      </w:r>
+      <w:r>
+        <w:rPr>
+          <w:sz w:val="20"/>
+          <w:szCs w:val="20"/>
+        </w:rPr>
+        <w:t xml:space="preserve"> </w:t>
+      </w:r>
+      <w:r>
+        <w:rPr>
+          <w:sz w:val="20"/>
+          <w:szCs w:val="20"/>
+        </w:rPr>
+        <w:t>в случае пропуска занятий по уважительным причинам (с учетом оплаты услуг, предусмотренных раз</w:t>
       </w:r>
       <w:r>
         <w:rPr>
@@ -2168,7 +2262,35 @@
           <w:sz w:val="20"/>
           <w:szCs w:val="20"/>
         </w:rPr>
-        <w:t>Оказывать консультативную, методическую помощь ЗАКАЗЧИКУ в решении вопросов обучения его работников, направляемых к ИСПОЛНИТЕЛЮ.</w:t>
+        <w:t>Оказывать консультативную, методическую помощь З</w:t>
+      </w:r>
+      <w:r>
+        <w:rPr>
+          <w:sz w:val="20"/>
+          <w:szCs w:val="20"/>
+        </w:rPr>
+        <w:t>аказчику</w:t>
+      </w:r>
+      <w:r>
+        <w:rPr>
+          <w:sz w:val="20"/>
+          <w:szCs w:val="20"/>
+        </w:rPr>
+        <w:t xml:space="preserve"> в решении вопросов обучения его работников, направляемых к И</w:t>
+      </w:r>
+      <w:r>
+        <w:rPr>
+          <w:sz w:val="20"/>
+          <w:szCs w:val="20"/>
+        </w:rPr>
+        <w:t>сполнителю</w:t>
+      </w:r>
+      <w:r>
+        <w:rPr>
+          <w:sz w:val="20"/>
+          <w:szCs w:val="20"/>
+        </w:rPr>
+        <w:t>.</w:t>
       </w:r>
     </w:p>
     <w:p>
@@ -2322,7 +2444,48 @@
           <w:rFonts w:ascii="Times New Roman" w:hAnsi="Times New Roman" w:cs="Times New Roman"/>
         </w:rPr>
         <w:tab/>
-        <w:t>Направить для обучения ИСПОЛНИТЕЛЮ слушателей в сроки, указанных ИСПОЛНИТЕЛЕМ.</w:t>
+      </w:r>
+      <w:r>
+        <w:rPr>
+          <w:rFonts w:ascii="Times New Roman" w:hAnsi="Times New Roman" w:cs="Times New Roman"/>
+        </w:rPr>
+        <w:t xml:space="preserve">Обеспечить </w:t>
+      </w:r>
+      <w:r>
+        <w:rPr>
+          <w:rFonts w:ascii="Times New Roman" w:hAnsi="Times New Roman" w:cs="Times New Roman"/>
+        </w:rPr>
+        <w:t>посещение занятий О</w:t>
+      </w:r>
+      <w:r>
+        <w:rPr>
+          <w:rFonts w:ascii="Times New Roman" w:hAnsi="Times New Roman" w:cs="Times New Roman"/>
+        </w:rPr>
+        <w:t>бучающихся</w:t>
+      </w:r>
+      <w:r>
+        <w:rPr>
+          <w:rFonts w:ascii="Times New Roman" w:hAnsi="Times New Roman" w:cs="Times New Roman"/>
+        </w:rPr>
+        <w:t xml:space="preserve"> в сроки, указанны</w:t>
+      </w:r>
+      <w:r>
+        <w:rPr>
+          <w:rFonts w:ascii="Times New Roman" w:hAnsi="Times New Roman" w:cs="Times New Roman"/>
+        </w:rPr>
+        <w:t>е</w:t>
+      </w:r>
+      <w:r>
+        <w:rPr>
+          <w:rFonts w:ascii="Times New Roman" w:hAnsi="Times New Roman" w:cs="Times New Roman"/>
+        </w:rPr>
+        <w:t xml:space="preserve"> И</w:t>
+      </w:r>
+      <w:r>
+        <w:rPr>
+          <w:rFonts w:ascii="Times New Roman" w:hAnsi="Times New Roman" w:cs="Times New Roman"/>
+        </w:rPr>
+        <w:t>сполнителем.</w:t>
       </w:r>
     </w:p>
     <w:p>
@@ -2355,7 +2518,19 @@
           <w:rFonts w:ascii="Times New Roman" w:hAnsi="Times New Roman" w:cs="Times New Roman"/>
         </w:rPr>
         <w:tab/>
-        <w:t>Соблюдать требования Устава Исполнителя, правил внутреннего распорядка и иных локальных нормативных актов, соблюдать учебную дисциплину и общепринятые нормы поведения, в частности, проявлять уважение к научно-педагогическому, инженерно-техническому, административно-хозяйственному, учебно-вспомогательному и иному персоналу ИСПОЛНИТЕЛЯ.</w:t>
+        <w:t>Соблюдать требования Устава Исполнителя, правил внутреннего распорядка и иных локальных нормативных актов, соблюдать учебную дисциплину и общепринятые нормы поведения, в частности, проявлять уважение к научно-педагогическому, инженерно-техническому, административно-хозяйственному, учебно-вспомогательному и иному персоналу И</w:t>
+      </w:r>
+      <w:r>
+        <w:rPr>
+          <w:rFonts w:ascii="Times New Roman" w:hAnsi="Times New Roman" w:cs="Times New Roman"/>
+        </w:rPr>
+        <w:t>сполнителя</w:t>
+      </w:r>
+      <w:r>
+        <w:rPr>
+          <w:rFonts w:ascii="Times New Roman" w:hAnsi="Times New Roman" w:cs="Times New Roman"/>
+        </w:rPr>
+        <w:t>.</w:t>
       </w:r>
     </w:p>
     <w:p>
@@ -2381,7 +2556,21 @@
           <w:sz w:val="20"/>
           <w:szCs w:val="20"/>
         </w:rPr>
-        <w:t>Принять результат оказанных услуг в течение 5 (Пяти) рабочих дней со дня выставления ИСПОЛНИТЕЛЕМ Актов оказанных услуг.</w:t>
+        <w:t>Принять результат оказанных услуг в течение 5 (Пяти) рабочих дней со дня выставления И</w:t>
+      </w:r>
+      <w:r>
+        <w:rPr>
+          <w:sz w:val="20"/>
+          <w:szCs w:val="20"/>
+        </w:rPr>
+        <w:t>сполнителем</w:t>
+      </w:r>
+      <w:r>
+        <w:rPr>
+          <w:sz w:val="20"/>
+          <w:szCs w:val="20"/>
+        </w:rPr>
+        <w:t xml:space="preserve"> Актов оказанных услуг.</w:t>
       </w:r>
     </w:p>
     <w:p>
@@ -2411,13 +2600,31 @@
         <w:rPr>
           <w:rFonts w:ascii="Times New Roman" w:hAnsi="Times New Roman" w:cs="Times New Roman"/>
         </w:rPr>
-        <w:t xml:space="preserve">обучающимся </w:t>
+        <w:t>О</w:t>
       </w:r>
       <w:r>
         <w:rPr>
           <w:rFonts w:ascii="Times New Roman" w:hAnsi="Times New Roman" w:cs="Times New Roman"/>
         </w:rPr>
-        <w:t>имуществу ИСПОЛНИТЕЛЯ, в соответствии с действующим законодательством РФ.</w:t>
+        <w:t xml:space="preserve">бучающимся </w:t>
+      </w:r>
+      <w:r>
+        <w:rPr>
+          <w:rFonts w:ascii="Times New Roman" w:hAnsi="Times New Roman" w:cs="Times New Roman"/>
+        </w:rPr>
+        <w:t>имуществу И</w:t>
+      </w:r>
+      <w:r>
+        <w:rPr>
+          <w:rFonts w:ascii="Times New Roman" w:hAnsi="Times New Roman" w:cs="Times New Roman"/>
+        </w:rPr>
+        <w:t>сполнителя</w:t>
+      </w:r>
+      <w:r>
+        <w:rPr>
+          <w:rFonts w:ascii="Times New Roman" w:hAnsi="Times New Roman" w:cs="Times New Roman"/>
+        </w:rPr>
+        <w:t>, в соответствии с действующим законодательством РФ.</w:t>
       </w:r>
     </w:p>
     <w:p>
@@ -2444,32 +2651,6 @@
           <w:szCs w:val="20"/>
         </w:rPr>
         <w:t>Предоставить производственную базу с оборудованием для прохождения производственной практики на рабочих местах.</w:t>
-      </w:r>
-    </w:p>
-    <w:p>
-      <w:pPr>
-        <w:pStyle w:val="ab"/>
-        <w:numPr>
-          <w:ilvl w:val="2"/>
-          <w:numId w:val="34"/>
-        </w:numPr>
-        <w:tabs>
-          <w:tab w:val="left" w:pos="567"/>
-          <w:tab w:val="left" w:pos="851"/>
-        </w:tabs>
-        <w:suppressAutoHyphens/>
-        <w:ind w:left="567" w:hanging="567"/>
-        <w:rPr>
-          <w:sz w:val="20"/>
-          <w:szCs w:val="20"/>
-        </w:rPr>
-      </w:pPr>
-      <w:r>
-        <w:rPr>
-          <w:sz w:val="20"/>
-          <w:szCs w:val="20"/>
-        </w:rPr>
-        <w:t xml:space="preserve">При прохождении производственной практики на базе Заказчика, закрепить своих сотрудников, являющихся слушателями ИСПОЛНИТЕЛЯ по настоящему договору, за лицами, назначенными приказом руководителя ЗАКАЗЧИКА. Оказывать помощь в приобретении навыков правильной эксплуатации оборудования, выполнения плана производственной практик в полном объеме. </w:t>
       </w:r>
     </w:p>
     <w:p>
@@ -2600,7 +2781,19 @@
         <w:rPr>
           <w:rFonts w:ascii="Times New Roman" w:hAnsi="Times New Roman"/>
         </w:rPr>
-        <w:t>Обучаться в образовательной организации по образовательной программе с соблюдением требований, установленных  федеральными государственными требованиями и учебным планом, в том числе индивидуальным, Исполнителя.</w:t>
+        <w:t xml:space="preserve">Обучаться в образовательной организации по образовательной программе с соблюдением требований, </w:t>
+      </w:r>
+      <w:r>
+        <w:rPr>
+          <w:rFonts w:ascii="Times New Roman" w:hAnsi="Times New Roman"/>
+        </w:rPr>
+        <w:t>установленных федеральными</w:t>
+      </w:r>
+      <w:r>
+        <w:rPr>
+          <w:rFonts w:ascii="Times New Roman" w:hAnsi="Times New Roman"/>
+        </w:rPr>
+        <w:t xml:space="preserve"> государственными требованиями и учебным планом, в том числе индивидуальным.</w:t>
       </w:r>
     </w:p>
     <w:p>
@@ -2695,15 +2888,39 @@
           <w:sz w:val="20"/>
           <w:szCs w:val="20"/>
         </w:rPr>
-        <w:t>Общая стоимость услуг, исходя из п. 1.</w:t>
-      </w:r>
-      <w:r>
-        <w:rPr>
-          <w:rFonts w:ascii="Times New Roman" w:hAnsi="Times New Roman"/>
-          <w:sz w:val="20"/>
-          <w:szCs w:val="20"/>
-        </w:rPr>
-        <w:t>1</w:t>
+        <w:t xml:space="preserve">Стоимость обучения одного </w:t>
+      </w:r>
+      <w:r>
+        <w:rPr>
+          <w:rFonts w:ascii="Times New Roman" w:hAnsi="Times New Roman"/>
+          <w:sz w:val="20"/>
+          <w:szCs w:val="20"/>
+        </w:rPr>
+        <w:t>сотрудника</w:t>
+      </w:r>
+      <w:r>
+        <w:rPr>
+          <w:rFonts w:ascii="Times New Roman" w:hAnsi="Times New Roman"/>
+          <w:sz w:val="20"/>
+          <w:szCs w:val="20"/>
+        </w:rPr>
+        <w:t xml:space="preserve"> по указанной в п</w:t>
+      </w:r>
+      <w:r>
+        <w:rPr>
+          <w:rFonts w:ascii="Times New Roman" w:hAnsi="Times New Roman"/>
+          <w:sz w:val="20"/>
+          <w:szCs w:val="20"/>
+        </w:rPr>
+        <w:t>п</w:t>
+      </w:r>
+      <w:r>
+        <w:rPr>
+          <w:rFonts w:ascii="Times New Roman" w:hAnsi="Times New Roman"/>
+          <w:sz w:val="20"/>
+          <w:szCs w:val="20"/>
+        </w:rPr>
+        <w:t>.1.1</w:t>
       </w:r>
       <w:r>
         <w:rPr>
@@ -2719,22 +2936,6 @@
           <w:sz w:val="20"/>
           <w:szCs w:val="20"/>
         </w:rPr>
-        <w:t>1</w:t>
-      </w:r>
-      <w:r>
-        <w:rPr>
-          <w:rFonts w:ascii="Times New Roman" w:hAnsi="Times New Roman"/>
-          <w:sz w:val="20"/>
-          <w:szCs w:val="20"/>
-        </w:rPr>
-        <w:t xml:space="preserve"> настоящего договора, составляет</w:t>
-      </w:r>
-      <w:r>
-        <w:rPr>
-          <w:rFonts w:ascii="Times New Roman" w:hAnsi="Times New Roman"/>
-          <w:sz w:val="20"/>
-          <w:szCs w:val="20"/>
-        </w:rPr>
         <w:t xml:space="preserve"> </w:t>
       </w:r>
       <w:r>
@@ -2743,77 +2944,95 @@
           <w:sz w:val="20"/>
           <w:szCs w:val="20"/>
         </w:rPr>
-        <w:t>__________________________</w:t>
-      </w:r>
-      <w:r>
-        <w:rPr>
-          <w:rFonts w:ascii="Times New Roman" w:hAnsi="Times New Roman"/>
-          <w:sz w:val="20"/>
-          <w:szCs w:val="20"/>
-        </w:rPr>
-        <w:t xml:space="preserve">рублей </w:t>
-      </w:r>
-      <w:r>
-        <w:rPr>
-          <w:rFonts w:ascii="Times New Roman" w:hAnsi="Times New Roman"/>
-          <w:sz w:val="20"/>
-          <w:szCs w:val="20"/>
-        </w:rPr>
-        <w:t xml:space="preserve">00 копеек. </w:t>
-      </w:r>
-      <w:r>
-        <w:rPr>
-          <w:rStyle w:val="aff1"/>
-          <w:rFonts w:ascii="Ubuntu" w:hAnsi="Ubuntu"/>
+        <w:t>программе составляет</w:t>
+      </w:r>
+      <w:r>
+        <w:rPr>
+          <w:rFonts w:ascii="Times New Roman" w:hAnsi="Times New Roman"/>
+          <w:sz w:val="20"/>
+          <w:szCs w:val="20"/>
+        </w:rPr>
+        <w:t xml:space="preserve"> </w:t>
+      </w:r>
+      <w:r>
+        <w:rPr>
+          <w:rFonts w:ascii="Times New Roman" w:hAnsi="Times New Roman"/>
+          <w:sz w:val="20"/>
+          <w:szCs w:val="20"/>
+        </w:rPr>
+        <w:t>___________</w:t>
+      </w:r>
+      <w:r>
+        <w:rPr>
+          <w:rFonts w:ascii="Times New Roman" w:hAnsi="Times New Roman"/>
+          <w:sz w:val="20"/>
+          <w:szCs w:val="20"/>
+        </w:rPr>
+        <w:t xml:space="preserve"> (</w:t>
+      </w:r>
+      <w:r>
+        <w:rPr>
+          <w:rFonts w:ascii="Times New Roman" w:hAnsi="Times New Roman"/>
+          <w:sz w:val="20"/>
+          <w:szCs w:val="20"/>
+        </w:rPr>
+        <w:t>____________________</w:t>
+      </w:r>
+      <w:r>
+        <w:rPr>
+          <w:rFonts w:ascii="Times New Roman" w:hAnsi="Times New Roman"/>
+          <w:sz w:val="20"/>
+          <w:szCs w:val="20"/>
+        </w:rPr>
+        <w:t>_</w:t>
+      </w:r>
+      <w:r>
+        <w:rPr>
+          <w:rFonts w:ascii="Times New Roman" w:hAnsi="Times New Roman"/>
+          <w:sz w:val="20"/>
+          <w:szCs w:val="20"/>
+        </w:rPr>
+        <w:t xml:space="preserve">) </w:t>
+      </w:r>
+      <w:r>
+        <w:rPr>
+          <w:rFonts w:ascii="Times New Roman" w:hAnsi="Times New Roman"/>
+          <w:sz w:val="20"/>
+          <w:szCs w:val="20"/>
+        </w:rPr>
+        <w:t>рублей</w:t>
+      </w:r>
+      <w:r>
+        <w:rPr>
+          <w:rFonts w:ascii="Times New Roman" w:hAnsi="Times New Roman"/>
+          <w:sz w:val="20"/>
+          <w:szCs w:val="20"/>
+        </w:rPr>
+        <w:t xml:space="preserve"> __</w:t>
+      </w:r>
+      <w:r>
+        <w:rPr>
+          <w:rFonts w:ascii="Times New Roman" w:hAnsi="Times New Roman"/>
+          <w:sz w:val="20"/>
+          <w:szCs w:val="20"/>
+        </w:rPr>
+        <w:t xml:space="preserve"> копеек. </w:t>
+      </w:r>
+      <w:r>
+        <w:rPr>
+          <w:rStyle w:val="aff"/>
+          <w:rFonts w:ascii="Times New Roman" w:hAnsi="Times New Roman"/>
           <w:i w:val="0"/>
           <w:color w:val="000000"/>
           <w:sz w:val="20"/>
           <w:szCs w:val="20"/>
           <w:shd w:val="clear" w:color="auto" w:fill="FFFFFF"/>
         </w:rPr>
-        <w:t>НДС не облагается. Исполнитель применяет УСН</w:t>
-      </w:r>
-      <w:r>
-        <w:rPr>
-          <w:rStyle w:val="aff1"/>
-          <w:rFonts w:ascii="Ubuntu" w:hAnsi="Ubuntu"/>
-          <w:color w:val="000000"/>
-          <w:sz w:val="20"/>
-          <w:szCs w:val="20"/>
-          <w:shd w:val="clear" w:color="auto" w:fill="FFFFFF"/>
-        </w:rPr>
-        <w:t xml:space="preserve"> </w:t>
-      </w:r>
-      <w:r>
-        <w:rPr>
-          <w:rFonts w:ascii="Times New Roman" w:hAnsi="Times New Roman"/>
-          <w:i/>
-          <w:iCs/>
-          <w:sz w:val="20"/>
-          <w:szCs w:val="20"/>
-        </w:rPr>
-        <w:t>(</w:t>
-      </w:r>
-      <w:r>
-        <w:rPr>
-          <w:rFonts w:ascii="Times New Roman" w:hAnsi="Times New Roman"/>
-          <w:iCs/>
-          <w:sz w:val="20"/>
-          <w:szCs w:val="20"/>
-        </w:rPr>
-        <w:t>информационное письмо Форма №26.2-7 от 09.11.2011г. №923)</w:t>
-      </w:r>
-      <w:r>
-        <w:rPr>
-          <w:rFonts w:ascii="Times New Roman" w:hAnsi="Times New Roman"/>
-          <w:sz w:val="20"/>
-          <w:szCs w:val="20"/>
-        </w:rPr>
-        <w:t xml:space="preserve"> </w:t>
-      </w:r>
-      <w:r>
-        <w:rPr>
-          <w:rStyle w:val="aff1"/>
+        <w:t>НДС не облагается на основании пп.14. п.</w:t>
+      </w:r>
+      <w:r>
+        <w:rPr>
+          <w:rStyle w:val="aff"/>
           <w:rFonts w:ascii="Times New Roman" w:hAnsi="Times New Roman"/>
           <w:i w:val="0"/>
           <w:color w:val="000000"/>
@@ -2821,16 +3040,26 @@
           <w:szCs w:val="20"/>
           <w:shd w:val="clear" w:color="auto" w:fill="FFFFFF"/>
         </w:rPr>
-        <w:t>и освобожден от обязанностей налогоплательщика на основании п.1.ст.145 НК РФ</w:t>
+        <w:t>2. ст.</w:t>
+      </w:r>
+      <w:r>
+        <w:rPr>
+          <w:rStyle w:val="aff"/>
+          <w:rFonts w:ascii="Times New Roman" w:hAnsi="Times New Roman"/>
+          <w:i w:val="0"/>
+          <w:color w:val="000000"/>
+          <w:sz w:val="20"/>
+          <w:szCs w:val="20"/>
+          <w:shd w:val="clear" w:color="auto" w:fill="FFFFFF"/>
+        </w:rPr>
+        <w:t>149 НК РФ</w:t>
       </w:r>
       <w:r>
         <w:rPr>
           <w:rFonts w:ascii="Times New Roman" w:hAnsi="Times New Roman"/>
           <w:i/>
-          <w:color w:val="000000"/>
-          <w:sz w:val="20"/>
-          <w:szCs w:val="20"/>
-          <w:shd w:val="clear" w:color="auto" w:fill="FFFFFF"/>
+          <w:sz w:val="20"/>
+          <w:szCs w:val="20"/>
         </w:rPr>
         <w:t>.</w:t>
       </w:r>
@@ -2860,94 +3089,111 @@
           <w:sz w:val="20"/>
           <w:szCs w:val="20"/>
         </w:rPr>
-        <w:lastRenderedPageBreak/>
-        <w:t>Общая стоимость услуг, исходя из п. 1.1.</w:t>
-      </w:r>
-      <w:r>
-        <w:rPr>
-          <w:rFonts w:ascii="Times New Roman" w:hAnsi="Times New Roman"/>
-          <w:sz w:val="20"/>
-          <w:szCs w:val="20"/>
-        </w:rPr>
-        <w:t>2</w:t>
-      </w:r>
-      <w:r>
-        <w:rPr>
-          <w:rFonts w:ascii="Times New Roman" w:hAnsi="Times New Roman"/>
-          <w:sz w:val="20"/>
-          <w:szCs w:val="20"/>
-        </w:rPr>
-        <w:t xml:space="preserve"> настоящего договора, составляет </w:t>
-      </w:r>
-      <w:r>
-        <w:rPr>
-          <w:rFonts w:ascii="Times New Roman" w:hAnsi="Times New Roman"/>
-          <w:sz w:val="20"/>
-          <w:szCs w:val="20"/>
-        </w:rPr>
-        <w:t>______________________________</w:t>
-      </w:r>
-      <w:r>
-        <w:rPr>
-          <w:rFonts w:ascii="Times New Roman" w:hAnsi="Times New Roman"/>
-          <w:sz w:val="20"/>
-          <w:szCs w:val="20"/>
-        </w:rPr>
-        <w:t xml:space="preserve"> рублей 00 копеек. </w:t>
-      </w:r>
-      <w:r>
-        <w:rPr>
-          <w:rStyle w:val="aff1"/>
-          <w:rFonts w:ascii="Ubuntu" w:hAnsi="Ubuntu"/>
+        <w:t>Общая стоимость услуг</w:t>
+      </w:r>
+      <w:r>
+        <w:rPr>
+          <w:rFonts w:ascii="Times New Roman" w:hAnsi="Times New Roman"/>
+          <w:sz w:val="20"/>
+          <w:szCs w:val="20"/>
+        </w:rPr>
+        <w:t xml:space="preserve"> </w:t>
+      </w:r>
+      <w:r>
+        <w:rPr>
+          <w:rFonts w:ascii="Times New Roman" w:hAnsi="Times New Roman"/>
+          <w:sz w:val="20"/>
+          <w:szCs w:val="20"/>
+        </w:rPr>
+        <w:t>составляет</w:t>
+      </w:r>
+      <w:r>
+        <w:rPr>
+          <w:rFonts w:ascii="Times New Roman" w:hAnsi="Times New Roman"/>
+          <w:sz w:val="20"/>
+          <w:szCs w:val="20"/>
+        </w:rPr>
+        <w:t xml:space="preserve"> </w:t>
+      </w:r>
+      <w:r>
+        <w:rPr>
+          <w:rFonts w:ascii="Times New Roman" w:hAnsi="Times New Roman"/>
+          <w:sz w:val="20"/>
+          <w:szCs w:val="20"/>
+        </w:rPr>
+        <w:t>____________________</w:t>
+      </w:r>
+      <w:r>
+        <w:rPr>
+          <w:rFonts w:ascii="Times New Roman" w:hAnsi="Times New Roman"/>
+          <w:sz w:val="20"/>
+          <w:szCs w:val="20"/>
+        </w:rPr>
+        <w:t xml:space="preserve"> (</w:t>
+      </w:r>
+      <w:r>
+        <w:rPr>
+          <w:rFonts w:ascii="Times New Roman" w:hAnsi="Times New Roman"/>
+          <w:sz w:val="20"/>
+          <w:szCs w:val="20"/>
+        </w:rPr>
+        <w:t>_______________________________</w:t>
+      </w:r>
+      <w:r>
+        <w:rPr>
+          <w:rFonts w:ascii="Times New Roman" w:hAnsi="Times New Roman"/>
+          <w:sz w:val="20"/>
+          <w:szCs w:val="20"/>
+        </w:rPr>
+        <w:t>)</w:t>
+      </w:r>
+      <w:r>
+        <w:rPr>
+          <w:rFonts w:ascii="Times New Roman" w:hAnsi="Times New Roman"/>
+          <w:sz w:val="20"/>
+          <w:szCs w:val="20"/>
+        </w:rPr>
+        <w:t xml:space="preserve"> </w:t>
+      </w:r>
+      <w:r>
+        <w:rPr>
+          <w:rFonts w:ascii="Times New Roman" w:hAnsi="Times New Roman"/>
+          <w:sz w:val="20"/>
+          <w:szCs w:val="20"/>
+        </w:rPr>
+        <w:t xml:space="preserve">рублей </w:t>
+      </w:r>
+      <w:r>
+        <w:rPr>
+          <w:rFonts w:ascii="Times New Roman" w:hAnsi="Times New Roman"/>
+          <w:sz w:val="20"/>
+          <w:szCs w:val="20"/>
+        </w:rPr>
+        <w:t>__</w:t>
+      </w:r>
+      <w:r>
+        <w:rPr>
+          <w:rFonts w:ascii="Times New Roman" w:hAnsi="Times New Roman"/>
+          <w:sz w:val="20"/>
+          <w:szCs w:val="20"/>
+        </w:rPr>
+        <w:t xml:space="preserve"> копеек. </w:t>
+      </w:r>
+      <w:r>
+        <w:rPr>
+          <w:rStyle w:val="aff"/>
+          <w:rFonts w:ascii="Times New Roman" w:hAnsi="Times New Roman"/>
           <w:i w:val="0"/>
           <w:color w:val="000000"/>
           <w:sz w:val="20"/>
           <w:szCs w:val="20"/>
           <w:shd w:val="clear" w:color="auto" w:fill="FFFFFF"/>
         </w:rPr>
-        <w:t>НДС не облагается. Исполнитель применяет УСН</w:t>
-      </w:r>
-      <w:r>
-        <w:rPr>
-          <w:rStyle w:val="aff1"/>
-          <w:rFonts w:ascii="Ubuntu" w:hAnsi="Ubuntu"/>
-          <w:color w:val="000000"/>
-          <w:sz w:val="20"/>
-          <w:szCs w:val="20"/>
-          <w:shd w:val="clear" w:color="auto" w:fill="FFFFFF"/>
-        </w:rPr>
-        <w:t xml:space="preserve"> </w:t>
-      </w:r>
-      <w:r>
-        <w:rPr>
-          <w:rFonts w:ascii="Times New Roman" w:hAnsi="Times New Roman"/>
-          <w:i/>
-          <w:iCs/>
-          <w:sz w:val="20"/>
-          <w:szCs w:val="20"/>
-        </w:rPr>
-        <w:t>(</w:t>
-      </w:r>
-      <w:r>
-        <w:rPr>
-          <w:rFonts w:ascii="Times New Roman" w:hAnsi="Times New Roman"/>
-          <w:iCs/>
-          <w:sz w:val="20"/>
-          <w:szCs w:val="20"/>
-        </w:rPr>
-        <w:t>информационное письмо Форма №26.2-7 от 09.11.2011г. №923)</w:t>
-      </w:r>
-      <w:r>
-        <w:rPr>
-          <w:rFonts w:ascii="Times New Roman" w:hAnsi="Times New Roman"/>
-          <w:sz w:val="20"/>
-          <w:szCs w:val="20"/>
-        </w:rPr>
-        <w:t xml:space="preserve"> </w:t>
-      </w:r>
-      <w:r>
-        <w:rPr>
-          <w:rStyle w:val="aff1"/>
+        <w:t>НДС не облагается на основании пп.14. п.</w:t>
+      </w:r>
+      <w:r>
+        <w:rPr>
+          <w:rStyle w:val="aff"/>
           <w:rFonts w:ascii="Times New Roman" w:hAnsi="Times New Roman"/>
           <w:i w:val="0"/>
           <w:color w:val="000000"/>
@@ -2955,141 +3201,26 @@
           <w:szCs w:val="20"/>
           <w:shd w:val="clear" w:color="auto" w:fill="FFFFFF"/>
         </w:rPr>
-        <w:t>и освобожден от обязанностей налогоплательщика на основании п.1.ст.145 НК РФ</w:t>
-      </w:r>
-      <w:r>
-        <w:rPr>
-          <w:rFonts w:ascii="Times New Roman" w:hAnsi="Times New Roman"/>
-          <w:i/>
-          <w:color w:val="000000"/>
-          <w:sz w:val="20"/>
-          <w:szCs w:val="20"/>
-          <w:shd w:val="clear" w:color="auto" w:fill="FFFFFF"/>
-        </w:rPr>
-        <w:t>.</w:t>
-      </w:r>
-    </w:p>
-    <w:p>
-      <w:pPr>
-        <w:numPr>
-          <w:ilvl w:val="1"/>
-          <w:numId w:val="5"/>
-        </w:numPr>
-        <w:tabs>
-          <w:tab w:val="clear" w:pos="360"/>
-          <w:tab w:val="num" w:pos="567"/>
-        </w:tabs>
-        <w:spacing w:after="0" w:line="240" w:lineRule="auto"/>
-        <w:ind w:left="567" w:hanging="567"/>
-        <w:jc w:val="both"/>
-        <w:rPr>
-          <w:rFonts w:ascii="Times New Roman" w:hAnsi="Times New Roman"/>
-          <w:sz w:val="20"/>
-          <w:szCs w:val="20"/>
-        </w:rPr>
-      </w:pPr>
-      <w:r>
-        <w:rPr>
-          <w:rFonts w:ascii="Times New Roman" w:hAnsi="Times New Roman"/>
-          <w:sz w:val="20"/>
-          <w:szCs w:val="20"/>
-        </w:rPr>
-        <w:t xml:space="preserve">Общая стоимость услуг </w:t>
-      </w:r>
-      <w:r>
-        <w:rPr>
-          <w:rFonts w:ascii="Times New Roman" w:hAnsi="Times New Roman"/>
-          <w:sz w:val="20"/>
-          <w:szCs w:val="20"/>
-        </w:rPr>
-        <w:t xml:space="preserve">настоящего договора, составляет </w:t>
-      </w:r>
-      <w:r>
-        <w:rPr>
-          <w:rFonts w:ascii="Times New Roman" w:hAnsi="Times New Roman"/>
-          <w:sz w:val="20"/>
-          <w:szCs w:val="20"/>
-        </w:rPr>
-        <w:t>___________________________</w:t>
-      </w:r>
-      <w:r>
-        <w:rPr>
-          <w:rFonts w:ascii="Times New Roman" w:hAnsi="Times New Roman"/>
-          <w:sz w:val="20"/>
-          <w:szCs w:val="20"/>
-        </w:rPr>
-        <w:t xml:space="preserve"> рублей 00 копеек. </w:t>
-      </w:r>
-      <w:r>
-        <w:rPr>
-          <w:rStyle w:val="aff1"/>
-          <w:rFonts w:ascii="Ubuntu" w:hAnsi="Ubuntu"/>
+        <w:t>2. ст.</w:t>
+      </w:r>
+      <w:r>
+        <w:rPr>
+          <w:rStyle w:val="aff"/>
+          <w:rFonts w:ascii="Times New Roman" w:hAnsi="Times New Roman"/>
           <w:i w:val="0"/>
           <w:color w:val="000000"/>
           <w:sz w:val="20"/>
           <w:szCs w:val="20"/>
           <w:shd w:val="clear" w:color="auto" w:fill="FFFFFF"/>
         </w:rPr>
-        <w:t>НДС не облагается. Исполнитель применяет УСН</w:t>
-      </w:r>
-      <w:r>
-        <w:rPr>
-          <w:rStyle w:val="aff1"/>
-          <w:rFonts w:ascii="Ubuntu" w:hAnsi="Ubuntu"/>
-          <w:color w:val="000000"/>
-          <w:sz w:val="20"/>
-          <w:szCs w:val="20"/>
-          <w:shd w:val="clear" w:color="auto" w:fill="FFFFFF"/>
-        </w:rPr>
-        <w:t xml:space="preserve"> </w:t>
+        <w:t>149 НК РФ</w:t>
       </w:r>
       <w:r>
         <w:rPr>
           <w:rFonts w:ascii="Times New Roman" w:hAnsi="Times New Roman"/>
           <w:i/>
-          <w:iCs/>
-          <w:sz w:val="20"/>
-          <w:szCs w:val="20"/>
-        </w:rPr>
-        <w:t>(</w:t>
-      </w:r>
-      <w:r>
-        <w:rPr>
-          <w:rFonts w:ascii="Times New Roman" w:hAnsi="Times New Roman"/>
-          <w:iCs/>
-          <w:sz w:val="20"/>
-          <w:szCs w:val="20"/>
-        </w:rPr>
-        <w:t>информационное письмо Форма №26.2-7 от 09.11.2011г. №923)</w:t>
-      </w:r>
-      <w:r>
-        <w:rPr>
-          <w:rFonts w:ascii="Times New Roman" w:hAnsi="Times New Roman"/>
-          <w:sz w:val="20"/>
-          <w:szCs w:val="20"/>
-        </w:rPr>
-        <w:t xml:space="preserve"> </w:t>
-      </w:r>
-      <w:r>
-        <w:rPr>
-          <w:rStyle w:val="aff1"/>
-          <w:rFonts w:ascii="Times New Roman" w:hAnsi="Times New Roman"/>
-          <w:i w:val="0"/>
-          <w:color w:val="000000"/>
-          <w:sz w:val="20"/>
-          <w:szCs w:val="20"/>
-          <w:shd w:val="clear" w:color="auto" w:fill="FFFFFF"/>
-        </w:rPr>
-        <w:t>и освобожден от обязанностей налогоплательщика на основании п.1.ст.145 НК РФ</w:t>
-      </w:r>
-      <w:r>
-        <w:rPr>
-          <w:rFonts w:ascii="Times New Roman" w:hAnsi="Times New Roman"/>
-          <w:i/>
-          <w:color w:val="000000"/>
-          <w:sz w:val="20"/>
-          <w:szCs w:val="20"/>
-          <w:shd w:val="clear" w:color="auto" w:fill="FFFFFF"/>
+          <w:sz w:val="20"/>
+          <w:szCs w:val="20"/>
         </w:rPr>
         <w:t>.</w:t>
       </w:r>
@@ -3150,7 +3281,44 @@
           <w:sz w:val="20"/>
           <w:szCs w:val="20"/>
         </w:rPr>
-        <w:t>Оплата производится путем перечисления денежных средств на расчетный счет ИСПОЛНИТЕЛЯ либо иным способом по соглашению сторон на основании счета.</w:t>
+        <w:t xml:space="preserve">Оплата образовательных услуг осуществляется путем </w:t>
+      </w:r>
+      <w:r>
+        <w:rPr>
+          <w:sz w:val="20"/>
+          <w:szCs w:val="20"/>
+          <w:lang w:val="ru-RU"/>
+        </w:rPr>
+        <w:t>10</w:t>
+      </w:r>
+      <w:r>
+        <w:rPr>
+          <w:sz w:val="20"/>
+          <w:szCs w:val="20"/>
+        </w:rPr>
+        <w:t>0% предоплаты на счет Исполнителя</w:t>
+      </w:r>
+      <w:r>
+        <w:rPr>
+          <w:sz w:val="20"/>
+          <w:szCs w:val="20"/>
+        </w:rPr>
+        <w:t xml:space="preserve"> на основании выставленного счета в течение 10 (десяти) банковских дней с момента выставления счета</w:t>
+      </w:r>
+      <w:r>
+        <w:rPr>
+          <w:sz w:val="20"/>
+          <w:szCs w:val="20"/>
+          <w:lang w:val="ru-RU"/>
+        </w:rPr>
+        <w:t xml:space="preserve"> </w:t>
+      </w:r>
+      <w:r>
+        <w:rPr>
+          <w:sz w:val="20"/>
+          <w:szCs w:val="20"/>
+        </w:rPr>
+        <w:t>путем перечисления денежных средств на расчетный счет Исполнителя.</w:t>
       </w:r>
     </w:p>
     <w:p>
@@ -3178,7 +3346,21 @@
           <w:sz w:val="20"/>
           <w:szCs w:val="20"/>
         </w:rPr>
-        <w:t>Моментом оплаты признается дата платежного поручения с отметкой банка о перечислении денежных средств с расчетного счета ЗАКАЗЧИКА.</w:t>
+        <w:t>Моментом оплаты признается дата платежного поручения с отметкой банка о перечислении денежных средств с расчетного счета З</w:t>
+      </w:r>
+      <w:r>
+        <w:rPr>
+          <w:sz w:val="20"/>
+          <w:szCs w:val="20"/>
+        </w:rPr>
+        <w:t>аказчика</w:t>
+      </w:r>
+      <w:r>
+        <w:rPr>
+          <w:sz w:val="20"/>
+          <w:szCs w:val="20"/>
+        </w:rPr>
+        <w:t>.</w:t>
       </w:r>
     </w:p>
     <w:p>
@@ -3206,7 +3388,21 @@
           <w:sz w:val="20"/>
           <w:szCs w:val="20"/>
         </w:rPr>
-        <w:t xml:space="preserve">Стоимость услуг по обучению, а также все расходы Исполнителя, связанные с выполнением обязательств по настоящему договору входят в общую стоимость оказания услуг по настоящему договору. По завершению оказания услуг Исполнитель обязан предоставить Заказчику </w:t>
+        <w:t xml:space="preserve">Стоимость услуг по обучению, а также все расходы Исполнителя, связанные с выполнением обязательств по настоящему </w:t>
+      </w:r>
+      <w:r>
+        <w:rPr>
+          <w:sz w:val="20"/>
+          <w:szCs w:val="20"/>
+        </w:rPr>
+        <w:t>договору,</w:t>
+      </w:r>
+      <w:r>
+        <w:rPr>
+          <w:sz w:val="20"/>
+          <w:szCs w:val="20"/>
+        </w:rPr>
+        <w:t xml:space="preserve"> входят в общую стоимость оказания услуг по настоящему договору. По завершению оказания услуг Исполнитель обязан предоставить Заказчику </w:t>
       </w:r>
       <w:hyperlink r:id="rId8" w:history="1">
         <w:r>
@@ -3235,7 +3431,15 @@
           <w:sz w:val="20"/>
           <w:szCs w:val="20"/>
         </w:rPr>
-        <w:t>в двух экземплярах. Заказчик в течение 5 (пяти) рабочих дней с момента его получения, направляет Исполнителю экземпляр подписанного акта оказания услуг или мотивированный отказ. Если по истечении указанного срока Заказчик не направит в адрес Исполнителя подписанный акт оказания услуг или мотивированный отказ, то услуги считаются оказанными в полном объеме, надлежащего качества.</w:t>
+        <w:t xml:space="preserve">в двух экземплярах. Заказчик в </w:t>
+      </w:r>
+      <w:r>
+        <w:rPr>
+          <w:sz w:val="20"/>
+          <w:szCs w:val="20"/>
+        </w:rPr>
+        <w:lastRenderedPageBreak/>
+        <w:t>течение 5 (пяти) рабочих дней с момента его получения, направляет Исполнителю экземпляр подписанного акта оказания услуг или мотивированный отказ. Если по истечении указанного срока Заказчик не направит в адрес Исполнителя подписанный акт оказания услуг или мотивированный отказ, то услуги считаются оказанными в полном объеме, надлежащего качества.</w:t>
       </w:r>
     </w:p>
     <w:p>
@@ -3385,7 +3589,19 @@
         <w:rPr>
           <w:rFonts w:ascii="Times New Roman" w:hAnsi="Times New Roman"/>
         </w:rPr>
-        <w:t>установления нарушения порядка приема в образовательную организацию, повлекшего по вине обучающегося его незаконное зачисление в эту образовательную организацию;</w:t>
+        <w:t>установления нарушения порядка приема в образовательную о</w:t>
+      </w:r>
+      <w:r>
+        <w:rPr>
+          <w:rFonts w:ascii="Times New Roman" w:hAnsi="Times New Roman"/>
+        </w:rPr>
+        <w:t>рганизацию, повлекшего по вине О</w:t>
+      </w:r>
+      <w:r>
+        <w:rPr>
+          <w:rFonts w:ascii="Times New Roman" w:hAnsi="Times New Roman"/>
+        </w:rPr>
+        <w:t>бучающегося его незаконное зачисление в эту образовательную организацию;</w:t>
       </w:r>
     </w:p>
     <w:p>
@@ -3450,7 +3666,19 @@
         <w:rPr>
           <w:rFonts w:ascii="Times New Roman" w:hAnsi="Times New Roman"/>
         </w:rPr>
-        <w:t>невозможности надлежащего исполнения обязательства по оказанию платных образовательных услуг вследствие действий (бездействия) обучающегося;</w:t>
+        <w:t xml:space="preserve">невозможности надлежащего исполнения обязательства по оказанию платных образовательных услуг вследствие действий (бездействия) </w:t>
+      </w:r>
+      <w:r>
+        <w:rPr>
+          <w:rFonts w:ascii="Times New Roman" w:hAnsi="Times New Roman"/>
+        </w:rPr>
+        <w:t>О</w:t>
+      </w:r>
+      <w:r>
+        <w:rPr>
+          <w:rFonts w:ascii="Times New Roman" w:hAnsi="Times New Roman"/>
+        </w:rPr>
+        <w:t>бучающегося;</w:t>
       </w:r>
     </w:p>
     <w:p>
@@ -3534,7 +3762,31 @@
         <w:rPr>
           <w:rFonts w:ascii="Times New Roman" w:hAnsi="Times New Roman"/>
         </w:rPr>
-        <w:t>по инициативе Заказчика (обучающегося, в том числе в случае перевода обучающегося для продолжения освоения образовательной программы в другую организацию, осуществляющую образовательную деятельность);</w:t>
+        <w:t>по инициативе Заказчика (</w:t>
+      </w:r>
+      <w:r>
+        <w:rPr>
+          <w:rFonts w:ascii="Times New Roman" w:hAnsi="Times New Roman"/>
+        </w:rPr>
+        <w:t>О</w:t>
+      </w:r>
+      <w:r>
+        <w:rPr>
+          <w:rFonts w:ascii="Times New Roman" w:hAnsi="Times New Roman"/>
+        </w:rPr>
+        <w:t xml:space="preserve">бучающегося, в том числе в случае перевода </w:t>
+      </w:r>
+      <w:r>
+        <w:rPr>
+          <w:rFonts w:ascii="Times New Roman" w:hAnsi="Times New Roman"/>
+        </w:rPr>
+        <w:t>О</w:t>
+      </w:r>
+      <w:r>
+        <w:rPr>
+          <w:rFonts w:ascii="Times New Roman" w:hAnsi="Times New Roman"/>
+        </w:rPr>
+        <w:t>бучающегося для продолжения освоения образовательной программы в другую организацию, осуществляющую образовательную деятельность);</w:t>
       </w:r>
     </w:p>
     <w:p>
@@ -3559,7 +3811,31 @@
         <w:rPr>
           <w:rFonts w:ascii="Times New Roman" w:hAnsi="Times New Roman"/>
         </w:rPr>
-        <w:t>по инициативе Исполнителя в случае применения к обучающемуся отчисления как меры дисциплинарного взыскания, в случае невыполнения обучающимся по профессиональной образовательной программе обязанностей по добросовестному освоению такой образовательной программы и выполнению учебного плана;</w:t>
+        <w:t xml:space="preserve">по инициативе Исполнителя в случае применения к </w:t>
+      </w:r>
+      <w:r>
+        <w:rPr>
+          <w:rFonts w:ascii="Times New Roman" w:hAnsi="Times New Roman"/>
+        </w:rPr>
+        <w:t>О</w:t>
+      </w:r>
+      <w:r>
+        <w:rPr>
+          <w:rFonts w:ascii="Times New Roman" w:hAnsi="Times New Roman"/>
+        </w:rPr>
+        <w:t xml:space="preserve">бучающемуся отчисления как меры дисциплинарного взыскания, в случае невыполнения </w:t>
+      </w:r>
+      <w:r>
+        <w:rPr>
+          <w:rFonts w:ascii="Times New Roman" w:hAnsi="Times New Roman"/>
+        </w:rPr>
+        <w:t>О</w:t>
+      </w:r>
+      <w:r>
+        <w:rPr>
+          <w:rFonts w:ascii="Times New Roman" w:hAnsi="Times New Roman"/>
+        </w:rPr>
+        <w:t>бучающимся по профессиональной образовательной программе обязанностей по добросовестному освоению такой образовательной программы и выполнению учебного плана;</w:t>
       </w:r>
     </w:p>
     <w:p>
@@ -3710,7 +3986,21 @@
           <w:sz w:val="20"/>
           <w:szCs w:val="20"/>
         </w:rPr>
-        <w:t>В случае невозможности исполнения настоящего договора, вследствие действий (бездействия) ЗАКАЗЧИКА уплаченная им стоимость услуг не возвращается.</w:t>
+        <w:t>В случае невозможности исполнения настоящего договора, вследствие действий (бездействия) З</w:t>
+      </w:r>
+      <w:r>
+        <w:rPr>
+          <w:sz w:val="20"/>
+          <w:szCs w:val="20"/>
+        </w:rPr>
+        <w:t>аказчика</w:t>
+      </w:r>
+      <w:r>
+        <w:rPr>
+          <w:sz w:val="20"/>
+          <w:szCs w:val="20"/>
+        </w:rPr>
+        <w:t xml:space="preserve"> уплаченная им стоимость услуг не возвращается.</w:t>
       </w:r>
     </w:p>
     <w:p>
@@ -3840,7 +4130,21 @@
           <w:sz w:val="20"/>
           <w:szCs w:val="20"/>
         </w:rPr>
-        <w:t>Ни одна из сторон не несет ответственности перед другой стороной за полное или частичное невыполнение или ненадлежащее выполнение обязательств по настоящему договору, если это невыполнение обязательств является результатом действия обстоятельств непреодолимой силы, не зависящих от воли сторон и возникших после подписания настоящего договора.</w:t>
+        <w:t xml:space="preserve">Ни одна из сторон не несет ответственности перед другой стороной за полное или частичное </w:t>
+      </w:r>
+      <w:r>
+        <w:rPr>
+          <w:sz w:val="20"/>
+          <w:szCs w:val="20"/>
+        </w:rPr>
+        <w:t>невыполнение,</w:t>
+      </w:r>
+      <w:r>
+        <w:rPr>
+          <w:sz w:val="20"/>
+          <w:szCs w:val="20"/>
+        </w:rPr>
+        <w:t xml:space="preserve"> или ненадлежащее выполнение обязательств по настоящему договору, если это невыполнение обязательств является результатом действия обстоятельств непреодолимой силы, не зависящих от воли сторон и возникших после подписания настоящего договора.</w:t>
       </w:r>
     </w:p>
     <w:p>
@@ -3875,11 +4179,10 @@
         <w:tabs>
           <w:tab w:val="left" w:pos="851"/>
         </w:tabs>
-        <w:ind w:left="567"/>
-        <w:rPr>
-          <w:sz w:val="20"/>
-          <w:szCs w:val="20"/>
-          <w:lang w:val="ru-RU"/>
+        <w:ind w:left="426" w:hanging="426"/>
+        <w:rPr>
+          <w:sz w:val="20"/>
+          <w:szCs w:val="20"/>
         </w:rPr>
       </w:pPr>
     </w:p>
@@ -3947,30 +4250,9 @@
         <w:rPr>
           <w:sz w:val="20"/>
           <w:szCs w:val="20"/>
-        </w:rPr>
-        <w:t>31.12.20</w:t>
-      </w:r>
-      <w:r>
-        <w:rPr>
-          <w:sz w:val="20"/>
-          <w:szCs w:val="20"/>
-        </w:rPr>
-        <w:t>2</w:t>
-      </w:r>
-      <w:r>
-        <w:rPr>
-          <w:sz w:val="20"/>
-          <w:szCs w:val="20"/>
           <w:lang w:val="ru-RU"/>
         </w:rPr>
-        <w:t>5</w:t>
-      </w:r>
-      <w:r>
-        <w:rPr>
-          <w:sz w:val="20"/>
-          <w:szCs w:val="20"/>
-        </w:rPr>
-        <w:t>г</w:t>
+        <w:t>___________</w:t>
       </w:r>
       <w:r>
         <w:rPr>
@@ -3984,7 +4266,7 @@
       <w:pPr>
         <w:pStyle w:val="ab"/>
         <w:suppressAutoHyphens/>
-        <w:ind w:left="567"/>
+        <w:ind w:left="426" w:hanging="426"/>
         <w:rPr>
           <w:sz w:val="20"/>
           <w:szCs w:val="20"/>
@@ -4042,8 +4324,7 @@
         <w:rPr>
           <w:rFonts w:ascii="Times New Roman" w:hAnsi="Times New Roman"/>
         </w:rPr>
-        <w:lastRenderedPageBreak/>
-        <w:t>Под периодом предоставления образовательной услуги (периодом обучения) понимается промежуток времени с даты издания приказа о зачислении обучающегося в образовательную организацию до даты издания приказа об окончании обучения или отчислении обучающегося из образовательной организации.</w:t>
+        <w:t>Под периодом предоставления образовательной услуги (периодом обучения) понимается промежуток времени с даты издания приказа о зачислении Обучающегося в образовательную организацию до даты издания приказа об окончании обучения или отчислении Обучающегося из образовательной организации.</w:t>
       </w:r>
     </w:p>
     <w:p>
@@ -4079,6 +4360,10 @@
           <w:ilvl w:val="1"/>
           <w:numId w:val="1"/>
         </w:numPr>
+        <w:tabs>
+          <w:tab w:val="clear" w:pos="510"/>
+          <w:tab w:val="num" w:pos="567"/>
+        </w:tabs>
         <w:suppressAutoHyphens/>
         <w:autoSpaceDE w:val="0"/>
         <w:autoSpaceDN w:val="0"/>
@@ -4096,9 +4381,42 @@
           <w:rFonts w:ascii="Times New Roman" w:eastAsia="Times New Roman" w:hAnsi="Times New Roman"/>
           <w:sz w:val="20"/>
           <w:szCs w:val="20"/>
-          <w:lang w:eastAsia="ru-RU"/>
-        </w:rPr>
-        <w:t xml:space="preserve">Стороны договорились об информационном взаимодействии в области передачи персональных данных работников, в рамках которого Заказчик передает Исполнителю фамилии, имена, отчества, сведения об образовании, должность, страховые номера индивидуального лицевого счета гражданина в системе обязательного пенсионного страхования в целях внесения сведений в реестр обученных по охране труда лиц и проведения проверки знания требований по охране труда в информационную систему охраны труда Министерства труда и социальной защиты Российской Федерации, а также в </w:t>
+        </w:rPr>
+        <w:t xml:space="preserve">Стороны договорились об информационном взаимодействии в области передачи персональных данных </w:t>
+      </w:r>
+    </w:p>
+    <w:p>
+      <w:pPr>
+        <w:pStyle w:val="af2"/>
+        <w:widowControl w:val="0"/>
+        <w:suppressAutoHyphens/>
+        <w:autoSpaceDE w:val="0"/>
+        <w:autoSpaceDN w:val="0"/>
+        <w:adjustRightInd w:val="0"/>
+        <w:spacing w:after="0" w:line="240" w:lineRule="auto"/>
+        <w:ind w:left="567" w:hanging="57"/>
+        <w:jc w:val="both"/>
+        <w:rPr>
+          <w:rFonts w:ascii="Times New Roman" w:hAnsi="Times New Roman"/>
+          <w:sz w:val="20"/>
+          <w:szCs w:val="20"/>
+        </w:rPr>
+      </w:pPr>
+      <w:r>
+        <w:rPr>
+          <w:rFonts w:ascii="Times New Roman" w:eastAsia="Times New Roman" w:hAnsi="Times New Roman"/>
+          <w:sz w:val="20"/>
+          <w:szCs w:val="20"/>
+        </w:rPr>
+        <w:t xml:space="preserve"> </w:t>
+      </w:r>
+      <w:r>
+        <w:rPr>
+          <w:rFonts w:ascii="Times New Roman" w:eastAsia="Times New Roman" w:hAnsi="Times New Roman"/>
+          <w:sz w:val="20"/>
+          <w:szCs w:val="20"/>
+        </w:rPr>
+        <w:t xml:space="preserve">работников, в рамках которого Заказчик передает Исполнителю фамилии, имена, отчества, сведения об образовании, должность, страховые номера индивидуального лицевого счета гражданина в системе обязательного пенсионного страхования в целях внесения сведений в реестр обученных по охране труда лиц и проведения проверки знания требований по охране труда в информационную систему охраны труда Министерства труда и социальной защиты Российской Федерации, а также в </w:t>
       </w:r>
       <w:r>
         <w:rPr>
@@ -4117,6 +4435,101 @@
           <w:ilvl w:val="1"/>
           <w:numId w:val="1"/>
         </w:numPr>
+        <w:tabs>
+          <w:tab w:val="clear" w:pos="510"/>
+          <w:tab w:val="num" w:pos="567"/>
+        </w:tabs>
+        <w:suppressAutoHyphens/>
+        <w:autoSpaceDE w:val="0"/>
+        <w:autoSpaceDN w:val="0"/>
+        <w:adjustRightInd w:val="0"/>
+        <w:spacing w:after="0" w:line="240" w:lineRule="auto"/>
+        <w:ind w:left="567" w:hanging="567"/>
+        <w:jc w:val="both"/>
+        <w:rPr>
+          <w:rFonts w:ascii="Times New Roman" w:hAnsi="Times New Roman"/>
+          <w:sz w:val="20"/>
+          <w:szCs w:val="20"/>
+        </w:rPr>
+      </w:pPr>
+      <w:r>
+        <w:rPr>
+          <w:rFonts w:ascii="Times New Roman" w:hAnsi="Times New Roman"/>
+          <w:sz w:val="20"/>
+          <w:szCs w:val="20"/>
+        </w:rPr>
+        <w:t>Заказчик подтверждает, что согласия работников (Обучающихся) на обработку их персональных данных,</w:t>
+      </w:r>
+      <w:r>
+        <w:rPr>
+          <w:rFonts w:ascii="Times New Roman" w:hAnsi="Times New Roman"/>
+          <w:sz w:val="20"/>
+          <w:szCs w:val="20"/>
+        </w:rPr>
+        <w:t xml:space="preserve"> </w:t>
+      </w:r>
+      <w:r>
+        <w:rPr>
+          <w:rFonts w:ascii="Times New Roman" w:hAnsi="Times New Roman"/>
+          <w:sz w:val="20"/>
+          <w:szCs w:val="20"/>
+        </w:rPr>
+        <w:t xml:space="preserve">совершающих действия, связанные с заключением и исполнением </w:t>
+      </w:r>
+      <w:r>
+        <w:rPr>
+          <w:rFonts w:ascii="Times New Roman" w:hAnsi="Times New Roman"/>
+          <w:sz w:val="20"/>
+          <w:szCs w:val="20"/>
+        </w:rPr>
+        <w:t>договора, получены</w:t>
+      </w:r>
+      <w:r>
+        <w:rPr>
+          <w:rFonts w:ascii="Times New Roman" w:hAnsi="Times New Roman"/>
+          <w:sz w:val="20"/>
+          <w:szCs w:val="20"/>
+        </w:rPr>
+        <w:t xml:space="preserve"> надлежащим образом, в </w:t>
+      </w:r>
+      <w:r>
+        <w:rPr>
+          <w:rFonts w:ascii="Times New Roman" w:hAnsi="Times New Roman"/>
+          <w:sz w:val="20"/>
+          <w:szCs w:val="20"/>
+        </w:rPr>
+        <w:lastRenderedPageBreak/>
+        <w:t>порядке, установленном Федеральным законом от 27.07.2006 года № 152-ФЗ «О персональных данных» (дале</w:t>
+      </w:r>
+      <w:r>
+        <w:rPr>
+          <w:rFonts w:ascii="Times New Roman" w:hAnsi="Times New Roman"/>
+          <w:sz w:val="20"/>
+          <w:szCs w:val="20"/>
+        </w:rPr>
+        <w:t xml:space="preserve">е </w:t>
+      </w:r>
+      <w:r>
+        <w:rPr>
+          <w:rFonts w:ascii="Times New Roman" w:hAnsi="Times New Roman"/>
+          <w:sz w:val="20"/>
+          <w:szCs w:val="20"/>
+        </w:rPr>
+        <w:t>– ФЗ «О персональных данных»).</w:t>
+      </w:r>
+    </w:p>
+    <w:p>
+      <w:pPr>
+        <w:pStyle w:val="af2"/>
+        <w:widowControl w:val="0"/>
+        <w:numPr>
+          <w:ilvl w:val="1"/>
+          <w:numId w:val="1"/>
+        </w:numPr>
+        <w:tabs>
+          <w:tab w:val="clear" w:pos="510"/>
+          <w:tab w:val="num" w:pos="567"/>
+        </w:tabs>
         <w:suppressAutoHyphens/>
         <w:autoSpaceDE w:val="0"/>
         <w:autoSpaceDN w:val="0"/>
@@ -4125,72 +4538,91 @@
         <w:jc w:val="both"/>
         <w:rPr>
           <w:rFonts w:ascii="Times New Roman" w:hAnsi="Times New Roman"/>
-          <w:sz w:val="21"/>
-          <w:szCs w:val="21"/>
-        </w:rPr>
-      </w:pPr>
-      <w:r>
-        <w:rPr>
-          <w:rFonts w:ascii="Times New Roman" w:hAnsi="Times New Roman"/>
-          <w:sz w:val="20"/>
-          <w:szCs w:val="20"/>
-        </w:rPr>
-        <w:t>Заказчик подтверждает, что согласия работников (Обучающихся) на обработку их персональных данных, совершающих действия, связанные с заключением и исполнением договора, в том числе на распространение и /или  предоставление персональных данных  в целях заключения  договоров с третьими лицами, получены надлежащим образом,  в порядке, установленном  Федеральным законом от 27.07.2006</w:t>
-      </w:r>
-      <w:r>
-        <w:rPr>
-          <w:rFonts w:ascii="Times New Roman" w:hAnsi="Times New Roman"/>
-          <w:sz w:val="21"/>
-          <w:szCs w:val="21"/>
-        </w:rPr>
-        <w:t xml:space="preserve"> года № 152-ФЗ «О персональных данных» (далее – ФЗ «О персональных данных»).</w:t>
+          <w:sz w:val="20"/>
+          <w:szCs w:val="20"/>
+        </w:rPr>
+      </w:pPr>
+      <w:r>
+        <w:rPr>
+          <w:rFonts w:ascii="Times New Roman" w:hAnsi="Times New Roman"/>
+          <w:sz w:val="20"/>
+          <w:szCs w:val="20"/>
+        </w:rPr>
+        <w:t xml:space="preserve">Ответственность за неполучение такого согласия, получение согласия с нарушением требований </w:t>
       </w:r>
     </w:p>
     <w:p>
       <w:pPr>
         <w:pStyle w:val="af2"/>
         <w:widowControl w:val="0"/>
-        <w:numPr>
-          <w:ilvl w:val="1"/>
-          <w:numId w:val="1"/>
-        </w:numPr>
         <w:suppressAutoHyphens/>
         <w:autoSpaceDE w:val="0"/>
         <w:autoSpaceDN w:val="0"/>
         <w:adjustRightInd w:val="0"/>
         <w:spacing w:after="0" w:line="240" w:lineRule="auto"/>
+        <w:ind w:left="567" w:hanging="57"/>
         <w:jc w:val="both"/>
         <w:rPr>
           <w:rFonts w:ascii="Times New Roman" w:hAnsi="Times New Roman"/>
-          <w:sz w:val="21"/>
-          <w:szCs w:val="21"/>
-        </w:rPr>
-      </w:pPr>
-      <w:r>
-        <w:rPr>
-          <w:rFonts w:ascii="Times New Roman" w:hAnsi="Times New Roman"/>
-          <w:sz w:val="21"/>
-          <w:szCs w:val="21"/>
-        </w:rPr>
-        <w:t xml:space="preserve">Ответственность за неполучение такого согласия, получение согласия с нарушением требований   законодательства о персональных данных, а также ответственность  за </w:t>
-      </w:r>
-      <w:proofErr w:type="gramStart"/>
-      <w:r>
-        <w:rPr>
-          <w:rFonts w:ascii="Times New Roman" w:hAnsi="Times New Roman"/>
-          <w:sz w:val="21"/>
-          <w:szCs w:val="21"/>
-        </w:rPr>
-        <w:t>не предоставление</w:t>
-      </w:r>
-      <w:proofErr w:type="gramEnd"/>
-      <w:r>
-        <w:rPr>
-          <w:rFonts w:ascii="Times New Roman" w:hAnsi="Times New Roman"/>
-          <w:sz w:val="21"/>
-          <w:szCs w:val="21"/>
-        </w:rPr>
-        <w:t xml:space="preserve">  информации, перечень которой  установлен пунктом 3 статьи 18 «ФЗ о персональных данных», несет Заказчик.</w:t>
+          <w:sz w:val="20"/>
+          <w:szCs w:val="20"/>
+        </w:rPr>
+      </w:pPr>
+      <w:r>
+        <w:rPr>
+          <w:rFonts w:ascii="Times New Roman" w:hAnsi="Times New Roman"/>
+          <w:sz w:val="20"/>
+          <w:szCs w:val="20"/>
+        </w:rPr>
+        <w:t xml:space="preserve"> законодательства о персональных данных, а также </w:t>
+      </w:r>
+      <w:r>
+        <w:rPr>
+          <w:rFonts w:ascii="Times New Roman" w:hAnsi="Times New Roman"/>
+          <w:sz w:val="20"/>
+          <w:szCs w:val="20"/>
+        </w:rPr>
+        <w:t>ответственность за</w:t>
+      </w:r>
+      <w:r>
+        <w:rPr>
+          <w:rFonts w:ascii="Times New Roman" w:hAnsi="Times New Roman"/>
+          <w:sz w:val="20"/>
+          <w:szCs w:val="20"/>
+        </w:rPr>
+        <w:t xml:space="preserve"> не </w:t>
+      </w:r>
+      <w:r>
+        <w:rPr>
+          <w:rFonts w:ascii="Times New Roman" w:hAnsi="Times New Roman"/>
+          <w:sz w:val="20"/>
+          <w:szCs w:val="20"/>
+        </w:rPr>
+        <w:t>предоставление информации</w:t>
+      </w:r>
+      <w:r>
+        <w:rPr>
+          <w:rFonts w:ascii="Times New Roman" w:hAnsi="Times New Roman"/>
+          <w:sz w:val="20"/>
+          <w:szCs w:val="20"/>
+        </w:rPr>
+        <w:t xml:space="preserve">, перечень </w:t>
+      </w:r>
+      <w:r>
+        <w:rPr>
+          <w:rFonts w:ascii="Times New Roman" w:hAnsi="Times New Roman"/>
+          <w:sz w:val="20"/>
+          <w:szCs w:val="20"/>
+        </w:rPr>
+        <w:t>которой установлен</w:t>
+      </w:r>
+      <w:r>
+        <w:rPr>
+          <w:rFonts w:ascii="Times New Roman" w:hAnsi="Times New Roman"/>
+          <w:sz w:val="20"/>
+          <w:szCs w:val="20"/>
+        </w:rPr>
+        <w:t xml:space="preserve"> пунктом 3 статьи 18 «ФЗ о персональных данных», несет Заказчик.</w:t>
       </w:r>
     </w:p>
     <w:p>
@@ -4272,21 +4704,7 @@
           <w:sz w:val="20"/>
           <w:szCs w:val="20"/>
         </w:rPr>
-        <w:t xml:space="preserve">Настоящий договор составлен в </w:t>
-      </w:r>
-      <w:r>
-        <w:rPr>
-          <w:sz w:val="20"/>
-          <w:szCs w:val="20"/>
-        </w:rPr>
-        <w:t xml:space="preserve">2 </w:t>
-      </w:r>
-      <w:r>
-        <w:rPr>
-          <w:sz w:val="20"/>
-          <w:szCs w:val="20"/>
-        </w:rPr>
-        <w:t>экземплярах, имеющих равную юридическую силу, по одному экземпляру для каждой из сторон.</w:t>
+        <w:t>Настоящий договор составлен в 2 экземплярах, имеющих равную юридическую силу, по одному экземпляру для каждой из сторон.</w:t>
       </w:r>
     </w:p>
     <w:p>
@@ -4341,15 +4759,14 @@
     </w:p>
     <w:p>
       <w:pPr>
-        <w:pStyle w:val="27"/>
-        <w:shd w:val="clear" w:color="auto" w:fill="auto"/>
-        <w:tabs>
-          <w:tab w:val="left" w:pos="567"/>
-        </w:tabs>
         <w:spacing w:after="0" w:line="240" w:lineRule="auto"/>
-        <w:ind w:left="567"/>
-        <w:rPr>
-          <w:rFonts w:ascii="Times New Roman" w:hAnsi="Times New Roman"/>
+        <w:ind w:left="426" w:hanging="426"/>
+        <w:jc w:val="both"/>
+        <w:rPr>
+          <w:rFonts w:ascii="Times New Roman" w:hAnsi="Times New Roman"/>
+          <w:sz w:val="20"/>
+          <w:szCs w:val="20"/>
+          <w:lang w:val="x-none"/>
         </w:rPr>
       </w:pPr>
     </w:p>
@@ -4381,21 +4798,6 @@
         </w:rPr>
         <w:t>Адреса и реквизиты сторон</w:t>
       </w:r>
-    </w:p>
-    <w:p>
-      <w:pPr>
-        <w:pStyle w:val="af2"/>
-        <w:spacing w:after="0" w:line="240" w:lineRule="auto"/>
-        <w:ind w:left="426"/>
-        <w:jc w:val="center"/>
-        <w:rPr>
-          <w:rFonts w:ascii="Times New Roman" w:hAnsi="Times New Roman"/>
-          <w:b/>
-          <w:bCs/>
-          <w:sz w:val="20"/>
-          <w:szCs w:val="20"/>
-        </w:rPr>
-      </w:pPr>
     </w:p>
     <w:tbl>
       <w:tblPr>
@@ -4474,10 +4876,13 @@
           <w:p>
             <w:pPr>
               <w:spacing w:after="0" w:line="240" w:lineRule="auto"/>
+              <w:ind w:left="426" w:hanging="426"/>
+              <w:jc w:val="both"/>
               <w:rPr>
                 <w:rFonts w:ascii="Times New Roman" w:hAnsi="Times New Roman"/>
                 <w:sz w:val="20"/>
                 <w:szCs w:val="20"/>
+                <w:u w:val="single"/>
               </w:rPr>
             </w:pPr>
             <w:r>
@@ -4490,36 +4895,28 @@
               </w:rPr>
               <w:t>Юридический (фактический) адрес:</w:t>
             </w:r>
-            <w:r>
+          </w:p>
+          <w:p>
+            <w:pPr>
+              <w:tabs>
+                <w:tab w:val="left" w:pos="5760"/>
+              </w:tabs>
+              <w:spacing w:after="0" w:line="240" w:lineRule="auto"/>
+              <w:ind w:left="426" w:hanging="426"/>
+              <w:jc w:val="both"/>
               <w:rPr>
                 <w:rFonts w:ascii="Times New Roman" w:hAnsi="Times New Roman"/>
-                <w:bCs/>
                 <w:sz w:val="20"/>
                 <w:szCs w:val="20"/>
-                <w:u w:val="single"/>
               </w:rPr>
-              <w:t xml:space="preserve">                                                    </w:t>
-            </w:r>
-            <w:smartTag w:uri="urn:schemas-microsoft-com:office:smarttags" w:element="metricconverter">
-              <w:smartTagPr>
-                <w:attr w:name="ProductID" w:val="634015, г"/>
-              </w:smartTagPr>
-              <w:r>
-                <w:rPr>
-                  <w:rFonts w:ascii="Times New Roman" w:hAnsi="Times New Roman"/>
-                  <w:sz w:val="20"/>
-                  <w:szCs w:val="20"/>
-                </w:rPr>
-                <w:t>634015, г</w:t>
-              </w:r>
-            </w:smartTag>
+            </w:pPr>
             <w:r>
               <w:rPr>
                 <w:rFonts w:ascii="Times New Roman" w:hAnsi="Times New Roman"/>
                 <w:sz w:val="20"/>
                 <w:szCs w:val="20"/>
               </w:rPr>
-              <w:t>.Томск, ул.Энергетическая, д.2</w:t>
+              <w:t>634015, г.</w:t>
             </w:r>
             <w:r>
               <w:rPr>
@@ -4527,8 +4924,63 @@
                 <w:sz w:val="20"/>
                 <w:szCs w:val="20"/>
               </w:rPr>
-              <w:t xml:space="preserve">                                                        </w:t>
+              <w:t xml:space="preserve"> </w:t>
             </w:r>
+            <w:r>
+              <w:rPr>
+                <w:rFonts w:ascii="Times New Roman" w:hAnsi="Times New Roman"/>
+                <w:sz w:val="20"/>
+                <w:szCs w:val="20"/>
+              </w:rPr>
+              <w:t>Томск, ул.</w:t>
+            </w:r>
+            <w:r>
+              <w:rPr>
+                <w:rFonts w:ascii="Times New Roman" w:hAnsi="Times New Roman"/>
+                <w:sz w:val="20"/>
+                <w:szCs w:val="20"/>
+              </w:rPr>
+              <w:t xml:space="preserve"> </w:t>
+            </w:r>
+            <w:r>
+              <w:rPr>
+                <w:rFonts w:ascii="Times New Roman" w:hAnsi="Times New Roman"/>
+                <w:sz w:val="20"/>
+                <w:szCs w:val="20"/>
+              </w:rPr>
+              <w:t>Энергетическая, д.</w:t>
+            </w:r>
+            <w:r>
+              <w:rPr>
+                <w:rFonts w:ascii="Times New Roman" w:hAnsi="Times New Roman"/>
+                <w:sz w:val="20"/>
+                <w:szCs w:val="20"/>
+              </w:rPr>
+              <w:t xml:space="preserve"> </w:t>
+            </w:r>
+            <w:r>
+              <w:rPr>
+                <w:rFonts w:ascii="Times New Roman" w:hAnsi="Times New Roman"/>
+                <w:sz w:val="20"/>
+                <w:szCs w:val="20"/>
+              </w:rPr>
+              <w:t>2</w:t>
+            </w:r>
+          </w:p>
+          <w:p>
+            <w:pPr>
+              <w:tabs>
+                <w:tab w:val="left" w:pos="5760"/>
+              </w:tabs>
+              <w:spacing w:after="0" w:line="240" w:lineRule="auto"/>
+              <w:ind w:left="426" w:hanging="426"/>
+              <w:jc w:val="both"/>
+              <w:rPr>
+                <w:rFonts w:ascii="Times New Roman" w:hAnsi="Times New Roman"/>
+                <w:sz w:val="20"/>
+                <w:szCs w:val="20"/>
+              </w:rPr>
+            </w:pPr>
             <w:r>
               <w:rPr>
                 <w:rFonts w:ascii="Times New Roman" w:hAnsi="Times New Roman"/>
@@ -4537,14 +4989,21 @@
               </w:rPr>
               <w:t>ОГРН 1117000001425</w:t>
             </w:r>
-            <w:r>
+          </w:p>
+          <w:p>
+            <w:pPr>
+              <w:tabs>
+                <w:tab w:val="left" w:pos="1170"/>
+              </w:tabs>
+              <w:spacing w:after="0" w:line="240" w:lineRule="auto"/>
+              <w:ind w:left="426" w:hanging="426"/>
+              <w:jc w:val="both"/>
               <w:rPr>
                 <w:rFonts w:ascii="Times New Roman" w:hAnsi="Times New Roman"/>
                 <w:sz w:val="20"/>
                 <w:szCs w:val="20"/>
               </w:rPr>
-              <w:t xml:space="preserve">                                                                                  </w:t>
-            </w:r>
+            </w:pPr>
             <w:r>
               <w:rPr>
                 <w:rFonts w:ascii="Times New Roman" w:hAnsi="Times New Roman"/>
@@ -4553,46 +5012,67 @@
               </w:rPr>
               <w:t>ИНН 7017999506 КПП 701701001</w:t>
             </w:r>
+          </w:p>
+          <w:p>
+            <w:pPr>
+              <w:tabs>
+                <w:tab w:val="left" w:pos="1170"/>
+              </w:tabs>
+              <w:spacing w:after="0" w:line="240" w:lineRule="auto"/>
+              <w:ind w:left="426" w:hanging="426"/>
+              <w:jc w:val="both"/>
+              <w:rPr>
+                <w:rFonts w:ascii="Times New Roman" w:hAnsi="Times New Roman"/>
+                <w:sz w:val="20"/>
+                <w:szCs w:val="20"/>
+              </w:rPr>
+            </w:pPr>
             <w:r>
               <w:rPr>
                 <w:rFonts w:ascii="Times New Roman" w:hAnsi="Times New Roman"/>
                 <w:sz w:val="20"/>
                 <w:szCs w:val="20"/>
               </w:rPr>
-              <w:t xml:space="preserve">                                                    </w:t>
+              <w:t>р/сч 40703810064000000195 Томское Отделение</w:t>
             </w:r>
+          </w:p>
+          <w:p>
+            <w:pPr>
+              <w:tabs>
+                <w:tab w:val="left" w:pos="1170"/>
+              </w:tabs>
+              <w:spacing w:after="0" w:line="240" w:lineRule="auto"/>
+              <w:ind w:left="426" w:hanging="426"/>
+              <w:jc w:val="both"/>
+              <w:rPr>
+                <w:rFonts w:ascii="Times New Roman" w:hAnsi="Times New Roman"/>
+                <w:sz w:val="20"/>
+                <w:szCs w:val="20"/>
+              </w:rPr>
+            </w:pPr>
             <w:r>
               <w:rPr>
                 <w:rFonts w:ascii="Times New Roman" w:hAnsi="Times New Roman"/>
                 <w:sz w:val="20"/>
                 <w:szCs w:val="20"/>
               </w:rPr>
-              <w:t>р/сч 40703810064000000195</w:t>
+              <w:t>№8616 ПАО Сбербанк г.Томск</w:t>
             </w:r>
-            <w:r>
+          </w:p>
+          <w:p>
+            <w:pPr>
+              <w:tabs>
+                <w:tab w:val="left" w:pos="1170"/>
+              </w:tabs>
+              <w:spacing w:after="0" w:line="240" w:lineRule="auto"/>
+              <w:ind w:left="426" w:hanging="426"/>
+              <w:jc w:val="both"/>
               <w:rPr>
                 <w:rFonts w:ascii="Times New Roman" w:hAnsi="Times New Roman"/>
                 <w:sz w:val="20"/>
                 <w:szCs w:val="20"/>
               </w:rPr>
-              <w:t xml:space="preserve">                                                      </w:t>
-            </w:r>
-            <w:r>
-              <w:rPr>
-                <w:rFonts w:ascii="Times New Roman" w:hAnsi="Times New Roman"/>
-                <w:sz w:val="20"/>
-                <w:szCs w:val="20"/>
-              </w:rPr>
-              <w:t>Томское отделение №8616 ПАО Сбербанк г.Томск</w:t>
-            </w:r>
-            <w:r>
-              <w:rPr>
-                <w:rFonts w:ascii="Times New Roman" w:hAnsi="Times New Roman"/>
-                <w:sz w:val="20"/>
-                <w:szCs w:val="20"/>
-              </w:rPr>
-              <w:t xml:space="preserve">                                     </w:t>
-            </w:r>
+            </w:pPr>
             <w:r>
               <w:rPr>
                 <w:rFonts w:ascii="Times New Roman" w:hAnsi="Times New Roman"/>
@@ -4601,21 +5081,29 @@
               </w:rPr>
               <w:t>к/сч 30101810800000000606 БИК 046902606</w:t>
             </w:r>
+          </w:p>
+          <w:p>
+            <w:pPr>
+              <w:tabs>
+                <w:tab w:val="left" w:pos="5760"/>
+              </w:tabs>
+              <w:spacing w:after="0" w:line="240" w:lineRule="auto"/>
+              <w:ind w:left="426" w:hanging="426"/>
+              <w:jc w:val="both"/>
+              <w:rPr>
+                <w:rFonts w:ascii="Times New Roman" w:hAnsi="Times New Roman"/>
+                <w:sz w:val="20"/>
+                <w:szCs w:val="20"/>
+                <w:lang w:val="en-US"/>
+              </w:rPr>
+            </w:pPr>
             <w:r>
               <w:rPr>
                 <w:rFonts w:ascii="Times New Roman" w:hAnsi="Times New Roman"/>
                 <w:sz w:val="20"/>
                 <w:szCs w:val="20"/>
               </w:rPr>
-              <w:t xml:space="preserve">                                          </w:t>
-            </w:r>
-            <w:r>
-              <w:rPr>
-                <w:rFonts w:ascii="Times New Roman" w:hAnsi="Times New Roman"/>
-                <w:sz w:val="20"/>
-                <w:szCs w:val="20"/>
-              </w:rPr>
-              <w:t xml:space="preserve">Тел.(3822) 61-11-92, </w:t>
+              <w:t>Тел</w:t>
             </w:r>
             <w:r>
               <w:rPr>
@@ -4624,15 +5112,7 @@
                 <w:szCs w:val="20"/>
                 <w:lang w:val="en-US"/>
               </w:rPr>
-              <w:t>E</w:t>
-            </w:r>
-            <w:r>
-              <w:rPr>
-                <w:rFonts w:ascii="Times New Roman" w:hAnsi="Times New Roman"/>
-                <w:sz w:val="20"/>
-                <w:szCs w:val="20"/>
-              </w:rPr>
-              <w:t>-</w:t>
+              <w:t xml:space="preserve">: </w:t>
             </w:r>
             <w:r>
               <w:rPr>
@@ -4641,15 +5121,7 @@
                 <w:szCs w:val="20"/>
                 <w:lang w:val="en-US"/>
               </w:rPr>
-              <w:t>mail</w:t>
-            </w:r>
-            <w:r>
-              <w:rPr>
-                <w:rFonts w:ascii="Times New Roman" w:hAnsi="Times New Roman"/>
-                <w:sz w:val="20"/>
-                <w:szCs w:val="20"/>
-              </w:rPr>
-              <w:t xml:space="preserve">: </w:t>
+              <w:t xml:space="preserve">(3822) 61-11-92, E-mail: </w:t>
             </w:r>
             <w:hyperlink r:id="rId9" w:history="1">
               <w:r>
@@ -4660,66 +5132,48 @@
                   <w:szCs w:val="20"/>
                   <w:lang w:val="en-US"/>
                 </w:rPr>
-                <w:t>ttv</w:t>
-              </w:r>
-              <w:r>
-                <w:rPr>
-                  <w:rStyle w:val="af0"/>
-                  <w:rFonts w:ascii="Times New Roman" w:hAnsi="Times New Roman"/>
-                  <w:sz w:val="20"/>
-                  <w:szCs w:val="20"/>
-                </w:rPr>
-                <w:t>@</w:t>
-              </w:r>
-              <w:r>
-                <w:rPr>
-                  <w:rStyle w:val="af0"/>
-                  <w:rFonts w:ascii="Times New Roman" w:hAnsi="Times New Roman"/>
-                  <w:sz w:val="20"/>
-                  <w:szCs w:val="20"/>
-                  <w:lang w:val="en-US"/>
-                </w:rPr>
-                <w:t>dpo</w:t>
-              </w:r>
-              <w:r>
-                <w:rPr>
-                  <w:rStyle w:val="af0"/>
-                  <w:rFonts w:ascii="Times New Roman" w:hAnsi="Times New Roman"/>
-                  <w:sz w:val="20"/>
-                  <w:szCs w:val="20"/>
-                </w:rPr>
-                <w:t>-</w:t>
-              </w:r>
-              <w:r>
-                <w:rPr>
-                  <w:rStyle w:val="af0"/>
-                  <w:rFonts w:ascii="Times New Roman" w:hAnsi="Times New Roman"/>
-                  <w:sz w:val="20"/>
-                  <w:szCs w:val="20"/>
-                  <w:lang w:val="en-US"/>
-                </w:rPr>
-                <w:t>energo</w:t>
-              </w:r>
-              <w:r>
-                <w:rPr>
-                  <w:rStyle w:val="af0"/>
-                  <w:rFonts w:ascii="Times New Roman" w:hAnsi="Times New Roman"/>
-                  <w:sz w:val="20"/>
-                  <w:szCs w:val="20"/>
-                </w:rPr>
-                <w:t>.</w:t>
-              </w:r>
-              <w:r>
-                <w:rPr>
-                  <w:rStyle w:val="af0"/>
-                  <w:rFonts w:ascii="Times New Roman" w:hAnsi="Times New Roman"/>
-                  <w:sz w:val="20"/>
-                  <w:szCs w:val="20"/>
-                  <w:lang w:val="en-US"/>
-                </w:rPr>
-                <w:t>ru</w:t>
+                <w:t>ttv@dpo-energo.ru</w:t>
               </w:r>
             </w:hyperlink>
+          </w:p>
+          <w:p>
+            <w:pPr>
+              <w:tabs>
+                <w:tab w:val="left" w:pos="5760"/>
+              </w:tabs>
+              <w:spacing w:after="0" w:line="240" w:lineRule="auto"/>
+              <w:ind w:left="426" w:hanging="426"/>
+              <w:jc w:val="both"/>
+              <w:rPr>
+                <w:rFonts w:ascii="Times New Roman" w:hAnsi="Times New Roman"/>
+                <w:sz w:val="20"/>
+                <w:szCs w:val="20"/>
+              </w:rPr>
+            </w:pPr>
+            <w:r>
+              <w:rPr>
+                <w:rFonts w:ascii="Times New Roman" w:hAnsi="Times New Roman"/>
+                <w:sz w:val="20"/>
+                <w:szCs w:val="20"/>
+              </w:rPr>
+              <w:t>Факс</w:t>
+            </w:r>
+            <w:r>
+              <w:rPr>
+                <w:rFonts w:ascii="Times New Roman" w:hAnsi="Times New Roman"/>
+                <w:sz w:val="20"/>
+                <w:szCs w:val="20"/>
+              </w:rPr>
+              <w:t xml:space="preserve">: </w:t>
+            </w:r>
+            <w:r>
+              <w:rPr>
+                <w:rFonts w:ascii="Times New Roman" w:hAnsi="Times New Roman"/>
+                <w:sz w:val="20"/>
+                <w:szCs w:val="20"/>
+              </w:rPr>
+              <w:t>(3822) 61-11-71</w:t>
+            </w:r>
           </w:p>
           <w:p>
             <w:pPr>
@@ -4741,22 +5195,6 @@
               <w:tabs>
                 <w:tab w:val="left" w:pos="5760"/>
               </w:tabs>
-              <w:spacing w:after="0" w:line="240" w:lineRule="auto"/>
-              <w:ind w:left="426" w:hanging="426"/>
-              <w:jc w:val="both"/>
-              <w:rPr>
-                <w:rFonts w:ascii="Times New Roman" w:hAnsi="Times New Roman"/>
-                <w:sz w:val="20"/>
-                <w:szCs w:val="20"/>
-              </w:rPr>
-            </w:pPr>
-          </w:p>
-          <w:p>
-            <w:pPr>
-              <w:tabs>
-                <w:tab w:val="left" w:pos="5760"/>
-              </w:tabs>
-              <w:spacing w:after="0" w:line="240" w:lineRule="auto"/>
               <w:ind w:left="426" w:hanging="426"/>
               <w:jc w:val="both"/>
               <w:rPr>
@@ -4771,28 +5209,13 @@
                 <w:sz w:val="20"/>
                 <w:szCs w:val="20"/>
               </w:rPr>
-              <w:t>Директор</w:t>
+              <w:t xml:space="preserve">Директор </w:t>
             </w:r>
           </w:p>
           <w:p>
             <w:pPr>
-              <w:tabs>
-                <w:tab w:val="left" w:pos="5760"/>
-              </w:tabs>
               <w:spacing w:after="0" w:line="240" w:lineRule="auto"/>
-              <w:ind w:left="426" w:hanging="426"/>
-              <w:jc w:val="both"/>
-              <w:rPr>
-                <w:rFonts w:ascii="Times New Roman" w:hAnsi="Times New Roman"/>
-                <w:sz w:val="20"/>
-                <w:szCs w:val="20"/>
-              </w:rPr>
-            </w:pPr>
-          </w:p>
-          <w:p>
-            <w:pPr>
-              <w:spacing w:after="0" w:line="240" w:lineRule="auto"/>
-              <w:ind w:left="426" w:hanging="426"/>
+              <w:ind w:left="425" w:hanging="425"/>
               <w:jc w:val="both"/>
               <w:rPr>
                 <w:rFonts w:ascii="Times New Roman" w:hAnsi="Times New Roman"/>
@@ -4835,6 +5258,1314 @@
           </w:p>
           <w:p>
             <w:pPr>
+              <w:spacing w:after="0" w:line="240" w:lineRule="auto"/>
+              <w:ind w:left="425" w:hanging="425"/>
+              <w:jc w:val="both"/>
+              <w:rPr>
+                <w:rFonts w:ascii="Times New Roman" w:hAnsi="Times New Roman"/>
+                <w:sz w:val="20"/>
+                <w:szCs w:val="20"/>
+              </w:rPr>
+            </w:pPr>
+            <w:r>
+              <w:rPr>
+                <w:rFonts w:ascii="Times New Roman" w:hAnsi="Times New Roman"/>
+                <w:sz w:val="20"/>
+                <w:szCs w:val="20"/>
+              </w:rPr>
+              <w:t>М.П.</w:t>
+            </w:r>
+          </w:p>
+        </w:tc>
+        <w:tc>
+          <w:tcPr>
+            <w:tcW w:w="5166" w:type="dxa"/>
+            <w:tcBorders>
+              <w:top w:val="single" w:sz="4" w:space="0" w:color="FFFFFF"/>
+              <w:left w:val="single" w:sz="4" w:space="0" w:color="FFFFFF"/>
+              <w:bottom w:val="single" w:sz="4" w:space="0" w:color="FFFFFF"/>
+              <w:right w:val="single" w:sz="4" w:space="0" w:color="FFFFFF"/>
+            </w:tcBorders>
+          </w:tcPr>
+          <w:p>
+            <w:pPr>
+              <w:rPr>
+                <w:rFonts w:ascii="Times New Roman" w:hAnsi="Times New Roman"/>
+                <w:b/>
+                <w:sz w:val="20"/>
+                <w:szCs w:val="20"/>
+              </w:rPr>
+            </w:pPr>
+            <w:r>
+              <w:rPr>
+                <w:rFonts w:ascii="Times New Roman" w:hAnsi="Times New Roman"/>
+                <w:b/>
+                <w:sz w:val="20"/>
+                <w:szCs w:val="20"/>
+              </w:rPr>
+              <w:t>ЗАКАЗЧИК</w:t>
+            </w:r>
+          </w:p>
+          <w:p/>
+          <w:p/>
+          <w:p/>
+          <w:p/>
+          <w:p/>
+          <w:tbl>
+            <w:tblPr>
+              <w:tblW w:w="5053" w:type="dxa"/>
+              <w:tblLayout w:type="fixed"/>
+              <w:tblLook w:val="0000" w:firstRow="0" w:lastRow="0" w:firstColumn="0" w:lastColumn="0" w:noHBand="0" w:noVBand="0"/>
+            </w:tblPr>
+            <w:tblGrid>
+              <w:gridCol w:w="5053"/>
+            </w:tblGrid>
+            <w:tr>
+              <w:trPr>
+                <w:trHeight w:val="907"/>
+              </w:trPr>
+              <w:tc>
+                <w:tcPr>
+                  <w:tcW w:w="5053" w:type="dxa"/>
+                  <w:tcBorders>
+                    <w:top w:val="single" w:sz="4" w:space="0" w:color="FFFFFF"/>
+                    <w:left w:val="single" w:sz="4" w:space="0" w:color="FFFFFF"/>
+                    <w:bottom w:val="single" w:sz="4" w:space="0" w:color="FFFFFF"/>
+                    <w:right w:val="single" w:sz="4" w:space="0" w:color="FFFFFF"/>
+                  </w:tcBorders>
+                </w:tcPr>
+                <w:p>
+                  <w:pPr>
+                    <w:tabs>
+                      <w:tab w:val="left" w:pos="5760"/>
+                    </w:tabs>
+                    <w:spacing w:after="0" w:line="240" w:lineRule="auto"/>
+                    <w:jc w:val="both"/>
+                    <w:rPr>
+                      <w:rFonts w:ascii="Times New Roman" w:hAnsi="Times New Roman"/>
+                      <w:sz w:val="20"/>
+                      <w:szCs w:val="20"/>
+                    </w:rPr>
+                  </w:pPr>
+                </w:p>
+                <w:p>
+                  <w:pPr>
+                    <w:tabs>
+                      <w:tab w:val="left" w:pos="5760"/>
+                    </w:tabs>
+                    <w:spacing w:after="0" w:line="240" w:lineRule="auto"/>
+                    <w:jc w:val="both"/>
+                    <w:rPr>
+                      <w:rFonts w:ascii="Times New Roman" w:hAnsi="Times New Roman"/>
+                      <w:sz w:val="20"/>
+                      <w:szCs w:val="20"/>
+                    </w:rPr>
+                  </w:pPr>
+                  <w:r>
+                    <w:rPr>
+                      <w:rFonts w:ascii="Times New Roman" w:hAnsi="Times New Roman"/>
+                      <w:sz w:val="20"/>
+                      <w:szCs w:val="20"/>
+                    </w:rPr>
+                    <w:t xml:space="preserve">______________________________ </w:t>
+                  </w:r>
+                </w:p>
+                <w:p>
+                  <w:pPr>
+                    <w:tabs>
+                      <w:tab w:val="left" w:pos="5760"/>
+                    </w:tabs>
+                    <w:spacing w:after="0" w:line="240" w:lineRule="auto"/>
+                    <w:jc w:val="both"/>
+                    <w:rPr>
+                      <w:rFonts w:ascii="Times New Roman" w:hAnsi="Times New Roman"/>
+                      <w:b/>
+                      <w:bCs/>
+                      <w:sz w:val="20"/>
+                      <w:szCs w:val="20"/>
+                    </w:rPr>
+                  </w:pPr>
+                  <w:r>
+                    <w:rPr>
+                      <w:rFonts w:ascii="Times New Roman" w:hAnsi="Times New Roman"/>
+                      <w:sz w:val="20"/>
+                      <w:szCs w:val="20"/>
+                    </w:rPr>
+                    <w:t>м.п.</w:t>
+                  </w:r>
+                </w:p>
+              </w:tc>
+            </w:tr>
+          </w:tbl>
+          <w:p>
+            <w:pPr>
+              <w:spacing w:after="0" w:line="240" w:lineRule="auto"/>
+              <w:jc w:val="both"/>
+              <w:rPr>
+                <w:rFonts w:ascii="Times New Roman" w:hAnsi="Times New Roman"/>
+                <w:sz w:val="20"/>
+                <w:szCs w:val="20"/>
+              </w:rPr>
+            </w:pPr>
+          </w:p>
+        </w:tc>
+      </w:tr>
+    </w:tbl>
+    <w:p>
+      <w:pPr>
+        <w:spacing w:after="0" w:line="240" w:lineRule="auto"/>
+        <w:jc w:val="right"/>
+        <w:rPr>
+          <w:rFonts w:ascii="Times New Roman" w:hAnsi="Times New Roman"/>
+          <w:sz w:val="20"/>
+          <w:szCs w:val="20"/>
+        </w:rPr>
+      </w:pPr>
+      <w:r>
+        <w:rPr>
+          <w:rFonts w:ascii="Times New Roman" w:hAnsi="Times New Roman"/>
+          <w:sz w:val="20"/>
+          <w:szCs w:val="20"/>
+        </w:rPr>
+        <w:br w:type="page"/>
+      </w:r>
+      <w:r>
+        <w:rPr>
+          <w:rFonts w:ascii="Times New Roman" w:hAnsi="Times New Roman"/>
+          <w:sz w:val="20"/>
+          <w:szCs w:val="20"/>
+        </w:rPr>
+        <w:lastRenderedPageBreak/>
+        <w:t xml:space="preserve">Приложение № 1 </w:t>
+      </w:r>
+    </w:p>
+    <w:p>
+      <w:pPr>
+        <w:pStyle w:val="24"/>
+        <w:jc w:val="right"/>
+        <w:rPr>
+          <w:sz w:val="20"/>
+        </w:rPr>
+      </w:pPr>
+      <w:r>
+        <w:rPr>
+          <w:sz w:val="20"/>
+        </w:rPr>
+        <w:t>к договору</w:t>
+      </w:r>
+      <w:r>
+        <w:rPr>
+          <w:sz w:val="20"/>
+        </w:rPr>
+        <w:t xml:space="preserve"> № </w:t>
+      </w:r>
+      <w:r>
+        <w:rPr>
+          <w:sz w:val="20"/>
+          <w:lang w:val="ru-RU"/>
+        </w:rPr>
+        <w:t>___________</w:t>
+      </w:r>
+      <w:r>
+        <w:rPr>
+          <w:sz w:val="20"/>
+        </w:rPr>
+        <w:t xml:space="preserve"> от </w:t>
+      </w:r>
+      <w:r>
+        <w:rPr>
+          <w:sz w:val="20"/>
+        </w:rPr>
+        <w:t>«</w:t>
+      </w:r>
+      <w:r>
+        <w:rPr>
+          <w:sz w:val="20"/>
+          <w:lang w:val="ru-RU"/>
+        </w:rPr>
+        <w:t>___</w:t>
+      </w:r>
+      <w:r>
+        <w:rPr>
+          <w:sz w:val="20"/>
+        </w:rPr>
+        <w:t xml:space="preserve">» </w:t>
+      </w:r>
+      <w:r>
+        <w:rPr>
+          <w:sz w:val="20"/>
+          <w:lang w:val="ru-RU"/>
+        </w:rPr>
+        <w:t>__________</w:t>
+      </w:r>
+      <w:r>
+        <w:rPr>
+          <w:sz w:val="20"/>
+        </w:rPr>
+        <w:t>20</w:t>
+      </w:r>
+      <w:r>
+        <w:rPr>
+          <w:sz w:val="20"/>
+          <w:lang w:val="ru-RU"/>
+        </w:rPr>
+        <w:t>____</w:t>
+      </w:r>
+      <w:r>
+        <w:rPr>
+          <w:sz w:val="20"/>
+        </w:rPr>
+        <w:t>г</w:t>
+      </w:r>
+      <w:r>
+        <w:rPr>
+          <w:sz w:val="20"/>
+        </w:rPr>
+        <w:t>.</w:t>
+      </w:r>
+      <w:r>
+        <w:rPr>
+          <w:sz w:val="20"/>
+        </w:rPr>
+        <w:t xml:space="preserve"> </w:t>
+      </w:r>
+    </w:p>
+    <w:p>
+      <w:pPr>
+        <w:pStyle w:val="ad"/>
+        <w:jc w:val="right"/>
+        <w:rPr>
+          <w:b w:val="0"/>
+          <w:i w:val="0"/>
+          <w:sz w:val="20"/>
+          <w:szCs w:val="20"/>
+        </w:rPr>
+      </w:pPr>
+      <w:r>
+        <w:rPr>
+          <w:b w:val="0"/>
+          <w:i w:val="0"/>
+          <w:sz w:val="20"/>
+          <w:szCs w:val="20"/>
+        </w:rPr>
+        <w:t>на</w:t>
+      </w:r>
+      <w:r>
+        <w:rPr>
+          <w:b w:val="0"/>
+          <w:i w:val="0"/>
+          <w:sz w:val="20"/>
+          <w:szCs w:val="20"/>
+        </w:rPr>
+        <w:t xml:space="preserve"> </w:t>
+      </w:r>
+      <w:r>
+        <w:rPr>
+          <w:b w:val="0"/>
+          <w:i w:val="0"/>
+          <w:sz w:val="20"/>
+          <w:szCs w:val="20"/>
+        </w:rPr>
+        <w:t>оказание платных образовательных услуг</w:t>
+      </w:r>
+    </w:p>
+    <w:p>
+      <w:pPr>
+        <w:pStyle w:val="ae"/>
+        <w:spacing w:after="0" w:line="240" w:lineRule="auto"/>
+        <w:rPr>
+          <w:lang w:eastAsia="zh-CN"/>
+        </w:rPr>
+      </w:pPr>
+    </w:p>
+    <w:p>
+      <w:pPr>
+        <w:pStyle w:val="ae"/>
+        <w:jc w:val="center"/>
+        <w:rPr>
+          <w:rFonts w:ascii="Times New Roman" w:hAnsi="Times New Roman"/>
+          <w:b/>
+          <w:lang w:eastAsia="zh-CN"/>
+        </w:rPr>
+      </w:pPr>
+      <w:r>
+        <w:rPr>
+          <w:rFonts w:ascii="Times New Roman" w:hAnsi="Times New Roman"/>
+          <w:b/>
+          <w:lang w:eastAsia="zh-CN"/>
+        </w:rPr>
+        <w:t xml:space="preserve">Заявка на обучение </w:t>
+      </w:r>
+    </w:p>
+    <w:tbl>
+      <w:tblPr>
+        <w:tblW w:w="10773" w:type="dxa"/>
+        <w:tblInd w:w="-459" w:type="dxa"/>
+        <w:tblBorders>
+          <w:top w:val="single" w:sz="4" w:space="0" w:color="000000"/>
+          <w:left w:val="single" w:sz="4" w:space="0" w:color="000000"/>
+          <w:bottom w:val="single" w:sz="4" w:space="0" w:color="000000"/>
+          <w:right w:val="single" w:sz="4" w:space="0" w:color="000000"/>
+          <w:insideH w:val="single" w:sz="4" w:space="0" w:color="000000"/>
+          <w:insideV w:val="single" w:sz="4" w:space="0" w:color="000000"/>
+        </w:tblBorders>
+        <w:tblLayout w:type="fixed"/>
+        <w:tblLook w:val="04A0" w:firstRow="1" w:lastRow="0" w:firstColumn="1" w:lastColumn="0" w:noHBand="0" w:noVBand="1"/>
+      </w:tblPr>
+      <w:tblGrid>
+        <w:gridCol w:w="459"/>
+        <w:gridCol w:w="108"/>
+        <w:gridCol w:w="1560"/>
+        <w:gridCol w:w="1134"/>
+        <w:gridCol w:w="1417"/>
+        <w:gridCol w:w="785"/>
+        <w:gridCol w:w="349"/>
+        <w:gridCol w:w="1276"/>
+        <w:gridCol w:w="3379"/>
+        <w:gridCol w:w="306"/>
+      </w:tblGrid>
+      <w:tr>
+        <w:trPr>
+          <w:trHeight w:val="20"/>
+        </w:trPr>
+        <w:tc>
+          <w:tcPr>
+            <w:tcW w:w="567" w:type="dxa"/>
+            <w:gridSpan w:val="2"/>
+            <w:vAlign w:val="center"/>
+          </w:tcPr>
+          <w:p>
+            <w:pPr>
+              <w:spacing w:after="0" w:line="240" w:lineRule="auto"/>
+              <w:jc w:val="center"/>
+              <w:rPr>
+                <w:rFonts w:ascii="Times New Roman" w:hAnsi="Times New Roman"/>
+                <w:b/>
+                <w:color w:val="000000"/>
+                <w:sz w:val="18"/>
+                <w:szCs w:val="18"/>
+              </w:rPr>
+            </w:pPr>
+            <w:r>
+              <w:rPr>
+                <w:rFonts w:ascii="Times New Roman" w:hAnsi="Times New Roman"/>
+                <w:b/>
+                <w:color w:val="000000"/>
+                <w:sz w:val="18"/>
+                <w:szCs w:val="18"/>
+              </w:rPr>
+              <w:t>№ п/п</w:t>
+            </w:r>
+          </w:p>
+        </w:tc>
+        <w:tc>
+          <w:tcPr>
+            <w:tcW w:w="1560" w:type="dxa"/>
+            <w:vAlign w:val="center"/>
+          </w:tcPr>
+          <w:p>
+            <w:pPr>
+              <w:spacing w:after="0" w:line="240" w:lineRule="auto"/>
+              <w:jc w:val="center"/>
+              <w:rPr>
+                <w:rFonts w:ascii="Times New Roman" w:hAnsi="Times New Roman"/>
+                <w:b/>
+                <w:color w:val="000000"/>
+                <w:sz w:val="18"/>
+                <w:szCs w:val="18"/>
+              </w:rPr>
+            </w:pPr>
+            <w:r>
+              <w:rPr>
+                <w:rFonts w:ascii="Times New Roman" w:hAnsi="Times New Roman"/>
+                <w:b/>
+                <w:color w:val="000000"/>
+                <w:sz w:val="18"/>
+                <w:szCs w:val="18"/>
+              </w:rPr>
+              <w:t>ФИО Обучающегося (полностью)</w:t>
+            </w:r>
+          </w:p>
+        </w:tc>
+        <w:tc>
+          <w:tcPr>
+            <w:tcW w:w="1134" w:type="dxa"/>
+            <w:vAlign w:val="center"/>
+          </w:tcPr>
+          <w:p>
+            <w:pPr>
+              <w:spacing w:after="0" w:line="240" w:lineRule="auto"/>
+              <w:jc w:val="center"/>
+              <w:rPr>
+                <w:rFonts w:ascii="Times New Roman" w:hAnsi="Times New Roman"/>
+                <w:b/>
+                <w:sz w:val="18"/>
+                <w:szCs w:val="18"/>
+              </w:rPr>
+            </w:pPr>
+            <w:r>
+              <w:rPr>
+                <w:rFonts w:ascii="Times New Roman" w:hAnsi="Times New Roman"/>
+                <w:b/>
+                <w:sz w:val="18"/>
+                <w:szCs w:val="18"/>
+              </w:rPr>
+              <w:t>Дата рождения</w:t>
+            </w:r>
+          </w:p>
+        </w:tc>
+        <w:tc>
+          <w:tcPr>
+            <w:tcW w:w="1417" w:type="dxa"/>
+            <w:vAlign w:val="center"/>
+          </w:tcPr>
+          <w:p>
+            <w:pPr>
+              <w:spacing w:after="0" w:line="240" w:lineRule="auto"/>
+              <w:jc w:val="center"/>
+              <w:rPr>
+                <w:rFonts w:ascii="Times New Roman" w:hAnsi="Times New Roman"/>
+                <w:b/>
+                <w:sz w:val="18"/>
+                <w:szCs w:val="18"/>
+              </w:rPr>
+            </w:pPr>
+            <w:r>
+              <w:rPr>
+                <w:rFonts w:ascii="Times New Roman" w:hAnsi="Times New Roman"/>
+                <w:b/>
+                <w:sz w:val="18"/>
+                <w:szCs w:val="18"/>
+              </w:rPr>
+              <w:t>СНИЛС</w:t>
+            </w:r>
+          </w:p>
+        </w:tc>
+        <w:tc>
+          <w:tcPr>
+            <w:tcW w:w="1134" w:type="dxa"/>
+            <w:gridSpan w:val="2"/>
+            <w:vAlign w:val="center"/>
+          </w:tcPr>
+          <w:p>
+            <w:pPr>
+              <w:spacing w:after="0" w:line="240" w:lineRule="auto"/>
+              <w:jc w:val="center"/>
+              <w:rPr>
+                <w:rFonts w:ascii="Times New Roman" w:hAnsi="Times New Roman"/>
+                <w:b/>
+                <w:sz w:val="18"/>
+                <w:szCs w:val="18"/>
+              </w:rPr>
+            </w:pPr>
+            <w:r>
+              <w:rPr>
+                <w:rFonts w:ascii="Times New Roman" w:hAnsi="Times New Roman"/>
+                <w:b/>
+                <w:color w:val="000000"/>
+                <w:sz w:val="18"/>
+                <w:szCs w:val="18"/>
+              </w:rPr>
+              <w:t>Уровень образования ВО/СПО</w:t>
+            </w:r>
+          </w:p>
+        </w:tc>
+        <w:tc>
+          <w:tcPr>
+            <w:tcW w:w="1276" w:type="dxa"/>
+            <w:tcBorders>
+              <w:right w:val="single" w:sz="4" w:space="0" w:color="auto"/>
+            </w:tcBorders>
+            <w:vAlign w:val="center"/>
+          </w:tcPr>
+          <w:p>
+            <w:pPr>
+              <w:spacing w:after="0" w:line="240" w:lineRule="auto"/>
+              <w:jc w:val="center"/>
+              <w:rPr>
+                <w:rFonts w:ascii="Times New Roman" w:hAnsi="Times New Roman"/>
+                <w:b/>
+                <w:color w:val="000000"/>
+                <w:sz w:val="18"/>
+                <w:szCs w:val="18"/>
+              </w:rPr>
+            </w:pPr>
+            <w:r>
+              <w:rPr>
+                <w:rFonts w:ascii="Times New Roman" w:hAnsi="Times New Roman"/>
+                <w:b/>
+                <w:color w:val="000000"/>
+                <w:sz w:val="18"/>
+                <w:szCs w:val="18"/>
+              </w:rPr>
+              <w:t>Должность</w:t>
+            </w:r>
+          </w:p>
+        </w:tc>
+        <w:tc>
+          <w:tcPr>
+            <w:tcW w:w="3685" w:type="dxa"/>
+            <w:gridSpan w:val="2"/>
+            <w:tcBorders>
+              <w:left w:val="single" w:sz="4" w:space="0" w:color="auto"/>
+            </w:tcBorders>
+            <w:vAlign w:val="center"/>
+          </w:tcPr>
+          <w:p>
+            <w:pPr>
+              <w:spacing w:after="0" w:line="240" w:lineRule="auto"/>
+              <w:jc w:val="center"/>
+              <w:rPr>
+                <w:rFonts w:ascii="Times New Roman" w:hAnsi="Times New Roman"/>
+                <w:b/>
+                <w:color w:val="000000"/>
+                <w:sz w:val="18"/>
+                <w:szCs w:val="18"/>
+              </w:rPr>
+            </w:pPr>
+            <w:r>
+              <w:rPr>
+                <w:rFonts w:ascii="Times New Roman" w:hAnsi="Times New Roman"/>
+                <w:b/>
+                <w:color w:val="000000"/>
+                <w:sz w:val="18"/>
+                <w:szCs w:val="18"/>
+              </w:rPr>
+              <w:t>Наименование программы обучения</w:t>
+            </w:r>
+          </w:p>
+        </w:tc>
+      </w:tr>
+      <w:tr>
+        <w:trPr>
+          <w:trHeight w:val="20"/>
+        </w:trPr>
+        <w:tc>
+          <w:tcPr>
+            <w:tcW w:w="567" w:type="dxa"/>
+            <w:gridSpan w:val="2"/>
+            <w:vAlign w:val="center"/>
+          </w:tcPr>
+          <w:p>
+            <w:pPr>
+              <w:pStyle w:val="afd"/>
+              <w:contextualSpacing/>
+              <w:rPr>
+                <w:rFonts w:ascii="Times New Roman" w:hAnsi="Times New Roman"/>
+                <w:sz w:val="20"/>
+                <w:szCs w:val="20"/>
+                <w:lang w:val="ru-RU"/>
+              </w:rPr>
+            </w:pPr>
+            <w:r>
+              <w:rPr>
+                <w:rFonts w:ascii="Times New Roman" w:hAnsi="Times New Roman"/>
+                <w:sz w:val="20"/>
+                <w:szCs w:val="20"/>
+                <w:lang w:val="ru-RU"/>
+              </w:rPr>
+              <w:t>1.</w:t>
+            </w:r>
+          </w:p>
+        </w:tc>
+        <w:tc>
+          <w:tcPr>
+            <w:tcW w:w="1560" w:type="dxa"/>
+            <w:vAlign w:val="center"/>
+          </w:tcPr>
+          <w:p>
+            <w:pPr>
+              <w:pStyle w:val="afd"/>
+              <w:jc w:val="center"/>
+              <w:rPr>
+                <w:rFonts w:ascii="Times New Roman" w:hAnsi="Times New Roman"/>
+                <w:sz w:val="18"/>
+                <w:szCs w:val="18"/>
+                <w:lang w:val="ru-RU"/>
+              </w:rPr>
+            </w:pPr>
+          </w:p>
+        </w:tc>
+        <w:tc>
+          <w:tcPr>
+            <w:tcW w:w="1134" w:type="dxa"/>
+            <w:vAlign w:val="center"/>
+          </w:tcPr>
+          <w:p>
+            <w:pPr>
+              <w:jc w:val="center"/>
+              <w:rPr>
+                <w:rFonts w:ascii="Times New Roman" w:hAnsi="Times New Roman"/>
+                <w:sz w:val="18"/>
+                <w:szCs w:val="18"/>
+              </w:rPr>
+            </w:pPr>
+          </w:p>
+        </w:tc>
+        <w:tc>
+          <w:tcPr>
+            <w:tcW w:w="1417" w:type="dxa"/>
+            <w:vAlign w:val="center"/>
+          </w:tcPr>
+          <w:p>
+            <w:pPr>
+              <w:jc w:val="center"/>
+              <w:rPr>
+                <w:rFonts w:ascii="Times New Roman" w:hAnsi="Times New Roman"/>
+                <w:sz w:val="18"/>
+                <w:szCs w:val="18"/>
+              </w:rPr>
+            </w:pPr>
+          </w:p>
+        </w:tc>
+        <w:tc>
+          <w:tcPr>
+            <w:tcW w:w="1134" w:type="dxa"/>
+            <w:gridSpan w:val="2"/>
+            <w:vAlign w:val="center"/>
+          </w:tcPr>
+          <w:p>
+            <w:pPr>
+              <w:jc w:val="center"/>
+              <w:rPr>
+                <w:rFonts w:ascii="Times New Roman" w:hAnsi="Times New Roman"/>
+                <w:sz w:val="18"/>
+                <w:szCs w:val="18"/>
+              </w:rPr>
+            </w:pPr>
+          </w:p>
+        </w:tc>
+        <w:tc>
+          <w:tcPr>
+            <w:tcW w:w="1276" w:type="dxa"/>
+            <w:tcBorders>
+              <w:right w:val="single" w:sz="4" w:space="0" w:color="auto"/>
+            </w:tcBorders>
+            <w:vAlign w:val="center"/>
+          </w:tcPr>
+          <w:p>
+            <w:pPr>
+              <w:jc w:val="center"/>
+              <w:rPr>
+                <w:rFonts w:ascii="Times New Roman" w:hAnsi="Times New Roman"/>
+                <w:sz w:val="18"/>
+                <w:szCs w:val="18"/>
+              </w:rPr>
+            </w:pPr>
+          </w:p>
+        </w:tc>
+        <w:tc>
+          <w:tcPr>
+            <w:tcW w:w="3685" w:type="dxa"/>
+            <w:gridSpan w:val="2"/>
+            <w:tcBorders>
+              <w:left w:val="single" w:sz="4" w:space="0" w:color="auto"/>
+            </w:tcBorders>
+            <w:vAlign w:val="center"/>
+          </w:tcPr>
+          <w:p>
+            <w:pPr>
+              <w:pStyle w:val="afd"/>
+              <w:rPr>
+                <w:rFonts w:ascii="Times New Roman" w:hAnsi="Times New Roman"/>
+                <w:sz w:val="18"/>
+                <w:szCs w:val="18"/>
+                <w:lang w:val="ru-RU"/>
+              </w:rPr>
+            </w:pPr>
+          </w:p>
+        </w:tc>
+      </w:tr>
+      <w:tr>
+        <w:trPr>
+          <w:trHeight w:val="20"/>
+        </w:trPr>
+        <w:tc>
+          <w:tcPr>
+            <w:tcW w:w="567" w:type="dxa"/>
+            <w:gridSpan w:val="2"/>
+            <w:vAlign w:val="center"/>
+          </w:tcPr>
+          <w:p>
+            <w:pPr>
+              <w:pStyle w:val="afd"/>
+              <w:contextualSpacing/>
+              <w:rPr>
+                <w:rFonts w:ascii="Times New Roman" w:hAnsi="Times New Roman"/>
+                <w:sz w:val="20"/>
+                <w:szCs w:val="20"/>
+                <w:lang w:val="ru-RU"/>
+              </w:rPr>
+            </w:pPr>
+            <w:r>
+              <w:rPr>
+                <w:rFonts w:ascii="Times New Roman" w:hAnsi="Times New Roman"/>
+                <w:sz w:val="20"/>
+                <w:szCs w:val="20"/>
+                <w:lang w:val="ru-RU"/>
+              </w:rPr>
+              <w:t>2.</w:t>
+            </w:r>
+          </w:p>
+        </w:tc>
+        <w:tc>
+          <w:tcPr>
+            <w:tcW w:w="1560" w:type="dxa"/>
+          </w:tcPr>
+          <w:p>
+            <w:pPr>
+              <w:rPr>
+                <w:rFonts w:ascii="Times New Roman" w:hAnsi="Times New Roman"/>
+                <w:sz w:val="18"/>
+                <w:szCs w:val="18"/>
+              </w:rPr>
+            </w:pPr>
+          </w:p>
+        </w:tc>
+        <w:tc>
+          <w:tcPr>
+            <w:tcW w:w="1134" w:type="dxa"/>
+          </w:tcPr>
+          <w:p>
+            <w:pPr>
+              <w:jc w:val="center"/>
+              <w:rPr>
+                <w:rFonts w:ascii="Times New Roman" w:hAnsi="Times New Roman"/>
+                <w:sz w:val="18"/>
+                <w:szCs w:val="18"/>
+              </w:rPr>
+            </w:pPr>
+          </w:p>
+        </w:tc>
+        <w:tc>
+          <w:tcPr>
+            <w:tcW w:w="1417" w:type="dxa"/>
+          </w:tcPr>
+          <w:p>
+            <w:pPr>
+              <w:jc w:val="center"/>
+              <w:rPr>
+                <w:rFonts w:ascii="Times New Roman" w:hAnsi="Times New Roman"/>
+                <w:sz w:val="18"/>
+                <w:szCs w:val="18"/>
+              </w:rPr>
+            </w:pPr>
+          </w:p>
+        </w:tc>
+        <w:tc>
+          <w:tcPr>
+            <w:tcW w:w="1134" w:type="dxa"/>
+            <w:gridSpan w:val="2"/>
+          </w:tcPr>
+          <w:p>
+            <w:pPr>
+              <w:jc w:val="center"/>
+              <w:rPr>
+                <w:rFonts w:ascii="Times New Roman" w:hAnsi="Times New Roman"/>
+                <w:sz w:val="18"/>
+                <w:szCs w:val="18"/>
+              </w:rPr>
+            </w:pPr>
+          </w:p>
+        </w:tc>
+        <w:tc>
+          <w:tcPr>
+            <w:tcW w:w="1276" w:type="dxa"/>
+            <w:tcBorders>
+              <w:right w:val="single" w:sz="4" w:space="0" w:color="auto"/>
+            </w:tcBorders>
+          </w:tcPr>
+          <w:p>
+            <w:pPr>
+              <w:rPr>
+                <w:rFonts w:ascii="Times New Roman" w:hAnsi="Times New Roman"/>
+                <w:sz w:val="18"/>
+                <w:szCs w:val="18"/>
+              </w:rPr>
+            </w:pPr>
+          </w:p>
+        </w:tc>
+        <w:tc>
+          <w:tcPr>
+            <w:tcW w:w="3685" w:type="dxa"/>
+            <w:gridSpan w:val="2"/>
+            <w:tcBorders>
+              <w:left w:val="single" w:sz="4" w:space="0" w:color="auto"/>
+            </w:tcBorders>
+          </w:tcPr>
+          <w:p>
+            <w:pPr>
+              <w:spacing w:after="120" w:line="240" w:lineRule="auto"/>
+              <w:rPr>
+                <w:rFonts w:ascii="Times New Roman" w:hAnsi="Times New Roman"/>
+                <w:sz w:val="18"/>
+                <w:szCs w:val="18"/>
+              </w:rPr>
+            </w:pPr>
+          </w:p>
+        </w:tc>
+      </w:tr>
+      <w:tr>
+        <w:trPr>
+          <w:trHeight w:val="20"/>
+        </w:trPr>
+        <w:tc>
+          <w:tcPr>
+            <w:tcW w:w="567" w:type="dxa"/>
+            <w:gridSpan w:val="2"/>
+            <w:vAlign w:val="center"/>
+          </w:tcPr>
+          <w:p>
+            <w:pPr>
+              <w:pStyle w:val="afd"/>
+              <w:contextualSpacing/>
+              <w:rPr>
+                <w:rFonts w:ascii="Times New Roman" w:hAnsi="Times New Roman"/>
+                <w:sz w:val="20"/>
+                <w:szCs w:val="20"/>
+                <w:lang w:val="ru-RU"/>
+              </w:rPr>
+            </w:pPr>
+            <w:r>
+              <w:rPr>
+                <w:rFonts w:ascii="Times New Roman" w:hAnsi="Times New Roman"/>
+                <w:sz w:val="20"/>
+                <w:szCs w:val="20"/>
+                <w:lang w:val="ru-RU"/>
+              </w:rPr>
+              <w:t>3.</w:t>
+            </w:r>
+          </w:p>
+        </w:tc>
+        <w:tc>
+          <w:tcPr>
+            <w:tcW w:w="1560" w:type="dxa"/>
+          </w:tcPr>
+          <w:p>
+            <w:pPr>
+              <w:rPr>
+                <w:rFonts w:ascii="Times New Roman" w:hAnsi="Times New Roman"/>
+                <w:sz w:val="18"/>
+                <w:szCs w:val="18"/>
+              </w:rPr>
+            </w:pPr>
+          </w:p>
+        </w:tc>
+        <w:tc>
+          <w:tcPr>
+            <w:tcW w:w="1134" w:type="dxa"/>
+          </w:tcPr>
+          <w:p>
+            <w:pPr>
+              <w:jc w:val="center"/>
+              <w:rPr>
+                <w:rFonts w:ascii="Times New Roman" w:hAnsi="Times New Roman"/>
+                <w:sz w:val="18"/>
+                <w:szCs w:val="18"/>
+              </w:rPr>
+            </w:pPr>
+          </w:p>
+        </w:tc>
+        <w:tc>
+          <w:tcPr>
+            <w:tcW w:w="1417" w:type="dxa"/>
+          </w:tcPr>
+          <w:p>
+            <w:pPr>
+              <w:jc w:val="center"/>
+              <w:rPr>
+                <w:rFonts w:ascii="Times New Roman" w:hAnsi="Times New Roman"/>
+                <w:sz w:val="18"/>
+                <w:szCs w:val="18"/>
+              </w:rPr>
+            </w:pPr>
+          </w:p>
+        </w:tc>
+        <w:tc>
+          <w:tcPr>
+            <w:tcW w:w="1134" w:type="dxa"/>
+            <w:gridSpan w:val="2"/>
+          </w:tcPr>
+          <w:p>
+            <w:pPr>
+              <w:jc w:val="center"/>
+              <w:rPr>
+                <w:rFonts w:ascii="Times New Roman" w:hAnsi="Times New Roman"/>
+                <w:sz w:val="18"/>
+                <w:szCs w:val="18"/>
+              </w:rPr>
+            </w:pPr>
+          </w:p>
+        </w:tc>
+        <w:tc>
+          <w:tcPr>
+            <w:tcW w:w="1276" w:type="dxa"/>
+            <w:tcBorders>
+              <w:right w:val="single" w:sz="4" w:space="0" w:color="auto"/>
+            </w:tcBorders>
+          </w:tcPr>
+          <w:p>
+            <w:pPr>
+              <w:rPr>
+                <w:rFonts w:ascii="Times New Roman" w:hAnsi="Times New Roman"/>
+                <w:sz w:val="18"/>
+                <w:szCs w:val="18"/>
+              </w:rPr>
+            </w:pPr>
+          </w:p>
+        </w:tc>
+        <w:tc>
+          <w:tcPr>
+            <w:tcW w:w="3685" w:type="dxa"/>
+            <w:gridSpan w:val="2"/>
+            <w:tcBorders>
+              <w:left w:val="single" w:sz="4" w:space="0" w:color="auto"/>
+            </w:tcBorders>
+          </w:tcPr>
+          <w:p>
+            <w:pPr>
+              <w:spacing w:after="120" w:line="240" w:lineRule="auto"/>
+              <w:rPr>
+                <w:rFonts w:ascii="Times New Roman" w:hAnsi="Times New Roman"/>
+                <w:sz w:val="18"/>
+                <w:szCs w:val="18"/>
+              </w:rPr>
+            </w:pPr>
+          </w:p>
+        </w:tc>
+      </w:tr>
+      <w:tr>
+        <w:trPr>
+          <w:trHeight w:val="20"/>
+        </w:trPr>
+        <w:tc>
+          <w:tcPr>
+            <w:tcW w:w="567" w:type="dxa"/>
+            <w:gridSpan w:val="2"/>
+            <w:vAlign w:val="center"/>
+          </w:tcPr>
+          <w:p>
+            <w:pPr>
+              <w:pStyle w:val="afd"/>
+              <w:contextualSpacing/>
+              <w:rPr>
+                <w:rFonts w:ascii="Times New Roman" w:hAnsi="Times New Roman"/>
+                <w:sz w:val="20"/>
+                <w:szCs w:val="20"/>
+                <w:lang w:val="ru-RU"/>
+              </w:rPr>
+            </w:pPr>
+            <w:r>
+              <w:rPr>
+                <w:rFonts w:ascii="Times New Roman" w:hAnsi="Times New Roman"/>
+                <w:sz w:val="20"/>
+                <w:szCs w:val="20"/>
+                <w:lang w:val="ru-RU"/>
+              </w:rPr>
+              <w:t>4.</w:t>
+            </w:r>
+          </w:p>
+        </w:tc>
+        <w:tc>
+          <w:tcPr>
+            <w:tcW w:w="1560" w:type="dxa"/>
+          </w:tcPr>
+          <w:p>
+            <w:pPr>
+              <w:rPr>
+                <w:rFonts w:ascii="Times New Roman" w:hAnsi="Times New Roman"/>
+                <w:sz w:val="18"/>
+                <w:szCs w:val="18"/>
+              </w:rPr>
+            </w:pPr>
+          </w:p>
+        </w:tc>
+        <w:tc>
+          <w:tcPr>
+            <w:tcW w:w="1134" w:type="dxa"/>
+          </w:tcPr>
+          <w:p>
+            <w:pPr>
+              <w:rPr>
+                <w:rFonts w:ascii="Times New Roman" w:hAnsi="Times New Roman"/>
+                <w:sz w:val="18"/>
+                <w:szCs w:val="18"/>
+              </w:rPr>
+            </w:pPr>
+          </w:p>
+        </w:tc>
+        <w:tc>
+          <w:tcPr>
+            <w:tcW w:w="1417" w:type="dxa"/>
+          </w:tcPr>
+          <w:p>
+            <w:pPr>
+              <w:jc w:val="center"/>
+              <w:rPr>
+                <w:rFonts w:ascii="Times New Roman" w:hAnsi="Times New Roman"/>
+                <w:sz w:val="18"/>
+                <w:szCs w:val="18"/>
+              </w:rPr>
+            </w:pPr>
+          </w:p>
+        </w:tc>
+        <w:tc>
+          <w:tcPr>
+            <w:tcW w:w="1134" w:type="dxa"/>
+            <w:gridSpan w:val="2"/>
+          </w:tcPr>
+          <w:p>
+            <w:pPr>
+              <w:jc w:val="center"/>
+              <w:rPr>
+                <w:rFonts w:ascii="Times New Roman" w:hAnsi="Times New Roman"/>
+                <w:sz w:val="18"/>
+                <w:szCs w:val="18"/>
+              </w:rPr>
+            </w:pPr>
+          </w:p>
+        </w:tc>
+        <w:tc>
+          <w:tcPr>
+            <w:tcW w:w="1276" w:type="dxa"/>
+            <w:tcBorders>
+              <w:right w:val="single" w:sz="4" w:space="0" w:color="auto"/>
+            </w:tcBorders>
+          </w:tcPr>
+          <w:p>
+            <w:pPr>
+              <w:rPr>
+                <w:rFonts w:ascii="Times New Roman" w:hAnsi="Times New Roman"/>
+                <w:sz w:val="18"/>
+                <w:szCs w:val="18"/>
+              </w:rPr>
+            </w:pPr>
+          </w:p>
+        </w:tc>
+        <w:tc>
+          <w:tcPr>
+            <w:tcW w:w="3685" w:type="dxa"/>
+            <w:gridSpan w:val="2"/>
+            <w:tcBorders>
+              <w:left w:val="single" w:sz="4" w:space="0" w:color="auto"/>
+            </w:tcBorders>
+          </w:tcPr>
+          <w:p>
+            <w:pPr>
+              <w:spacing w:after="120" w:line="240" w:lineRule="auto"/>
+              <w:rPr>
+                <w:rFonts w:ascii="Times New Roman" w:hAnsi="Times New Roman"/>
+                <w:sz w:val="18"/>
+                <w:szCs w:val="18"/>
+              </w:rPr>
+            </w:pPr>
+          </w:p>
+        </w:tc>
+      </w:tr>
+      <w:tr>
+        <w:tblPrEx>
+          <w:tblBorders>
+            <w:top w:val="none" w:sz="0" w:space="0" w:color="auto"/>
+            <w:left w:val="none" w:sz="0" w:space="0" w:color="auto"/>
+            <w:bottom w:val="none" w:sz="0" w:space="0" w:color="auto"/>
+            <w:right w:val="none" w:sz="0" w:space="0" w:color="auto"/>
+            <w:insideH w:val="none" w:sz="0" w:space="0" w:color="auto"/>
+            <w:insideV w:val="none" w:sz="0" w:space="0" w:color="auto"/>
+          </w:tblBorders>
+          <w:tblLook w:val="0000" w:firstRow="0" w:lastRow="0" w:firstColumn="0" w:lastColumn="0" w:noHBand="0" w:noVBand="0"/>
+        </w:tblPrEx>
+        <w:trPr>
+          <w:gridBefore w:val="1"/>
+          <w:gridAfter w:val="1"/>
+          <w:wBefore w:w="459" w:type="dxa"/>
+          <w:wAfter w:w="306" w:type="dxa"/>
+          <w:trHeight w:val="20"/>
+        </w:trPr>
+        <w:tc>
+          <w:tcPr>
+            <w:tcW w:w="5004" w:type="dxa"/>
+            <w:gridSpan w:val="5"/>
+          </w:tcPr>
+          <w:p>
+            <w:pPr>
+              <w:pStyle w:val="2"/>
+              <w:numPr>
+                <w:ilvl w:val="1"/>
+                <w:numId w:val="0"/>
+              </w:numPr>
+              <w:tabs>
+                <w:tab w:val="num" w:pos="0"/>
+              </w:tabs>
+              <w:suppressAutoHyphens/>
+              <w:spacing w:before="0" w:line="240" w:lineRule="auto"/>
+              <w:ind w:left="-540" w:firstLine="540"/>
+              <w:jc w:val="center"/>
+              <w:rPr>
+                <w:rFonts w:ascii="Times New Roman" w:hAnsi="Times New Roman"/>
+                <w:color w:val="000000"/>
+                <w:sz w:val="20"/>
+                <w:szCs w:val="20"/>
+                <w:lang w:val="ru-RU"/>
+              </w:rPr>
+            </w:pPr>
+          </w:p>
+          <w:p>
+            <w:pPr>
+              <w:pStyle w:val="2"/>
+              <w:numPr>
+                <w:ilvl w:val="1"/>
+                <w:numId w:val="0"/>
+              </w:numPr>
+              <w:tabs>
+                <w:tab w:val="num" w:pos="0"/>
+              </w:tabs>
+              <w:suppressAutoHyphens/>
+              <w:spacing w:before="0" w:line="240" w:lineRule="auto"/>
+              <w:ind w:left="-540" w:firstLine="540"/>
+              <w:jc w:val="center"/>
+              <w:rPr>
+                <w:rFonts w:ascii="Times New Roman" w:hAnsi="Times New Roman"/>
+                <w:color w:val="000000"/>
+                <w:sz w:val="20"/>
+                <w:szCs w:val="20"/>
+                <w:lang w:val="ru-RU"/>
+              </w:rPr>
+            </w:pPr>
+          </w:p>
+          <w:p>
+            <w:pPr>
+              <w:pStyle w:val="2"/>
+              <w:numPr>
+                <w:ilvl w:val="1"/>
+                <w:numId w:val="0"/>
+              </w:numPr>
+              <w:tabs>
+                <w:tab w:val="num" w:pos="0"/>
+              </w:tabs>
+              <w:suppressAutoHyphens/>
+              <w:spacing w:before="0" w:line="240" w:lineRule="auto"/>
+              <w:ind w:left="-540" w:firstLine="540"/>
+              <w:jc w:val="center"/>
+              <w:rPr>
+                <w:rFonts w:ascii="Times New Roman" w:hAnsi="Times New Roman"/>
+                <w:color w:val="000000"/>
+                <w:sz w:val="20"/>
+                <w:szCs w:val="20"/>
+                <w:lang w:val="ru-RU" w:eastAsia="ru-RU"/>
+              </w:rPr>
+            </w:pPr>
+            <w:r>
+              <w:rPr>
+                <w:rFonts w:ascii="Times New Roman" w:hAnsi="Times New Roman"/>
+                <w:color w:val="000000"/>
+                <w:sz w:val="20"/>
+                <w:szCs w:val="20"/>
+                <w:lang w:val="ru-RU"/>
+              </w:rPr>
+              <w:t>И</w:t>
+            </w:r>
+            <w:r>
+              <w:rPr>
+                <w:rFonts w:ascii="Times New Roman" w:hAnsi="Times New Roman"/>
+                <w:color w:val="000000"/>
+                <w:sz w:val="20"/>
+                <w:szCs w:val="20"/>
+              </w:rPr>
+              <w:t>СПОЛНИТЕЛЬ</w:t>
+            </w:r>
+          </w:p>
+        </w:tc>
+        <w:tc>
+          <w:tcPr>
+            <w:tcW w:w="5004" w:type="dxa"/>
+            <w:gridSpan w:val="3"/>
+          </w:tcPr>
+          <w:p>
+            <w:pPr>
+              <w:keepNext/>
+              <w:keepLines/>
+              <w:spacing w:after="0" w:line="240" w:lineRule="auto"/>
+              <w:ind w:left="-540" w:firstLine="540"/>
+              <w:jc w:val="center"/>
+              <w:rPr>
+                <w:rFonts w:ascii="Times New Roman" w:hAnsi="Times New Roman"/>
+                <w:b/>
+                <w:color w:val="000000"/>
+                <w:sz w:val="24"/>
+                <w:szCs w:val="24"/>
+              </w:rPr>
+            </w:pPr>
+          </w:p>
+          <w:p>
+            <w:pPr>
+              <w:keepNext/>
+              <w:keepLines/>
+              <w:spacing w:after="0" w:line="240" w:lineRule="auto"/>
+              <w:ind w:left="-540" w:firstLine="540"/>
+              <w:jc w:val="center"/>
+              <w:rPr>
+                <w:rFonts w:ascii="Times New Roman" w:hAnsi="Times New Roman"/>
+                <w:b/>
+                <w:color w:val="000000"/>
+                <w:sz w:val="24"/>
+                <w:szCs w:val="24"/>
+              </w:rPr>
+            </w:pPr>
+          </w:p>
+          <w:p>
+            <w:pPr>
+              <w:keepNext/>
+              <w:keepLines/>
+              <w:spacing w:after="0" w:line="240" w:lineRule="auto"/>
+              <w:ind w:left="-540" w:firstLine="540"/>
+              <w:jc w:val="center"/>
+              <w:rPr>
+                <w:rFonts w:ascii="Times New Roman" w:hAnsi="Times New Roman"/>
+                <w:b/>
+                <w:color w:val="000000"/>
+                <w:sz w:val="24"/>
+                <w:szCs w:val="24"/>
+              </w:rPr>
+            </w:pPr>
+            <w:r>
+              <w:rPr>
+                <w:rFonts w:ascii="Times New Roman" w:hAnsi="Times New Roman"/>
+                <w:b/>
+                <w:color w:val="000000"/>
+                <w:sz w:val="24"/>
+                <w:szCs w:val="24"/>
+              </w:rPr>
+              <w:t>ЗАКАЗЧИК</w:t>
+            </w:r>
+          </w:p>
+        </w:tc>
+      </w:tr>
+      <w:tr>
+        <w:tblPrEx>
+          <w:tblBorders>
+            <w:top w:val="none" w:sz="0" w:space="0" w:color="auto"/>
+            <w:left w:val="none" w:sz="0" w:space="0" w:color="auto"/>
+            <w:bottom w:val="none" w:sz="0" w:space="0" w:color="auto"/>
+            <w:right w:val="none" w:sz="0" w:space="0" w:color="auto"/>
+            <w:insideH w:val="none" w:sz="0" w:space="0" w:color="auto"/>
+            <w:insideV w:val="none" w:sz="0" w:space="0" w:color="auto"/>
+          </w:tblBorders>
+          <w:tblLook w:val="0000" w:firstRow="0" w:lastRow="0" w:firstColumn="0" w:lastColumn="0" w:noHBand="0" w:noVBand="0"/>
+        </w:tblPrEx>
+        <w:trPr>
+          <w:gridBefore w:val="1"/>
+          <w:gridAfter w:val="1"/>
+          <w:wBefore w:w="459" w:type="dxa"/>
+          <w:wAfter w:w="306" w:type="dxa"/>
+          <w:trHeight w:val="20"/>
+        </w:trPr>
+        <w:tc>
+          <w:tcPr>
+            <w:tcW w:w="5004" w:type="dxa"/>
+            <w:gridSpan w:val="5"/>
+          </w:tcPr>
+          <w:p>
+            <w:pPr>
               <w:tabs>
                 <w:tab w:val="left" w:pos="5760"/>
               </w:tabs>
@@ -4853,145 +6584,113 @@
                 <w:sz w:val="20"/>
                 <w:szCs w:val="20"/>
               </w:rPr>
-              <w:t>М.п.</w:t>
+              <w:t>Директор</w:t>
+            </w:r>
+          </w:p>
+          <w:p>
+            <w:pPr>
+              <w:tabs>
+                <w:tab w:val="left" w:pos="5760"/>
+              </w:tabs>
+              <w:spacing w:after="0" w:line="240" w:lineRule="auto"/>
+              <w:ind w:left="426" w:hanging="426"/>
+              <w:jc w:val="both"/>
+              <w:rPr>
+                <w:rFonts w:ascii="Times New Roman" w:hAnsi="Times New Roman"/>
+                <w:sz w:val="20"/>
+                <w:szCs w:val="20"/>
+              </w:rPr>
+            </w:pPr>
+          </w:p>
+          <w:p>
+            <w:pPr>
+              <w:spacing w:after="0" w:line="240" w:lineRule="auto"/>
+              <w:ind w:left="425" w:hanging="425"/>
+              <w:jc w:val="both"/>
+              <w:rPr>
+                <w:rFonts w:ascii="Times New Roman" w:hAnsi="Times New Roman"/>
+                <w:sz w:val="20"/>
+                <w:szCs w:val="20"/>
+              </w:rPr>
+            </w:pPr>
+            <w:r>
+              <w:rPr>
+                <w:rFonts w:ascii="Times New Roman" w:hAnsi="Times New Roman"/>
+                <w:sz w:val="20"/>
+                <w:szCs w:val="20"/>
+              </w:rPr>
+              <w:t xml:space="preserve">______________________________ </w:t>
+            </w:r>
+            <w:r>
+              <w:rPr>
+                <w:rFonts w:ascii="Times New Roman" w:hAnsi="Times New Roman"/>
+                <w:sz w:val="20"/>
+                <w:szCs w:val="20"/>
+              </w:rPr>
+              <w:t>О.Т.Финк</w:t>
+            </w:r>
+          </w:p>
+          <w:p>
+            <w:pPr>
+              <w:keepNext/>
+              <w:keepLines/>
+              <w:suppressAutoHyphens/>
+              <w:spacing w:after="0" w:line="240" w:lineRule="auto"/>
+              <w:rPr>
+                <w:rFonts w:ascii="Times New Roman" w:hAnsi="Times New Roman"/>
+                <w:color w:val="000000"/>
+                <w:sz w:val="24"/>
+                <w:szCs w:val="24"/>
+              </w:rPr>
+            </w:pPr>
+            <w:r>
+              <w:rPr>
+                <w:rFonts w:ascii="Times New Roman" w:hAnsi="Times New Roman"/>
+                <w:sz w:val="20"/>
+                <w:szCs w:val="20"/>
+              </w:rPr>
+              <w:t>м.п.</w:t>
             </w:r>
           </w:p>
         </w:tc>
         <w:tc>
           <w:tcPr>
-            <w:tcW w:w="5166" w:type="dxa"/>
-            <w:tcBorders>
-              <w:top w:val="single" w:sz="4" w:space="0" w:color="FFFFFF"/>
-              <w:left w:val="single" w:sz="4" w:space="0" w:color="FFFFFF"/>
-              <w:bottom w:val="single" w:sz="4" w:space="0" w:color="FFFFFF"/>
-              <w:right w:val="single" w:sz="4" w:space="0" w:color="FFFFFF"/>
-            </w:tcBorders>
+            <w:tcW w:w="5004" w:type="dxa"/>
+            <w:gridSpan w:val="3"/>
           </w:tcPr>
-          <w:tbl>
-            <w:tblPr>
-              <w:tblW w:w="10173" w:type="dxa"/>
-              <w:tblLayout w:type="fixed"/>
-              <w:tblLook w:val="0000" w:firstRow="0" w:lastRow="0" w:firstColumn="0" w:lastColumn="0" w:noHBand="0" w:noVBand="0"/>
-            </w:tblPr>
-            <w:tblGrid>
-              <w:gridCol w:w="10173"/>
-            </w:tblGrid>
-            <w:tr>
-              <w:trPr>
-                <w:trHeight w:val="907"/>
-              </w:trPr>
-              <w:tc>
-                <w:tcPr>
-                  <w:tcW w:w="10173" w:type="dxa"/>
-                  <w:tcBorders>
-                    <w:top w:val="single" w:sz="4" w:space="0" w:color="FFFFFF"/>
-                    <w:left w:val="single" w:sz="4" w:space="0" w:color="FFFFFF"/>
-                    <w:bottom w:val="single" w:sz="4" w:space="0" w:color="FFFFFF"/>
-                    <w:right w:val="single" w:sz="4" w:space="0" w:color="FFFFFF"/>
-                  </w:tcBorders>
-                </w:tcPr>
-                <w:tbl>
-                  <w:tblPr>
-                    <w:tblW w:w="10173" w:type="dxa"/>
-                    <w:tblLayout w:type="fixed"/>
-                    <w:tblLook w:val="0000" w:firstRow="0" w:lastRow="0" w:firstColumn="0" w:lastColumn="0" w:noHBand="0" w:noVBand="0"/>
-                  </w:tblPr>
-                  <w:tblGrid>
-                    <w:gridCol w:w="10173"/>
-                  </w:tblGrid>
-                  <w:tr>
-                    <w:trPr>
-                      <w:trHeight w:val="907"/>
-                    </w:trPr>
-                    <w:tc>
-                      <w:tcPr>
-                        <w:tcW w:w="10173" w:type="dxa"/>
-                        <w:tcBorders>
-                          <w:top w:val="single" w:sz="4" w:space="0" w:color="FFFFFF"/>
-                          <w:left w:val="single" w:sz="4" w:space="0" w:color="FFFFFF"/>
-                          <w:bottom w:val="single" w:sz="4" w:space="0" w:color="FFFFFF"/>
-                          <w:right w:val="single" w:sz="4" w:space="0" w:color="FFFFFF"/>
-                        </w:tcBorders>
-                      </w:tcPr>
-                      <w:tbl>
-                        <w:tblPr>
-                          <w:tblW w:w="5253" w:type="dxa"/>
-                          <w:tblLayout w:type="fixed"/>
-                          <w:tblLook w:val="0000" w:firstRow="0" w:lastRow="0" w:firstColumn="0" w:lastColumn="0" w:noHBand="0" w:noVBand="0"/>
-                        </w:tblPr>
-                        <w:tblGrid>
-                          <w:gridCol w:w="5253"/>
-                        </w:tblGrid>
-                        <w:tr>
-                          <w:trPr>
-                            <w:trHeight w:val="907"/>
-                          </w:trPr>
-                          <w:tc>
-                            <w:tcPr>
-                              <w:tcW w:w="5253" w:type="dxa"/>
-                              <w:tcBorders>
-                                <w:top w:val="single" w:sz="4" w:space="0" w:color="FFFFFF"/>
-                                <w:left w:val="single" w:sz="4" w:space="0" w:color="FFFFFF"/>
-                                <w:bottom w:val="single" w:sz="4" w:space="0" w:color="FFFFFF"/>
-                                <w:right w:val="single" w:sz="4" w:space="0" w:color="FFFFFF"/>
-                              </w:tcBorders>
-                            </w:tcPr>
-                            <w:p>
-                              <w:pPr>
-                                <w:spacing w:after="0" w:line="240" w:lineRule="auto"/>
-                                <w:rPr>
-                                  <w:rFonts w:ascii="Times New Roman" w:hAnsi="Times New Roman"/>
-                                  <w:b/>
-                                  <w:sz w:val="20"/>
-                                  <w:szCs w:val="20"/>
-                                </w:rPr>
-                              </w:pPr>
-                              <w:r>
-                                <w:rPr>
-                                  <w:rFonts w:ascii="Times New Roman" w:hAnsi="Times New Roman"/>
-                                  <w:b/>
-                                  <w:sz w:val="20"/>
-                                  <w:szCs w:val="20"/>
-                                </w:rPr>
-                                <w:t xml:space="preserve">                                 </w:t>
-                              </w:r>
-                              <w:r>
-                                <w:rPr>
-                                  <w:rFonts w:ascii="Times New Roman" w:hAnsi="Times New Roman"/>
-                                  <w:b/>
-                                  <w:sz w:val="20"/>
-                                  <w:szCs w:val="20"/>
-                                </w:rPr>
-                                <w:t>ЗАКАЗЧИК</w:t>
-                              </w:r>
-                            </w:p>
-                          </w:tc>
-                        </w:tr>
-                      </w:tbl>
-                      <w:p>
-                        <w:pPr>
-                          <w:spacing w:after="0" w:line="240" w:lineRule="auto"/>
-                          <w:jc w:val="both"/>
-                          <w:rPr>
-                            <w:rFonts w:ascii="Times New Roman" w:hAnsi="Times New Roman"/>
-                            <w:sz w:val="20"/>
-                            <w:szCs w:val="20"/>
-                          </w:rPr>
-                        </w:pPr>
-                      </w:p>
-                    </w:tc>
-                  </w:tr>
-                </w:tbl>
-                <w:p>
-                  <w:pPr>
-                    <w:spacing w:after="0" w:line="240" w:lineRule="auto"/>
-                  </w:pPr>
-                </w:p>
-              </w:tc>
-            </w:tr>
-          </w:tbl>
           <w:p>
             <w:pPr>
+              <w:tabs>
+                <w:tab w:val="left" w:pos="5760"/>
+              </w:tabs>
+              <w:spacing w:after="0" w:line="240" w:lineRule="auto"/>
+              <w:jc w:val="both"/>
+              <w:rPr>
+                <w:rFonts w:ascii="Times New Roman" w:hAnsi="Times New Roman"/>
+                <w:sz w:val="20"/>
+                <w:szCs w:val="20"/>
+              </w:rPr>
+            </w:pPr>
+          </w:p>
+          <w:p>
+            <w:pPr>
+              <w:tabs>
+                <w:tab w:val="left" w:pos="5760"/>
+              </w:tabs>
+              <w:spacing w:after="0" w:line="240" w:lineRule="auto"/>
+              <w:jc w:val="both"/>
+              <w:rPr>
+                <w:rFonts w:ascii="Times New Roman" w:hAnsi="Times New Roman"/>
+                <w:sz w:val="20"/>
+                <w:szCs w:val="20"/>
+              </w:rPr>
+            </w:pPr>
+          </w:p>
+          <w:p>
+            <w:pPr>
+              <w:tabs>
+                <w:tab w:val="left" w:pos="5760"/>
+              </w:tabs>
               <w:spacing w:after="0" w:line="240" w:lineRule="auto"/>
               <w:jc w:val="both"/>
               <w:rPr>
@@ -5006,94 +6705,21 @@
                 <w:sz w:val="20"/>
                 <w:szCs w:val="20"/>
               </w:rPr>
-              <w:t xml:space="preserve">                    </w:t>
+              <w:t xml:space="preserve">______________________________ </w:t>
             </w:r>
           </w:p>
           <w:p>
             <w:pPr>
+              <w:tabs>
+                <w:tab w:val="left" w:pos="5760"/>
+              </w:tabs>
               <w:spacing w:after="0" w:line="240" w:lineRule="auto"/>
               <w:jc w:val="both"/>
               <w:rPr>
                 <w:rFonts w:ascii="Times New Roman" w:hAnsi="Times New Roman"/>
                 <w:sz w:val="20"/>
                 <w:szCs w:val="20"/>
-              </w:rPr>
-            </w:pPr>
-          </w:p>
-          <w:p>
-            <w:pPr>
-              <w:spacing w:after="0" w:line="240" w:lineRule="auto"/>
-              <w:jc w:val="both"/>
-              <w:rPr>
-                <w:rFonts w:ascii="Times New Roman" w:hAnsi="Times New Roman"/>
-                <w:sz w:val="20"/>
-                <w:szCs w:val="20"/>
-              </w:rPr>
-            </w:pPr>
-          </w:p>
-          <w:p>
-            <w:pPr>
-              <w:spacing w:after="0" w:line="240" w:lineRule="auto"/>
-              <w:jc w:val="both"/>
-              <w:rPr>
-                <w:rFonts w:ascii="Times New Roman" w:hAnsi="Times New Roman"/>
-                <w:sz w:val="20"/>
-                <w:szCs w:val="20"/>
-              </w:rPr>
-            </w:pPr>
-          </w:p>
-          <w:p>
-            <w:pPr>
-              <w:spacing w:after="0" w:line="240" w:lineRule="auto"/>
-              <w:jc w:val="both"/>
-              <w:rPr>
-                <w:rFonts w:ascii="Times New Roman" w:hAnsi="Times New Roman"/>
-                <w:sz w:val="20"/>
-                <w:szCs w:val="20"/>
-              </w:rPr>
-            </w:pPr>
-          </w:p>
-          <w:p>
-            <w:pPr>
-              <w:spacing w:after="0" w:line="240" w:lineRule="auto"/>
-              <w:jc w:val="both"/>
-              <w:rPr>
-                <w:rFonts w:ascii="Times New Roman" w:hAnsi="Times New Roman"/>
-                <w:sz w:val="20"/>
-                <w:szCs w:val="20"/>
-              </w:rPr>
-            </w:pPr>
-          </w:p>
-          <w:p>
-            <w:pPr>
-              <w:spacing w:after="0" w:line="240" w:lineRule="auto"/>
-              <w:jc w:val="both"/>
-              <w:rPr>
-                <w:rFonts w:ascii="Times New Roman" w:hAnsi="Times New Roman"/>
-                <w:sz w:val="20"/>
-                <w:szCs w:val="20"/>
-              </w:rPr>
-            </w:pPr>
-          </w:p>
-          <w:p>
-            <w:pPr>
-              <w:spacing w:after="0" w:line="240" w:lineRule="auto"/>
-              <w:jc w:val="both"/>
-              <w:rPr>
-                <w:rFonts w:ascii="Times New Roman" w:hAnsi="Times New Roman"/>
-                <w:sz w:val="20"/>
-                <w:szCs w:val="20"/>
-              </w:rPr>
-            </w:pPr>
-          </w:p>
-          <w:p>
-            <w:pPr>
-              <w:spacing w:after="0" w:line="240" w:lineRule="auto"/>
-              <w:jc w:val="both"/>
-              <w:rPr>
-                <w:rFonts w:ascii="Times New Roman" w:hAnsi="Times New Roman"/>
-                <w:sz w:val="20"/>
-                <w:szCs w:val="20"/>
+                <w:u w:val="single"/>
               </w:rPr>
             </w:pPr>
             <w:r>
@@ -5102,62 +6728,181 @@
                 <w:sz w:val="20"/>
                 <w:szCs w:val="20"/>
               </w:rPr>
-              <w:t xml:space="preserve">               Директор</w:t>
+              <w:t xml:space="preserve"> </w:t>
             </w:r>
-          </w:p>
-          <w:p>
-            <w:pPr>
-              <w:spacing w:after="0" w:line="240" w:lineRule="auto"/>
-              <w:jc w:val="both"/>
-              <w:rPr>
-                <w:rFonts w:ascii="Times New Roman" w:hAnsi="Times New Roman"/>
-                <w:sz w:val="20"/>
-                <w:szCs w:val="20"/>
-              </w:rPr>
-            </w:pPr>
-          </w:p>
-          <w:p>
-            <w:pPr>
-              <w:spacing w:after="0" w:line="240" w:lineRule="auto"/>
-              <w:jc w:val="both"/>
-              <w:rPr>
-                <w:rFonts w:ascii="Times New Roman" w:hAnsi="Times New Roman"/>
-                <w:sz w:val="20"/>
-                <w:szCs w:val="20"/>
-              </w:rPr>
-            </w:pPr>
             <w:r>
               <w:rPr>
                 <w:rFonts w:ascii="Times New Roman" w:hAnsi="Times New Roman"/>
                 <w:sz w:val="20"/>
                 <w:szCs w:val="20"/>
               </w:rPr>
-              <w:t xml:space="preserve">                </w:t>
+              <w:t>м.п.</w:t>
             </w:r>
-            <w:proofErr w:type="spellStart"/>
-            <w:r>
+          </w:p>
+          <w:p>
+            <w:pPr>
+              <w:spacing w:after="0" w:line="240" w:lineRule="auto"/>
+              <w:ind w:left="426" w:hanging="426"/>
+              <w:jc w:val="both"/>
               <w:rPr>
                 <w:rFonts w:ascii="Times New Roman" w:hAnsi="Times New Roman"/>
-                <w:sz w:val="20"/>
-                <w:szCs w:val="20"/>
+                <w:color w:val="000000"/>
+                <w:sz w:val="24"/>
+                <w:szCs w:val="24"/>
               </w:rPr>
-              <w:t>М.п</w:t>
-            </w:r>
-            <w:proofErr w:type="spellEnd"/>
-            <w:r>
-              <w:rPr>
-                <w:rFonts w:ascii="Times New Roman" w:hAnsi="Times New Roman"/>
-                <w:sz w:val="20"/>
-                <w:szCs w:val="20"/>
-              </w:rPr>
-              <w:t>.</w:t>
-            </w:r>
+            </w:pPr>
           </w:p>
         </w:tc>
       </w:tr>
     </w:tbl>
     <w:p>
       <w:pPr>
+        <w:spacing w:after="0"/>
+        <w:jc w:val="right"/>
+        <w:rPr>
+          <w:rFonts w:ascii="Times New Roman" w:hAnsi="Times New Roman"/>
+          <w:sz w:val="20"/>
+          <w:szCs w:val="20"/>
+        </w:rPr>
+      </w:pPr>
+    </w:p>
+    <w:p>
+      <w:pPr>
+        <w:spacing w:after="0"/>
+        <w:jc w:val="right"/>
+        <w:rPr>
+          <w:rFonts w:ascii="Times New Roman" w:hAnsi="Times New Roman"/>
+          <w:sz w:val="20"/>
+          <w:szCs w:val="20"/>
+        </w:rPr>
+      </w:pPr>
+      <w:r>
+        <w:rPr>
+          <w:rFonts w:ascii="Times New Roman" w:hAnsi="Times New Roman"/>
+          <w:sz w:val="20"/>
+          <w:szCs w:val="20"/>
+        </w:rPr>
+        <w:br w:type="page"/>
+      </w:r>
+      <w:r>
+        <w:rPr>
+          <w:rFonts w:ascii="Times New Roman" w:hAnsi="Times New Roman"/>
+          <w:sz w:val="20"/>
+          <w:szCs w:val="20"/>
+        </w:rPr>
+        <w:lastRenderedPageBreak/>
+        <w:t xml:space="preserve">Приложение № 2 </w:t>
+      </w:r>
+    </w:p>
+    <w:p>
+      <w:pPr>
+        <w:pStyle w:val="24"/>
+        <w:jc w:val="right"/>
+        <w:rPr>
+          <w:sz w:val="20"/>
+        </w:rPr>
+      </w:pPr>
+      <w:r>
+        <w:rPr>
+          <w:sz w:val="20"/>
+        </w:rPr>
+        <w:t xml:space="preserve">к договору № </w:t>
+      </w:r>
+      <w:r>
+        <w:rPr>
+          <w:sz w:val="20"/>
+          <w:lang w:val="ru-RU"/>
+        </w:rPr>
+        <w:t>___________</w:t>
+      </w:r>
+      <w:r>
+        <w:rPr>
+          <w:sz w:val="20"/>
+        </w:rPr>
+        <w:t xml:space="preserve"> от «</w:t>
+      </w:r>
+      <w:r>
+        <w:rPr>
+          <w:sz w:val="20"/>
+          <w:lang w:val="ru-RU"/>
+        </w:rPr>
+        <w:t>___</w:t>
+      </w:r>
+      <w:r>
+        <w:rPr>
+          <w:sz w:val="20"/>
+        </w:rPr>
+        <w:t xml:space="preserve">» </w:t>
+      </w:r>
+      <w:r>
+        <w:rPr>
+          <w:sz w:val="20"/>
+          <w:lang w:val="ru-RU"/>
+        </w:rPr>
+        <w:t>__________</w:t>
+      </w:r>
+      <w:r>
+        <w:rPr>
+          <w:sz w:val="20"/>
+        </w:rPr>
+        <w:t>20</w:t>
+      </w:r>
+      <w:r>
+        <w:rPr>
+          <w:sz w:val="20"/>
+          <w:lang w:val="ru-RU"/>
+        </w:rPr>
+        <w:t>____</w:t>
+      </w:r>
+      <w:r>
+        <w:rPr>
+          <w:sz w:val="20"/>
+        </w:rPr>
+        <w:t xml:space="preserve">г. </w:t>
+      </w:r>
+    </w:p>
+    <w:p>
+      <w:pPr>
+        <w:spacing w:after="0"/>
+        <w:jc w:val="right"/>
+        <w:rPr>
+          <w:rFonts w:ascii="Times New Roman" w:hAnsi="Times New Roman"/>
+          <w:b/>
+          <w:i/>
+          <w:sz w:val="20"/>
+          <w:szCs w:val="20"/>
+        </w:rPr>
+      </w:pPr>
+      <w:r>
+        <w:rPr>
+          <w:rFonts w:ascii="Times New Roman" w:hAnsi="Times New Roman"/>
+          <w:sz w:val="20"/>
+          <w:szCs w:val="20"/>
+        </w:rPr>
+        <w:t>на оказание платных образовательных услуг</w:t>
+      </w:r>
+    </w:p>
+    <w:p>
+      <w:pPr>
+        <w:spacing w:before="120" w:after="0" w:line="240" w:lineRule="auto"/>
+        <w:jc w:val="right"/>
+        <w:rPr>
+          <w:rFonts w:ascii="Times New Roman" w:hAnsi="Times New Roman"/>
+          <w:sz w:val="20"/>
+          <w:szCs w:val="20"/>
+        </w:rPr>
+      </w:pPr>
+      <w:r>
+        <w:rPr>
+          <w:rFonts w:ascii="Times New Roman" w:hAnsi="Times New Roman"/>
+          <w:sz w:val="20"/>
+          <w:szCs w:val="20"/>
+        </w:rPr>
+        <w:t>АНО ДПО "ЭНЕРГЕТИК"</w:t>
+      </w:r>
+    </w:p>
+    <w:p>
+      <w:pPr>
         <w:spacing w:after="0" w:line="240" w:lineRule="auto"/>
         <w:jc w:val="right"/>
         <w:rPr>
@@ -5166,29 +6911,1077 @@
           <w:szCs w:val="20"/>
         </w:rPr>
       </w:pPr>
+      <w:r>
+        <w:rPr>
+          <w:rFonts w:ascii="Times New Roman" w:hAnsi="Times New Roman"/>
+          <w:sz w:val="20"/>
+          <w:szCs w:val="20"/>
+        </w:rPr>
+        <w:t>ИНН 7017999506, ОГРН 1117000001425</w:t>
+      </w:r>
     </w:p>
     <w:p>
       <w:pPr>
         <w:spacing w:after="0" w:line="240" w:lineRule="auto"/>
-        <w:rPr>
-          <w:rFonts w:ascii="Times New Roman" w:hAnsi="Times New Roman"/>
-          <w:sz w:val="20"/>
-          <w:szCs w:val="20"/>
-        </w:rPr>
-      </w:pPr>
-      <w:r>
-        <w:rPr>
-          <w:rFonts w:ascii="Times New Roman" w:hAnsi="Times New Roman"/>
-          <w:sz w:val="20"/>
-          <w:szCs w:val="20"/>
+        <w:jc w:val="right"/>
+        <w:rPr>
+          <w:rFonts w:ascii="Times New Roman" w:hAnsi="Times New Roman"/>
+          <w:sz w:val="20"/>
+          <w:szCs w:val="20"/>
+        </w:rPr>
+      </w:pPr>
+      <w:r>
+        <w:rPr>
+          <w:rFonts w:ascii="Times New Roman" w:hAnsi="Times New Roman"/>
+          <w:sz w:val="20"/>
+          <w:szCs w:val="20"/>
+        </w:rPr>
+        <w:t>634015, Томская обл</w:t>
+      </w:r>
+      <w:r>
+        <w:rPr>
+          <w:rFonts w:ascii="Times New Roman" w:hAnsi="Times New Roman"/>
+          <w:sz w:val="20"/>
+          <w:szCs w:val="20"/>
+        </w:rPr>
+        <w:t>.</w:t>
+      </w:r>
+      <w:r>
+        <w:rPr>
+          <w:rFonts w:ascii="Times New Roman" w:hAnsi="Times New Roman"/>
+          <w:sz w:val="20"/>
+          <w:szCs w:val="20"/>
+        </w:rPr>
+        <w:t>, г</w:t>
+      </w:r>
+      <w:r>
+        <w:rPr>
+          <w:rFonts w:ascii="Times New Roman" w:hAnsi="Times New Roman"/>
+          <w:sz w:val="20"/>
+          <w:szCs w:val="20"/>
+        </w:rPr>
+        <w:t>.</w:t>
+      </w:r>
+      <w:r>
+        <w:rPr>
+          <w:rFonts w:ascii="Times New Roman" w:hAnsi="Times New Roman"/>
+          <w:sz w:val="20"/>
+          <w:szCs w:val="20"/>
+        </w:rPr>
+        <w:t xml:space="preserve"> Томск, ул</w:t>
+      </w:r>
+      <w:r>
+        <w:rPr>
+          <w:rFonts w:ascii="Times New Roman" w:hAnsi="Times New Roman"/>
+          <w:sz w:val="20"/>
+          <w:szCs w:val="20"/>
+        </w:rPr>
+        <w:t>.</w:t>
+      </w:r>
+      <w:r>
+        <w:rPr>
+          <w:rFonts w:ascii="Times New Roman" w:hAnsi="Times New Roman"/>
+          <w:sz w:val="20"/>
+          <w:szCs w:val="20"/>
+        </w:rPr>
+        <w:t xml:space="preserve"> Энергетическая, д 2</w:t>
+      </w:r>
+    </w:p>
+    <w:p>
+      <w:pPr>
+        <w:spacing w:after="0"/>
+        <w:jc w:val="right"/>
+        <w:rPr>
+          <w:rFonts w:ascii="Times New Roman" w:hAnsi="Times New Roman"/>
+          <w:sz w:val="20"/>
+          <w:szCs w:val="20"/>
+        </w:rPr>
+      </w:pPr>
+    </w:p>
+    <w:p>
+      <w:pPr>
+        <w:spacing w:after="0"/>
+        <w:jc w:val="center"/>
+        <w:rPr>
+          <w:rFonts w:ascii="Times New Roman" w:hAnsi="Times New Roman"/>
+          <w:sz w:val="20"/>
+          <w:szCs w:val="20"/>
+        </w:rPr>
+      </w:pPr>
+      <w:r>
+        <w:rPr>
+          <w:rFonts w:ascii="Times New Roman" w:hAnsi="Times New Roman"/>
+          <w:b/>
+          <w:sz w:val="20"/>
+          <w:szCs w:val="20"/>
+        </w:rPr>
+        <w:t>СОГЛАСИЕ</w:t>
+      </w:r>
+    </w:p>
+    <w:p>
+      <w:pPr>
+        <w:spacing w:after="120" w:line="240" w:lineRule="auto"/>
+        <w:jc w:val="center"/>
+        <w:rPr>
+          <w:rFonts w:ascii="Times New Roman" w:hAnsi="Times New Roman"/>
+          <w:sz w:val="20"/>
+          <w:szCs w:val="20"/>
+        </w:rPr>
+      </w:pPr>
+      <w:r>
+        <w:rPr>
+          <w:rFonts w:ascii="Times New Roman" w:hAnsi="Times New Roman"/>
+          <w:b/>
+          <w:sz w:val="20"/>
+          <w:szCs w:val="20"/>
+        </w:rPr>
+        <w:t>субъекта на обработку персональных данных</w:t>
+      </w:r>
+    </w:p>
+    <w:p>
+      <w:pPr>
+        <w:spacing w:after="0" w:line="240" w:lineRule="auto"/>
+        <w:ind w:firstLine="709"/>
+        <w:jc w:val="both"/>
+        <w:rPr>
+          <w:rFonts w:ascii="Times New Roman" w:hAnsi="Times New Roman"/>
+          <w:sz w:val="19"/>
+          <w:szCs w:val="19"/>
+          <w:u w:val="single"/>
+        </w:rPr>
+      </w:pPr>
+      <w:r>
+        <w:rPr>
+          <w:rFonts w:ascii="Times New Roman" w:hAnsi="Times New Roman"/>
+          <w:sz w:val="19"/>
+          <w:szCs w:val="19"/>
+          <w:u w:val="single"/>
+        </w:rPr>
+        <w:t xml:space="preserve">Я, </w:t>
+      </w:r>
+      <w:r>
+        <w:rPr>
+          <w:rFonts w:ascii="Times New Roman" w:hAnsi="Times New Roman"/>
+          <w:sz w:val="19"/>
+          <w:szCs w:val="19"/>
+          <w:u w:val="single"/>
+        </w:rPr>
+        <w:t>_________________________________________________________________</w:t>
+      </w:r>
+      <w:r>
+        <w:rPr>
+          <w:rFonts w:ascii="Times New Roman" w:hAnsi="Times New Roman"/>
+          <w:sz w:val="19"/>
+          <w:szCs w:val="19"/>
+          <w:u w:val="single"/>
+        </w:rPr>
+        <w:t>___________________________</w:t>
+      </w:r>
+      <w:r>
+        <w:rPr>
+          <w:rFonts w:ascii="Times New Roman" w:hAnsi="Times New Roman"/>
+          <w:sz w:val="19"/>
+          <w:szCs w:val="19"/>
+          <w:u w:val="single"/>
+        </w:rPr>
+        <w:t>,</w:t>
+      </w:r>
+    </w:p>
+    <w:p>
+      <w:pPr>
+        <w:spacing w:after="0" w:line="240" w:lineRule="auto"/>
+        <w:jc w:val="center"/>
+        <w:rPr>
+          <w:rFonts w:ascii="Times New Roman" w:hAnsi="Times New Roman"/>
+          <w:sz w:val="19"/>
+          <w:szCs w:val="19"/>
+          <w:vertAlign w:val="superscript"/>
+        </w:rPr>
+      </w:pPr>
+      <w:r>
+        <w:rPr>
+          <w:rFonts w:ascii="Times New Roman" w:hAnsi="Times New Roman"/>
+          <w:sz w:val="19"/>
+          <w:szCs w:val="19"/>
+          <w:vertAlign w:val="superscript"/>
+        </w:rPr>
+        <w:t>(фамилия, имя, отчество субъекта персональных данных полностью)</w:t>
+      </w:r>
+    </w:p>
+    <w:p>
+      <w:pPr>
+        <w:spacing w:after="0" w:line="240" w:lineRule="auto"/>
+        <w:ind w:firstLine="709"/>
+        <w:jc w:val="both"/>
+        <w:rPr>
+          <w:rFonts w:ascii="Times New Roman" w:hAnsi="Times New Roman"/>
+          <w:sz w:val="19"/>
+          <w:szCs w:val="19"/>
+        </w:rPr>
+      </w:pPr>
+      <w:r>
+        <w:rPr>
+          <w:rFonts w:ascii="Times New Roman" w:hAnsi="Times New Roman"/>
+          <w:sz w:val="19"/>
+          <w:szCs w:val="19"/>
+        </w:rPr>
+        <w:t>в соответствии с пунктом 1 части 1 статьи 6, статьёй 9 Федерального закона от 27.07.2006 № 152-ФЗ «О персональных данных» (далее — Федеральный закон № 152-ФЗ) свободно, своей волей и в своём интересе даю согласие АНО ДПО "ЭНЕРГЕТИК" (ИНН 7017999506, ОГРН 1117000001425, адрес: 634015, Томская обл</w:t>
+      </w:r>
+      <w:r>
+        <w:rPr>
+          <w:rFonts w:ascii="Times New Roman" w:hAnsi="Times New Roman"/>
+          <w:sz w:val="19"/>
+          <w:szCs w:val="19"/>
+        </w:rPr>
+        <w:t>.</w:t>
+      </w:r>
+      <w:r>
+        <w:rPr>
+          <w:rFonts w:ascii="Times New Roman" w:hAnsi="Times New Roman"/>
+          <w:sz w:val="19"/>
+          <w:szCs w:val="19"/>
+        </w:rPr>
+        <w:t>, г</w:t>
+      </w:r>
+      <w:r>
+        <w:rPr>
+          <w:rFonts w:ascii="Times New Roman" w:hAnsi="Times New Roman"/>
+          <w:sz w:val="19"/>
+          <w:szCs w:val="19"/>
+        </w:rPr>
+        <w:t>.</w:t>
+      </w:r>
+      <w:r>
+        <w:rPr>
+          <w:rFonts w:ascii="Times New Roman" w:hAnsi="Times New Roman"/>
+          <w:sz w:val="19"/>
+          <w:szCs w:val="19"/>
+        </w:rPr>
+        <w:t xml:space="preserve"> Томск, ул</w:t>
+      </w:r>
+      <w:r>
+        <w:rPr>
+          <w:rFonts w:ascii="Times New Roman" w:hAnsi="Times New Roman"/>
+          <w:sz w:val="19"/>
+          <w:szCs w:val="19"/>
+        </w:rPr>
+        <w:t>.</w:t>
+      </w:r>
+      <w:r>
+        <w:rPr>
+          <w:rFonts w:ascii="Times New Roman" w:hAnsi="Times New Roman"/>
+          <w:sz w:val="19"/>
+          <w:szCs w:val="19"/>
+        </w:rPr>
+        <w:t xml:space="preserve"> Энергетическая, д</w:t>
+      </w:r>
+      <w:r>
+        <w:rPr>
+          <w:rFonts w:ascii="Times New Roman" w:hAnsi="Times New Roman"/>
+          <w:sz w:val="19"/>
+          <w:szCs w:val="19"/>
+        </w:rPr>
+        <w:t>.</w:t>
+      </w:r>
+      <w:r>
+        <w:rPr>
+          <w:rFonts w:ascii="Times New Roman" w:hAnsi="Times New Roman"/>
+          <w:sz w:val="19"/>
+          <w:szCs w:val="19"/>
+        </w:rPr>
+        <w:t xml:space="preserve"> 2) (далее — Оператор) на обработку моих персональных данных на следующих условиях:</w:t>
+      </w:r>
+    </w:p>
+    <w:p>
+      <w:pPr>
+        <w:spacing w:after="0" w:line="240" w:lineRule="auto"/>
+        <w:ind w:firstLine="709"/>
+        <w:jc w:val="both"/>
+        <w:rPr>
+          <w:rFonts w:ascii="Times New Roman" w:hAnsi="Times New Roman"/>
+          <w:sz w:val="19"/>
+          <w:szCs w:val="19"/>
+        </w:rPr>
+      </w:pPr>
+      <w:r>
+        <w:rPr>
+          <w:rFonts w:ascii="Times New Roman" w:hAnsi="Times New Roman"/>
+          <w:b/>
+          <w:sz w:val="19"/>
+          <w:szCs w:val="19"/>
+        </w:rPr>
+        <w:t>1. Цель обработки персональных данных:</w:t>
+      </w:r>
+    </w:p>
+    <w:p>
+      <w:pPr>
+        <w:spacing w:after="0" w:line="240" w:lineRule="auto"/>
+        <w:ind w:firstLine="709"/>
+        <w:jc w:val="both"/>
+        <w:rPr>
+          <w:rFonts w:ascii="Times New Roman" w:hAnsi="Times New Roman"/>
+          <w:sz w:val="19"/>
+          <w:szCs w:val="19"/>
+        </w:rPr>
+      </w:pPr>
+      <w:r>
+        <w:rPr>
+          <w:rFonts w:ascii="Times New Roman" w:hAnsi="Times New Roman"/>
+          <w:sz w:val="19"/>
+          <w:szCs w:val="19"/>
+        </w:rPr>
+        <w:t xml:space="preserve">Мое обучение в соответствии с условиями Договора </w:t>
+      </w:r>
+      <w:r>
+        <w:rPr>
+          <w:rFonts w:ascii="Times New Roman" w:hAnsi="Times New Roman"/>
+          <w:sz w:val="19"/>
+          <w:szCs w:val="19"/>
+        </w:rPr>
+        <w:t xml:space="preserve">от </w:t>
+      </w:r>
+      <w:r>
+        <w:rPr>
+          <w:rFonts w:ascii="Times New Roman" w:hAnsi="Times New Roman"/>
+          <w:sz w:val="19"/>
+          <w:szCs w:val="19"/>
+        </w:rPr>
+        <w:t>_______</w:t>
+      </w:r>
+      <w:r>
+        <w:rPr>
+          <w:rFonts w:ascii="Times New Roman" w:hAnsi="Times New Roman"/>
+          <w:sz w:val="19"/>
+          <w:szCs w:val="19"/>
+        </w:rPr>
+        <w:t xml:space="preserve"> 20</w:t>
+      </w:r>
+      <w:r>
+        <w:rPr>
+          <w:rFonts w:ascii="Times New Roman" w:hAnsi="Times New Roman"/>
+          <w:sz w:val="19"/>
+          <w:szCs w:val="19"/>
+        </w:rPr>
+        <w:t>___ года № ________</w:t>
+      </w:r>
+      <w:r>
+        <w:rPr>
+          <w:rFonts w:ascii="Times New Roman" w:hAnsi="Times New Roman"/>
+          <w:sz w:val="19"/>
+          <w:szCs w:val="19"/>
+        </w:rPr>
+        <w:t>, а также предоставление АНО ДПО «Энергетик» сведений</w:t>
+      </w:r>
+      <w:r>
+        <w:rPr>
+          <w:rFonts w:ascii="Times New Roman" w:hAnsi="Times New Roman"/>
+          <w:sz w:val="19"/>
+          <w:szCs w:val="19"/>
+        </w:rPr>
+        <w:t>:</w:t>
+      </w:r>
+    </w:p>
+    <w:p>
+      <w:pPr>
+        <w:spacing w:after="0" w:line="240" w:lineRule="auto"/>
+        <w:ind w:firstLine="709"/>
+        <w:jc w:val="both"/>
+        <w:rPr>
+          <w:rFonts w:ascii="Times New Roman" w:hAnsi="Times New Roman"/>
+          <w:sz w:val="19"/>
+          <w:szCs w:val="19"/>
+        </w:rPr>
+      </w:pPr>
+      <w:r>
+        <w:rPr>
+          <w:rFonts w:ascii="Times New Roman" w:hAnsi="Times New Roman"/>
+          <w:sz w:val="19"/>
+          <w:szCs w:val="19"/>
+        </w:rPr>
+        <w:t>-</w:t>
+      </w:r>
+      <w:r>
+        <w:rPr>
+          <w:rFonts w:ascii="Times New Roman" w:hAnsi="Times New Roman"/>
+          <w:sz w:val="19"/>
+          <w:szCs w:val="19"/>
+        </w:rPr>
+        <w:t xml:space="preserve"> в федеральную информационную систему «Федеральный реестр сведений о документах об образовании и (или) о квалификации, документах об обучении</w:t>
+      </w:r>
+      <w:r>
+        <w:rPr>
+          <w:rFonts w:ascii="Times New Roman" w:hAnsi="Times New Roman"/>
+          <w:sz w:val="19"/>
+          <w:szCs w:val="19"/>
+        </w:rPr>
+        <w:t>»</w:t>
+      </w:r>
+      <w:r>
+        <w:rPr>
+          <w:rFonts w:ascii="Times New Roman" w:hAnsi="Times New Roman"/>
+          <w:sz w:val="19"/>
+          <w:szCs w:val="19"/>
+        </w:rPr>
+        <w:t xml:space="preserve"> в соответствии с Постановлением Правительства РФ от 31.05.2021 № 825</w:t>
+      </w:r>
+      <w:r>
+        <w:rPr>
+          <w:rFonts w:ascii="Times New Roman" w:hAnsi="Times New Roman"/>
+          <w:sz w:val="19"/>
+          <w:szCs w:val="19"/>
+        </w:rPr>
+        <w:t>;</w:t>
+      </w:r>
+    </w:p>
+    <w:p>
+      <w:pPr>
+        <w:spacing w:after="0" w:line="240" w:lineRule="auto"/>
+        <w:ind w:firstLine="709"/>
+        <w:jc w:val="both"/>
+        <w:rPr>
+          <w:rFonts w:ascii="Times New Roman" w:hAnsi="Times New Roman"/>
+          <w:sz w:val="19"/>
+          <w:szCs w:val="19"/>
+        </w:rPr>
+      </w:pPr>
+      <w:r>
+        <w:rPr>
+          <w:rFonts w:ascii="Times New Roman" w:hAnsi="Times New Roman"/>
+          <w:sz w:val="19"/>
+          <w:szCs w:val="19"/>
+        </w:rPr>
+        <w:t>- в</w:t>
+      </w:r>
+      <w:r>
+        <w:rPr>
+          <w:rFonts w:ascii="Times New Roman" w:hAnsi="Times New Roman"/>
+          <w:sz w:val="19"/>
+          <w:szCs w:val="19"/>
         </w:rPr>
         <w:t xml:space="preserve"> </w:t>
+      </w:r>
+      <w:r>
+        <w:rPr>
+          <w:rFonts w:ascii="Times New Roman" w:hAnsi="Times New Roman"/>
+          <w:color w:val="000000"/>
+          <w:sz w:val="20"/>
+          <w:szCs w:val="20"/>
+          <w:shd w:val="clear" w:color="auto" w:fill="FFFFFF"/>
+        </w:rPr>
+        <w:t xml:space="preserve">Министерство труда и социальной защиты Российской Федерации осуществляющее ведение </w:t>
+      </w:r>
+      <w:r>
+        <w:rPr>
+          <w:rFonts w:ascii="Times New Roman" w:hAnsi="Times New Roman"/>
+          <w:sz w:val="19"/>
+          <w:szCs w:val="19"/>
+        </w:rPr>
+        <w:t xml:space="preserve">реестра обученных по охране труда в соответствии с Постановлением </w:t>
+      </w:r>
+      <w:r>
+        <w:rPr>
+          <w:rFonts w:ascii="Times New Roman" w:hAnsi="Times New Roman"/>
+          <w:sz w:val="19"/>
+          <w:szCs w:val="19"/>
+        </w:rPr>
+        <w:t>Правительства РФ от 24.12.2021 № 2464.</w:t>
+      </w:r>
+    </w:p>
+    <w:p>
+      <w:pPr>
+        <w:spacing w:after="0" w:line="240" w:lineRule="auto"/>
+        <w:ind w:firstLine="709"/>
+        <w:jc w:val="both"/>
+        <w:rPr>
+          <w:rFonts w:ascii="Times New Roman" w:hAnsi="Times New Roman"/>
+          <w:sz w:val="19"/>
+          <w:szCs w:val="19"/>
+        </w:rPr>
+      </w:pPr>
+      <w:r>
+        <w:rPr>
+          <w:rFonts w:ascii="Times New Roman" w:hAnsi="Times New Roman"/>
+          <w:b/>
+          <w:sz w:val="19"/>
+          <w:szCs w:val="19"/>
+        </w:rPr>
+        <w:t>2. Перечень персональных данных, на обработку которых даётся согласие:</w:t>
+      </w:r>
+    </w:p>
+    <w:p>
+      <w:pPr>
+        <w:spacing w:after="0" w:line="240" w:lineRule="auto"/>
+        <w:ind w:firstLine="709"/>
+        <w:jc w:val="both"/>
+        <w:rPr>
+          <w:rFonts w:ascii="Times New Roman" w:hAnsi="Times New Roman"/>
+          <w:sz w:val="19"/>
+          <w:szCs w:val="19"/>
+        </w:rPr>
+      </w:pPr>
+      <w:r>
+        <w:rPr>
+          <w:rFonts w:ascii="Times New Roman" w:hAnsi="Times New Roman"/>
+          <w:sz w:val="19"/>
+          <w:szCs w:val="19"/>
+        </w:rPr>
+        <w:t>Перечень персональных данных, на обработку которых дается согласие:</w:t>
+      </w:r>
+    </w:p>
+    <w:p>
+      <w:pPr>
+        <w:spacing w:after="0" w:line="240" w:lineRule="auto"/>
+        <w:jc w:val="both"/>
+        <w:rPr>
+          <w:rFonts w:ascii="Times New Roman" w:hAnsi="Times New Roman"/>
+          <w:snapToGrid w:val="0"/>
+          <w:sz w:val="19"/>
+          <w:szCs w:val="19"/>
+        </w:rPr>
+      </w:pPr>
+      <w:r>
+        <w:rPr>
+          <w:rFonts w:ascii="Times New Roman" w:hAnsi="Times New Roman"/>
+          <w:snapToGrid w:val="0"/>
+          <w:sz w:val="19"/>
+          <w:szCs w:val="19"/>
+        </w:rPr>
+        <w:t>- фамилия, имя, отчество;</w:t>
+      </w:r>
+    </w:p>
+    <w:p>
+      <w:pPr>
+        <w:spacing w:after="0" w:line="240" w:lineRule="auto"/>
+        <w:jc w:val="both"/>
+        <w:rPr>
+          <w:rFonts w:ascii="Times New Roman" w:hAnsi="Times New Roman"/>
+          <w:snapToGrid w:val="0"/>
+          <w:sz w:val="19"/>
+          <w:szCs w:val="19"/>
+        </w:rPr>
+      </w:pPr>
+      <w:r>
+        <w:rPr>
+          <w:rFonts w:ascii="Times New Roman" w:hAnsi="Times New Roman"/>
+          <w:snapToGrid w:val="0"/>
+          <w:sz w:val="19"/>
+          <w:szCs w:val="19"/>
+        </w:rPr>
+        <w:t>- дата рождения;</w:t>
+      </w:r>
+    </w:p>
+    <w:p>
+      <w:pPr>
+        <w:spacing w:after="0" w:line="240" w:lineRule="auto"/>
+        <w:jc w:val="both"/>
+        <w:rPr>
+          <w:rFonts w:ascii="Times New Roman" w:hAnsi="Times New Roman"/>
+          <w:snapToGrid w:val="0"/>
+          <w:sz w:val="19"/>
+          <w:szCs w:val="19"/>
+        </w:rPr>
+      </w:pPr>
+      <w:r>
+        <w:rPr>
+          <w:rFonts w:ascii="Times New Roman" w:hAnsi="Times New Roman"/>
+          <w:snapToGrid w:val="0"/>
+          <w:sz w:val="19"/>
+          <w:szCs w:val="19"/>
+        </w:rPr>
+        <w:t>- страховой номер индивидуального лицевого счёта (СНИЛС);</w:t>
+      </w:r>
+    </w:p>
+    <w:p>
+      <w:pPr>
+        <w:spacing w:after="0" w:line="240" w:lineRule="auto"/>
+        <w:jc w:val="both"/>
+        <w:rPr>
+          <w:rFonts w:ascii="Times New Roman" w:hAnsi="Times New Roman"/>
+          <w:snapToGrid w:val="0"/>
+          <w:sz w:val="19"/>
+          <w:szCs w:val="19"/>
+        </w:rPr>
+      </w:pPr>
+      <w:r>
+        <w:rPr>
+          <w:rFonts w:ascii="Times New Roman" w:hAnsi="Times New Roman"/>
+          <w:snapToGrid w:val="0"/>
+          <w:sz w:val="19"/>
+          <w:szCs w:val="19"/>
+        </w:rPr>
+        <w:t>- наименование работодателя и занимаемая должность;</w:t>
+      </w:r>
+    </w:p>
+    <w:p>
+      <w:pPr>
+        <w:spacing w:after="0" w:line="240" w:lineRule="auto"/>
+        <w:jc w:val="both"/>
+        <w:rPr>
+          <w:rFonts w:ascii="Times New Roman" w:hAnsi="Times New Roman"/>
+          <w:snapToGrid w:val="0"/>
+          <w:sz w:val="19"/>
+          <w:szCs w:val="19"/>
+        </w:rPr>
+      </w:pPr>
+      <w:r>
+        <w:rPr>
+          <w:rFonts w:ascii="Times New Roman" w:hAnsi="Times New Roman"/>
+          <w:snapToGrid w:val="0"/>
+          <w:sz w:val="19"/>
+          <w:szCs w:val="19"/>
+        </w:rPr>
+        <w:t>- сведения об образовании;</w:t>
+      </w:r>
+    </w:p>
+    <w:p>
+      <w:pPr>
+        <w:spacing w:after="0" w:line="240" w:lineRule="auto"/>
+        <w:jc w:val="both"/>
+        <w:rPr>
+          <w:rFonts w:ascii="Times New Roman" w:hAnsi="Times New Roman"/>
+          <w:snapToGrid w:val="0"/>
+          <w:sz w:val="19"/>
+          <w:szCs w:val="19"/>
+        </w:rPr>
+      </w:pPr>
+      <w:r>
+        <w:rPr>
+          <w:rFonts w:ascii="Times New Roman" w:hAnsi="Times New Roman"/>
+          <w:snapToGrid w:val="0"/>
+          <w:sz w:val="19"/>
+          <w:szCs w:val="19"/>
+        </w:rPr>
+        <w:t>- контактный телефон (домашний, сотовый, рабочий);</w:t>
+      </w:r>
+    </w:p>
+    <w:p>
+      <w:pPr>
+        <w:spacing w:after="0" w:line="240" w:lineRule="auto"/>
+        <w:jc w:val="both"/>
+        <w:rPr>
+          <w:rFonts w:ascii="Times New Roman" w:hAnsi="Times New Roman"/>
+          <w:sz w:val="19"/>
+          <w:szCs w:val="19"/>
+        </w:rPr>
+      </w:pPr>
+      <w:r>
+        <w:rPr>
+          <w:rFonts w:ascii="Times New Roman" w:hAnsi="Times New Roman"/>
+          <w:snapToGrid w:val="0"/>
+          <w:sz w:val="19"/>
+          <w:szCs w:val="19"/>
+        </w:rPr>
+        <w:t>- адрес электронной почты</w:t>
+      </w:r>
+    </w:p>
+    <w:p>
+      <w:pPr>
+        <w:spacing w:after="0" w:line="240" w:lineRule="auto"/>
+        <w:ind w:firstLine="709"/>
+        <w:jc w:val="both"/>
+        <w:rPr>
+          <w:rFonts w:ascii="Times New Roman" w:hAnsi="Times New Roman"/>
+          <w:sz w:val="19"/>
+          <w:szCs w:val="19"/>
+        </w:rPr>
+      </w:pPr>
+      <w:r>
+        <w:rPr>
+          <w:rFonts w:ascii="Times New Roman" w:hAnsi="Times New Roman"/>
+          <w:b/>
+          <w:sz w:val="19"/>
+          <w:szCs w:val="19"/>
+        </w:rPr>
+        <w:t>3. Перечень действий с персональными данными, на совершение которых даётся согласие:</w:t>
+      </w:r>
+    </w:p>
+    <w:p>
+      <w:pPr>
+        <w:spacing w:after="0" w:line="240" w:lineRule="auto"/>
+        <w:ind w:firstLine="709"/>
+        <w:jc w:val="both"/>
+        <w:rPr>
+          <w:rFonts w:ascii="Times New Roman" w:hAnsi="Times New Roman"/>
+          <w:sz w:val="19"/>
+          <w:szCs w:val="19"/>
+        </w:rPr>
+      </w:pPr>
+      <w:r>
+        <w:rPr>
+          <w:rFonts w:ascii="Times New Roman" w:hAnsi="Times New Roman"/>
+          <w:sz w:val="19"/>
+          <w:szCs w:val="19"/>
+        </w:rPr>
+        <w:t>сбор, запись, систематизация, накопление, хранение, уточнение (обновление, изменение), извлечение, использование, передача (предоставление, доступ), блокирование, удаление, уничтожение персональных данных.</w:t>
+      </w:r>
+    </w:p>
+    <w:p>
+      <w:pPr>
+        <w:spacing w:after="0" w:line="240" w:lineRule="auto"/>
+        <w:ind w:firstLine="709"/>
+        <w:jc w:val="both"/>
+        <w:rPr>
+          <w:rFonts w:ascii="Times New Roman" w:hAnsi="Times New Roman"/>
+          <w:sz w:val="19"/>
+          <w:szCs w:val="19"/>
+        </w:rPr>
+      </w:pPr>
+      <w:r>
+        <w:rPr>
+          <w:rFonts w:ascii="Times New Roman" w:hAnsi="Times New Roman"/>
+          <w:b/>
+          <w:sz w:val="19"/>
+          <w:szCs w:val="19"/>
+        </w:rPr>
+        <w:t>4. Способы обработки персональных данных:</w:t>
+      </w:r>
+    </w:p>
+    <w:p>
+      <w:pPr>
+        <w:spacing w:after="0" w:line="240" w:lineRule="auto"/>
+        <w:ind w:firstLine="709"/>
+        <w:jc w:val="both"/>
+        <w:rPr>
+          <w:rFonts w:ascii="Times New Roman" w:hAnsi="Times New Roman"/>
+          <w:sz w:val="19"/>
+          <w:szCs w:val="19"/>
+        </w:rPr>
+      </w:pPr>
+      <w:r>
+        <w:rPr>
+          <w:rFonts w:ascii="Times New Roman" w:hAnsi="Times New Roman"/>
+          <w:sz w:val="19"/>
+          <w:szCs w:val="19"/>
+        </w:rPr>
+        <w:t>с использованием средств автоматизации (в информационных системах персональных данных) и без использования средств автоматизации (на материальных носителях информации).</w:t>
+      </w:r>
+    </w:p>
+    <w:p>
+      <w:pPr>
+        <w:spacing w:after="0" w:line="240" w:lineRule="auto"/>
+        <w:ind w:firstLine="709"/>
+        <w:jc w:val="both"/>
+        <w:rPr>
+          <w:rFonts w:ascii="Times New Roman" w:hAnsi="Times New Roman"/>
+          <w:sz w:val="19"/>
+          <w:szCs w:val="19"/>
+        </w:rPr>
+      </w:pPr>
+      <w:r>
+        <w:rPr>
+          <w:rFonts w:ascii="Times New Roman" w:hAnsi="Times New Roman"/>
+          <w:b/>
+          <w:sz w:val="19"/>
+          <w:szCs w:val="19"/>
+        </w:rPr>
+        <w:t>5. Срок действия согласия:</w:t>
+      </w:r>
+    </w:p>
+    <w:p>
+      <w:pPr>
+        <w:spacing w:after="0" w:line="240" w:lineRule="auto"/>
+        <w:ind w:firstLine="709"/>
+        <w:jc w:val="both"/>
+        <w:rPr>
+          <w:rFonts w:ascii="Times New Roman" w:hAnsi="Times New Roman"/>
+          <w:sz w:val="19"/>
+          <w:szCs w:val="19"/>
+        </w:rPr>
+      </w:pPr>
+      <w:r>
+        <w:rPr>
+          <w:rFonts w:ascii="Times New Roman" w:hAnsi="Times New Roman"/>
+          <w:sz w:val="19"/>
+          <w:szCs w:val="19"/>
+        </w:rPr>
+        <w:t>Настоящее согласие действует со дня его подписания в течение срока, необходимого для достижения цели обработки персональных данных, указанной в пункте 1 настоящего согласия, и прекращает своё действие при наступлении одного из следующих событий (в зависимости от того, какое наступит ранее): (а) достижение цели обработки персональных данных; (б) истечение срока обработки персональных данных, установленного нормативными правовыми актами; (в) отзыв настоящего согласия в порядке, предусмотренном пунктом 7.</w:t>
+      </w:r>
+    </w:p>
+    <w:p>
+      <w:pPr>
+        <w:spacing w:after="0" w:line="240" w:lineRule="auto"/>
+        <w:ind w:firstLine="709"/>
+        <w:jc w:val="both"/>
+        <w:rPr>
+          <w:rFonts w:ascii="Times New Roman" w:hAnsi="Times New Roman"/>
+          <w:sz w:val="19"/>
+          <w:szCs w:val="19"/>
+        </w:rPr>
+      </w:pPr>
+      <w:r>
+        <w:rPr>
+          <w:rFonts w:ascii="Times New Roman" w:hAnsi="Times New Roman"/>
+          <w:b/>
+          <w:sz w:val="19"/>
+          <w:szCs w:val="19"/>
+        </w:rPr>
+        <w:t>6. Порядок отзыва согласия:</w:t>
+      </w:r>
+    </w:p>
+    <w:p>
+      <w:pPr>
+        <w:spacing w:after="0" w:line="240" w:lineRule="auto"/>
+        <w:ind w:firstLine="709"/>
+        <w:jc w:val="both"/>
+        <w:rPr>
+          <w:rFonts w:ascii="Times New Roman" w:hAnsi="Times New Roman"/>
+          <w:sz w:val="19"/>
+          <w:szCs w:val="19"/>
+        </w:rPr>
+      </w:pPr>
+      <w:r>
+        <w:rPr>
+          <w:rFonts w:ascii="Times New Roman" w:hAnsi="Times New Roman"/>
+          <w:sz w:val="19"/>
+          <w:szCs w:val="19"/>
+        </w:rPr>
+        <w:t>Настоящее согласие может быть отозвано субъектом персональных данных (его представителем) путём направления Оператору письменного заявления по адресу: 634015, Томская обл</w:t>
+      </w:r>
+      <w:r>
+        <w:rPr>
+          <w:rFonts w:ascii="Times New Roman" w:hAnsi="Times New Roman"/>
+          <w:sz w:val="19"/>
+          <w:szCs w:val="19"/>
+        </w:rPr>
+        <w:t>.</w:t>
+      </w:r>
+      <w:r>
+        <w:rPr>
+          <w:rFonts w:ascii="Times New Roman" w:hAnsi="Times New Roman"/>
+          <w:sz w:val="19"/>
+          <w:szCs w:val="19"/>
+        </w:rPr>
+        <w:t>, г</w:t>
+      </w:r>
+      <w:r>
+        <w:rPr>
+          <w:rFonts w:ascii="Times New Roman" w:hAnsi="Times New Roman"/>
+          <w:sz w:val="19"/>
+          <w:szCs w:val="19"/>
+        </w:rPr>
+        <w:t>.</w:t>
+      </w:r>
+      <w:r>
+        <w:rPr>
+          <w:rFonts w:ascii="Times New Roman" w:hAnsi="Times New Roman"/>
+          <w:sz w:val="19"/>
+          <w:szCs w:val="19"/>
+        </w:rPr>
+        <w:t xml:space="preserve"> Томск, ул</w:t>
+      </w:r>
+      <w:r>
+        <w:rPr>
+          <w:rFonts w:ascii="Times New Roman" w:hAnsi="Times New Roman"/>
+          <w:sz w:val="19"/>
+          <w:szCs w:val="19"/>
+        </w:rPr>
+        <w:t>.</w:t>
+      </w:r>
+      <w:r>
+        <w:rPr>
+          <w:rFonts w:ascii="Times New Roman" w:hAnsi="Times New Roman"/>
+          <w:sz w:val="19"/>
+          <w:szCs w:val="19"/>
+        </w:rPr>
+        <w:t xml:space="preserve"> Энергетическая, д</w:t>
+      </w:r>
+      <w:r>
+        <w:rPr>
+          <w:rFonts w:ascii="Times New Roman" w:hAnsi="Times New Roman"/>
+          <w:sz w:val="19"/>
+          <w:szCs w:val="19"/>
+        </w:rPr>
+        <w:t>.</w:t>
+      </w:r>
+      <w:r>
+        <w:rPr>
+          <w:rFonts w:ascii="Times New Roman" w:hAnsi="Times New Roman"/>
+          <w:sz w:val="19"/>
+          <w:szCs w:val="19"/>
+        </w:rPr>
+        <w:t xml:space="preserve"> 2 либо по электронной почте: fot@dpo-energo.ru (при наличии усиленной квалифицированной электронной подписи). Оператор прекращает обработку персональных данных и уничтожает их в срок, не превышающий 30 (тридцати) дней с даты поступления указанного заявления, за исключением случаев, когда обработка может быть продолжена в соответствии с пунктами 2–11 части 1 статьи 6, частью 2 статьи 10 и частью 2 статьи 11 Федерального закона от 27.07.2006 № 152-ФЗ «О персональных данных».</w:t>
+      </w:r>
+    </w:p>
+    <w:p>
+      <w:pPr>
+        <w:spacing w:after="0" w:line="240" w:lineRule="auto"/>
+        <w:ind w:firstLine="709"/>
+        <w:jc w:val="both"/>
+        <w:rPr>
+          <w:rFonts w:ascii="Times New Roman" w:hAnsi="Times New Roman"/>
+          <w:sz w:val="19"/>
+          <w:szCs w:val="19"/>
+        </w:rPr>
+      </w:pPr>
+      <w:r>
+        <w:rPr>
+          <w:rFonts w:ascii="Times New Roman" w:hAnsi="Times New Roman"/>
+          <w:b/>
+          <w:sz w:val="19"/>
+          <w:szCs w:val="19"/>
+        </w:rPr>
+        <w:t>7. Права субъекта персональных данных:</w:t>
+      </w:r>
+    </w:p>
+    <w:p>
+      <w:pPr>
+        <w:spacing w:after="0" w:line="240" w:lineRule="auto"/>
+        <w:ind w:firstLine="709"/>
+        <w:jc w:val="both"/>
+        <w:rPr>
+          <w:rFonts w:ascii="Times New Roman" w:hAnsi="Times New Roman"/>
+          <w:sz w:val="19"/>
+          <w:szCs w:val="19"/>
+        </w:rPr>
+      </w:pPr>
+      <w:r>
+        <w:rPr>
+          <w:rFonts w:ascii="Times New Roman" w:hAnsi="Times New Roman"/>
+          <w:sz w:val="19"/>
+          <w:szCs w:val="19"/>
+        </w:rPr>
+        <w:t>Субъект персональных данных уведомлён о правах, предусмотренных главой 3 Федерального закона от 27.07.2006 № 152-ФЗ «О персональных данных», в том числе: о праве на доступ к своим персональным данным (ст. 14); праве требовать от Оператора уточнения, блокирования или уничтожения персональных данных (ст. 21); праве на обжалование действий или бездействия Оператора в уполномоченный орган по защите прав субъектов персональных данных — Роскомнадзор (ст. 16.1) или в судебном порядке (ст. 17).</w:t>
+      </w:r>
+    </w:p>
+    <w:p>
+      <w:pPr>
+        <w:spacing w:after="0" w:line="240" w:lineRule="auto"/>
+        <w:rPr>
+          <w:rFonts w:ascii="Times New Roman" w:hAnsi="Times New Roman"/>
+          <w:sz w:val="19"/>
+          <w:szCs w:val="19"/>
+        </w:rPr>
+      </w:pPr>
+    </w:p>
+    <w:p>
+      <w:pPr>
+        <w:spacing w:after="0" w:line="240" w:lineRule="auto"/>
+        <w:jc w:val="both"/>
+        <w:rPr>
+          <w:rFonts w:ascii="Times New Roman" w:hAnsi="Times New Roman"/>
+          <w:sz w:val="19"/>
+          <w:szCs w:val="19"/>
+        </w:rPr>
+      </w:pPr>
+      <w:r>
+        <w:rPr>
+          <w:rFonts w:ascii="Times New Roman" w:hAnsi="Times New Roman"/>
+          <w:sz w:val="19"/>
+          <w:szCs w:val="19"/>
+        </w:rPr>
+        <w:t>«</w:t>
+      </w:r>
+      <w:r>
+        <w:rPr>
+          <w:rFonts w:ascii="Times New Roman" w:hAnsi="Times New Roman"/>
+          <w:sz w:val="19"/>
+          <w:szCs w:val="19"/>
+        </w:rPr>
+        <w:t>____</w:t>
+      </w:r>
+      <w:r>
+        <w:rPr>
+          <w:rFonts w:ascii="Times New Roman" w:hAnsi="Times New Roman"/>
+          <w:sz w:val="19"/>
+          <w:szCs w:val="19"/>
+        </w:rPr>
+        <w:t xml:space="preserve">» </w:t>
+      </w:r>
+      <w:r>
+        <w:rPr>
+          <w:rFonts w:ascii="Times New Roman" w:hAnsi="Times New Roman"/>
+          <w:sz w:val="19"/>
+          <w:szCs w:val="19"/>
+        </w:rPr>
+        <w:t>__________</w:t>
+      </w:r>
+      <w:r>
+        <w:rPr>
+          <w:rFonts w:ascii="Times New Roman" w:hAnsi="Times New Roman"/>
+          <w:sz w:val="19"/>
+          <w:szCs w:val="19"/>
+        </w:rPr>
+        <w:t xml:space="preserve"> 20</w:t>
+      </w:r>
+      <w:r>
+        <w:rPr>
+          <w:rFonts w:ascii="Times New Roman" w:hAnsi="Times New Roman"/>
+          <w:sz w:val="19"/>
+          <w:szCs w:val="19"/>
+        </w:rPr>
+        <w:t>____</w:t>
+      </w:r>
+      <w:r>
+        <w:rPr>
+          <w:rFonts w:ascii="Times New Roman" w:hAnsi="Times New Roman"/>
+          <w:sz w:val="19"/>
+          <w:szCs w:val="19"/>
+        </w:rPr>
+        <w:t xml:space="preserve"> г.</w:t>
+      </w:r>
+    </w:p>
+    <w:p>
+      <w:pPr>
+        <w:spacing w:after="0" w:line="240" w:lineRule="auto"/>
+        <w:jc w:val="both"/>
+        <w:rPr>
+          <w:rFonts w:ascii="Times New Roman" w:hAnsi="Times New Roman"/>
+          <w:sz w:val="19"/>
+          <w:szCs w:val="19"/>
+        </w:rPr>
+      </w:pPr>
+    </w:p>
+    <w:p>
+      <w:pPr>
+        <w:spacing w:after="0" w:line="240" w:lineRule="auto"/>
+        <w:jc w:val="both"/>
+        <w:rPr>
+          <w:rFonts w:ascii="Times New Roman" w:hAnsi="Times New Roman"/>
+          <w:sz w:val="19"/>
+          <w:szCs w:val="19"/>
+        </w:rPr>
+      </w:pPr>
+      <w:r>
+        <w:rPr>
+          <w:rFonts w:ascii="Times New Roman" w:hAnsi="Times New Roman"/>
+          <w:sz w:val="19"/>
+          <w:szCs w:val="19"/>
+        </w:rPr>
+        <w:t xml:space="preserve">_____________________________ / </w:t>
+      </w:r>
+      <w:r>
+        <w:rPr>
+          <w:rFonts w:ascii="Times New Roman" w:hAnsi="Times New Roman"/>
+          <w:sz w:val="19"/>
+          <w:szCs w:val="19"/>
+          <w:u w:val="single"/>
+        </w:rPr>
+        <w:t>_______________________</w:t>
+      </w:r>
+    </w:p>
+    <w:p>
+      <w:pPr>
+        <w:spacing w:after="0" w:line="240" w:lineRule="auto"/>
+        <w:jc w:val="both"/>
+        <w:rPr>
+          <w:rFonts w:ascii="Times New Roman" w:hAnsi="Times New Roman"/>
+          <w:sz w:val="19"/>
+          <w:szCs w:val="19"/>
+        </w:rPr>
+      </w:pPr>
+      <w:r>
+        <w:rPr>
+          <w:rFonts w:ascii="Times New Roman" w:hAnsi="Times New Roman"/>
+          <w:sz w:val="19"/>
+          <w:szCs w:val="19"/>
+        </w:rPr>
+        <w:t xml:space="preserve">         (подпись)                                     (расшифровка подписи)</w:t>
       </w:r>
     </w:p>
     <w:sectPr>
       <w:footerReference w:type="default" r:id="rId10"/>
       <w:pgSz w:w="11907" w:h="16840" w:code="9"/>
-      <w:pgMar w:top="567" w:right="567" w:bottom="567" w:left="851" w:header="720" w:footer="720" w:gutter="0"/>
+      <w:pgMar w:top="454" w:right="567" w:bottom="284" w:left="1134" w:header="720" w:footer="720" w:gutter="0"/>
       <w:cols w:space="720"/>
     </w:sectPr>
   </w:body>
@@ -5253,7 +8046,7 @@
         <w:rFonts w:ascii="Times New Roman" w:hAnsi="Times New Roman"/>
         <w:noProof/>
       </w:rPr>
-      <w:t>4</w:t>
+      <w:t>2</w:t>
     </w:r>
     <w:r>
       <w:rPr>
@@ -7761,6 +10554,95 @@
     </w:lvl>
   </w:abstractNum>
   <w:abstractNum w:abstractNumId="25" w15:restartNumberingAfterBreak="0">
+    <w:nsid w:val="45E81336"/>
+    <w:multiLevelType w:val="hybridMultilevel"/>
+    <w:tmpl w:val="ABD455D0"/>
+    <w:lvl w:ilvl="0" w:tplc="38D00E30">
+      <w:start w:val="1"/>
+      <w:numFmt w:val="decimal"/>
+      <w:lvlText w:val="%1."/>
+      <w:lvlJc w:val="left"/>
+      <w:pPr>
+        <w:ind w:left="930" w:hanging="570"/>
+      </w:pPr>
+      <w:rPr>
+        <w:rFonts w:hint="default"/>
+      </w:rPr>
+    </w:lvl>
+    <w:lvl w:ilvl="1" w:tplc="04190019" w:tentative="1">
+      <w:start w:val="1"/>
+      <w:numFmt w:val="lowerLetter"/>
+      <w:lvlText w:val="%2."/>
+      <w:lvlJc w:val="left"/>
+      <w:pPr>
+        <w:ind w:left="1440" w:hanging="360"/>
+      </w:pPr>
+    </w:lvl>
+    <w:lvl w:ilvl="2" w:tplc="0419001B" w:tentative="1">
+      <w:start w:val="1"/>
+      <w:numFmt w:val="lowerRoman"/>
+      <w:lvlText w:val="%3."/>
+      <w:lvlJc w:val="right"/>
+      <w:pPr>
+        <w:ind w:left="2160" w:hanging="180"/>
+      </w:pPr>
+    </w:lvl>
+    <w:lvl w:ilvl="3" w:tplc="0419000F" w:tentative="1">
+      <w:start w:val="1"/>
+      <w:numFmt w:val="decimal"/>
+      <w:lvlText w:val="%4."/>
+      <w:lvlJc w:val="left"/>
+      <w:pPr>
+        <w:ind w:left="2880" w:hanging="360"/>
+      </w:pPr>
+    </w:lvl>
+    <w:lvl w:ilvl="4" w:tplc="04190019" w:tentative="1">
+      <w:start w:val="1"/>
+      <w:numFmt w:val="lowerLetter"/>
+      <w:lvlText w:val="%5."/>
+      <w:lvlJc w:val="left"/>
+      <w:pPr>
+        <w:ind w:left="3600" w:hanging="360"/>
+      </w:pPr>
+    </w:lvl>
+    <w:lvl w:ilvl="5" w:tplc="0419001B" w:tentative="1">
+      <w:start w:val="1"/>
+      <w:numFmt w:val="lowerRoman"/>
+      <w:lvlText w:val="%6."/>
+      <w:lvlJc w:val="right"/>
+      <w:pPr>
+        <w:ind w:left="4320" w:hanging="180"/>
+      </w:pPr>
+    </w:lvl>
+    <w:lvl w:ilvl="6" w:tplc="0419000F" w:tentative="1">
+      <w:start w:val="1"/>
+      <w:numFmt w:val="decimal"/>
+      <w:lvlText w:val="%7."/>
+      <w:lvlJc w:val="left"/>
+      <w:pPr>
+        <w:ind w:left="5040" w:hanging="360"/>
+      </w:pPr>
+    </w:lvl>
+    <w:lvl w:ilvl="7" w:tplc="04190019" w:tentative="1">
+      <w:start w:val="1"/>
+      <w:numFmt w:val="lowerLetter"/>
+      <w:lvlText w:val="%8."/>
+      <w:lvlJc w:val="left"/>
+      <w:pPr>
+        <w:ind w:left="5760" w:hanging="360"/>
+      </w:pPr>
+    </w:lvl>
+    <w:lvl w:ilvl="8" w:tplc="0419001B" w:tentative="1">
+      <w:start w:val="1"/>
+      <w:numFmt w:val="lowerRoman"/>
+      <w:lvlText w:val="%9."/>
+      <w:lvlJc w:val="right"/>
+      <w:pPr>
+        <w:ind w:left="6480" w:hanging="180"/>
+      </w:pPr>
+    </w:lvl>
+  </w:abstractNum>
+  <w:abstractNum w:abstractNumId="26" w15:restartNumberingAfterBreak="0">
     <w:nsid w:val="4A1844DA"/>
     <w:multiLevelType w:val="multilevel"/>
     <w:tmpl w:val="6128CC78"/>
@@ -7900,7 +10782,7 @@
       </w:rPr>
     </w:lvl>
   </w:abstractNum>
-  <w:abstractNum w:abstractNumId="26" w15:restartNumberingAfterBreak="0">
+  <w:abstractNum w:abstractNumId="27" w15:restartNumberingAfterBreak="0">
     <w:nsid w:val="4E7354F4"/>
     <w:multiLevelType w:val="multilevel"/>
     <w:tmpl w:val="B6021328"/>
@@ -7968,7 +10850,7 @@
       <w:lvlJc w:val="left"/>
     </w:lvl>
   </w:abstractNum>
-  <w:abstractNum w:abstractNumId="27" w15:restartNumberingAfterBreak="0">
+  <w:abstractNum w:abstractNumId="28" w15:restartNumberingAfterBreak="0">
     <w:nsid w:val="551E2053"/>
     <w:multiLevelType w:val="multilevel"/>
     <w:tmpl w:val="A04030BE"/>
@@ -8036,7 +10918,7 @@
       <w:lvlJc w:val="left"/>
     </w:lvl>
   </w:abstractNum>
-  <w:abstractNum w:abstractNumId="28" w15:restartNumberingAfterBreak="0">
+  <w:abstractNum w:abstractNumId="29" w15:restartNumberingAfterBreak="0">
     <w:nsid w:val="58B43700"/>
     <w:multiLevelType w:val="hybridMultilevel"/>
     <w:tmpl w:val="4472252C"/>
@@ -8125,7 +11007,7 @@
       </w:pPr>
     </w:lvl>
   </w:abstractNum>
-  <w:abstractNum w:abstractNumId="29" w15:restartNumberingAfterBreak="0">
+  <w:abstractNum w:abstractNumId="30" w15:restartNumberingAfterBreak="0">
     <w:nsid w:val="59E030BD"/>
     <w:multiLevelType w:val="hybridMultilevel"/>
     <w:tmpl w:val="A55645C0"/>
@@ -8215,7 +11097,7 @@
       </w:pPr>
     </w:lvl>
   </w:abstractNum>
-  <w:abstractNum w:abstractNumId="30" w15:restartNumberingAfterBreak="0">
+  <w:abstractNum w:abstractNumId="31" w15:restartNumberingAfterBreak="0">
     <w:nsid w:val="5B273F47"/>
     <w:multiLevelType w:val="multilevel"/>
     <w:tmpl w:val="729C329A"/>
@@ -8328,7 +11210,7 @@
       </w:rPr>
     </w:lvl>
   </w:abstractNum>
-  <w:abstractNum w:abstractNumId="31" w15:restartNumberingAfterBreak="0">
+  <w:abstractNum w:abstractNumId="32" w15:restartNumberingAfterBreak="0">
     <w:nsid w:val="5DE27A12"/>
     <w:multiLevelType w:val="multilevel"/>
     <w:tmpl w:val="110C6DF8"/>
@@ -8468,7 +11350,7 @@
       </w:rPr>
     </w:lvl>
   </w:abstractNum>
-  <w:abstractNum w:abstractNumId="32" w15:restartNumberingAfterBreak="0">
+  <w:abstractNum w:abstractNumId="33" w15:restartNumberingAfterBreak="0">
     <w:nsid w:val="5FF753A4"/>
     <w:multiLevelType w:val="hybridMultilevel"/>
     <w:tmpl w:val="A55645C0"/>
@@ -8558,7 +11440,7 @@
       </w:pPr>
     </w:lvl>
   </w:abstractNum>
-  <w:abstractNum w:abstractNumId="33" w15:restartNumberingAfterBreak="0">
+  <w:abstractNum w:abstractNumId="34" w15:restartNumberingAfterBreak="0">
     <w:nsid w:val="64224071"/>
     <w:multiLevelType w:val="multilevel"/>
     <w:tmpl w:val="C214337C"/>
@@ -8671,7 +11553,217 @@
       </w:rPr>
     </w:lvl>
   </w:abstractNum>
-  <w:abstractNum w:abstractNumId="34" w15:restartNumberingAfterBreak="0">
+  <w:abstractNum w:abstractNumId="35" w15:restartNumberingAfterBreak="0">
+    <w:nsid w:val="64A902AC"/>
+    <w:multiLevelType w:val="hybridMultilevel"/>
+    <w:tmpl w:val="4150F05C"/>
+    <w:lvl w:ilvl="0" w:tplc="0419000F">
+      <w:start w:val="1"/>
+      <w:numFmt w:val="decimal"/>
+      <w:lvlText w:val="%1."/>
+      <w:lvlJc w:val="left"/>
+      <w:pPr>
+        <w:ind w:left="720" w:hanging="360"/>
+      </w:pPr>
+      <w:rPr>
+        <w:rFonts w:hint="default"/>
+      </w:rPr>
+    </w:lvl>
+    <w:lvl w:ilvl="1" w:tplc="04190019" w:tentative="1">
+      <w:start w:val="1"/>
+      <w:numFmt w:val="lowerLetter"/>
+      <w:lvlText w:val="%2."/>
+      <w:lvlJc w:val="left"/>
+      <w:pPr>
+        <w:ind w:left="1440" w:hanging="360"/>
+      </w:pPr>
+    </w:lvl>
+    <w:lvl w:ilvl="2" w:tplc="0419001B" w:tentative="1">
+      <w:start w:val="1"/>
+      <w:numFmt w:val="lowerRoman"/>
+      <w:lvlText w:val="%3."/>
+      <w:lvlJc w:val="right"/>
+      <w:pPr>
+        <w:ind w:left="2160" w:hanging="180"/>
+      </w:pPr>
+    </w:lvl>
+    <w:lvl w:ilvl="3" w:tplc="0419000F" w:tentative="1">
+      <w:start w:val="1"/>
+      <w:numFmt w:val="decimal"/>
+      <w:lvlText w:val="%4."/>
+      <w:lvlJc w:val="left"/>
+      <w:pPr>
+        <w:ind w:left="2880" w:hanging="360"/>
+      </w:pPr>
+    </w:lvl>
+    <w:lvl w:ilvl="4" w:tplc="04190019" w:tentative="1">
+      <w:start w:val="1"/>
+      <w:numFmt w:val="lowerLetter"/>
+      <w:lvlText w:val="%5."/>
+      <w:lvlJc w:val="left"/>
+      <w:pPr>
+        <w:ind w:left="3600" w:hanging="360"/>
+      </w:pPr>
+    </w:lvl>
+    <w:lvl w:ilvl="5" w:tplc="0419001B" w:tentative="1">
+      <w:start w:val="1"/>
+      <w:numFmt w:val="lowerRoman"/>
+      <w:lvlText w:val="%6."/>
+      <w:lvlJc w:val="right"/>
+      <w:pPr>
+        <w:ind w:left="4320" w:hanging="180"/>
+      </w:pPr>
+    </w:lvl>
+    <w:lvl w:ilvl="6" w:tplc="0419000F" w:tentative="1">
+      <w:start w:val="1"/>
+      <w:numFmt w:val="decimal"/>
+      <w:lvlText w:val="%7."/>
+      <w:lvlJc w:val="left"/>
+      <w:pPr>
+        <w:ind w:left="5040" w:hanging="360"/>
+      </w:pPr>
+    </w:lvl>
+    <w:lvl w:ilvl="7" w:tplc="04190019" w:tentative="1">
+      <w:start w:val="1"/>
+      <w:numFmt w:val="lowerLetter"/>
+      <w:lvlText w:val="%8."/>
+      <w:lvlJc w:val="left"/>
+      <w:pPr>
+        <w:ind w:left="5760" w:hanging="360"/>
+      </w:pPr>
+    </w:lvl>
+    <w:lvl w:ilvl="8" w:tplc="0419001B" w:tentative="1">
+      <w:start w:val="1"/>
+      <w:numFmt w:val="lowerRoman"/>
+      <w:lvlText w:val="%9."/>
+      <w:lvlJc w:val="right"/>
+      <w:pPr>
+        <w:ind w:left="6480" w:hanging="180"/>
+      </w:pPr>
+    </w:lvl>
+  </w:abstractNum>
+  <w:abstractNum w:abstractNumId="36" w15:restartNumberingAfterBreak="0">
+    <w:nsid w:val="65007C62"/>
+    <w:multiLevelType w:val="multilevel"/>
+    <w:tmpl w:val="D0D408BC"/>
+    <w:lvl w:ilvl="0">
+      <w:start w:val="1"/>
+      <w:numFmt w:val="decimal"/>
+      <w:lvlText w:val="%1."/>
+      <w:lvlJc w:val="left"/>
+      <w:pPr>
+        <w:ind w:left="1065" w:hanging="705"/>
+      </w:pPr>
+      <w:rPr>
+        <w:rFonts w:hint="default"/>
+      </w:rPr>
+    </w:lvl>
+    <w:lvl w:ilvl="1">
+      <w:start w:val="1"/>
+      <w:numFmt w:val="decimal"/>
+      <w:isLgl/>
+      <w:lvlText w:val="%1.%2."/>
+      <w:lvlJc w:val="left"/>
+      <w:pPr>
+        <w:ind w:left="720" w:hanging="360"/>
+      </w:pPr>
+      <w:rPr>
+        <w:rFonts w:ascii="Times New Roman" w:hAnsi="Times New Roman" w:cs="Times New Roman" w:hint="default"/>
+      </w:rPr>
+    </w:lvl>
+    <w:lvl w:ilvl="2">
+      <w:start w:val="1"/>
+      <w:numFmt w:val="decimal"/>
+      <w:isLgl/>
+      <w:lvlText w:val="%1.%2.%3."/>
+      <w:lvlJc w:val="left"/>
+      <w:pPr>
+        <w:ind w:left="1080" w:hanging="720"/>
+      </w:pPr>
+      <w:rPr>
+        <w:rFonts w:hint="default"/>
+      </w:rPr>
+    </w:lvl>
+    <w:lvl w:ilvl="3">
+      <w:start w:val="1"/>
+      <w:numFmt w:val="decimal"/>
+      <w:isLgl/>
+      <w:lvlText w:val="%1.%2.%3.%4."/>
+      <w:lvlJc w:val="left"/>
+      <w:pPr>
+        <w:ind w:left="1080" w:hanging="720"/>
+      </w:pPr>
+      <w:rPr>
+        <w:rFonts w:hint="default"/>
+      </w:rPr>
+    </w:lvl>
+    <w:lvl w:ilvl="4">
+      <w:start w:val="1"/>
+      <w:numFmt w:val="decimal"/>
+      <w:isLgl/>
+      <w:lvlText w:val="%1.%2.%3.%4.%5."/>
+      <w:lvlJc w:val="left"/>
+      <w:pPr>
+        <w:ind w:left="1440" w:hanging="1080"/>
+      </w:pPr>
+      <w:rPr>
+        <w:rFonts w:hint="default"/>
+      </w:rPr>
+    </w:lvl>
+    <w:lvl w:ilvl="5">
+      <w:start w:val="1"/>
+      <w:numFmt w:val="decimal"/>
+      <w:isLgl/>
+      <w:lvlText w:val="%1.%2.%3.%4.%5.%6."/>
+      <w:lvlJc w:val="left"/>
+      <w:pPr>
+        <w:ind w:left="1440" w:hanging="1080"/>
+      </w:pPr>
+      <w:rPr>
+        <w:rFonts w:hint="default"/>
+      </w:rPr>
+    </w:lvl>
+    <w:lvl w:ilvl="6">
+      <w:start w:val="1"/>
+      <w:numFmt w:val="decimal"/>
+      <w:isLgl/>
+      <w:lvlText w:val="%1.%2.%3.%4.%5.%6.%7."/>
+      <w:lvlJc w:val="left"/>
+      <w:pPr>
+        <w:ind w:left="1440" w:hanging="1080"/>
+      </w:pPr>
+      <w:rPr>
+        <w:rFonts w:hint="default"/>
+      </w:rPr>
+    </w:lvl>
+    <w:lvl w:ilvl="7">
+      <w:start w:val="1"/>
+      <w:numFmt w:val="decimal"/>
+      <w:isLgl/>
+      <w:lvlText w:val="%1.%2.%3.%4.%5.%6.%7.%8."/>
+      <w:lvlJc w:val="left"/>
+      <w:pPr>
+        <w:ind w:left="1800" w:hanging="1440"/>
+      </w:pPr>
+      <w:rPr>
+        <w:rFonts w:hint="default"/>
+      </w:rPr>
+    </w:lvl>
+    <w:lvl w:ilvl="8">
+      <w:start w:val="1"/>
+      <w:numFmt w:val="decimal"/>
+      <w:isLgl/>
+      <w:lvlText w:val="%1.%2.%3.%4.%5.%6.%7.%8.%9."/>
+      <w:lvlJc w:val="left"/>
+      <w:pPr>
+        <w:ind w:left="1800" w:hanging="1440"/>
+      </w:pPr>
+      <w:rPr>
+        <w:rFonts w:hint="default"/>
+      </w:rPr>
+    </w:lvl>
+  </w:abstractNum>
+  <w:abstractNum w:abstractNumId="37" w15:restartNumberingAfterBreak="0">
     <w:nsid w:val="65925103"/>
     <w:multiLevelType w:val="multilevel"/>
     <w:tmpl w:val="35CE8094"/>
@@ -8811,7 +11903,7 @@
       </w:rPr>
     </w:lvl>
   </w:abstractNum>
-  <w:abstractNum w:abstractNumId="35" w15:restartNumberingAfterBreak="0">
+  <w:abstractNum w:abstractNumId="38" w15:restartNumberingAfterBreak="0">
     <w:nsid w:val="662B4C40"/>
     <w:multiLevelType w:val="multilevel"/>
     <w:tmpl w:val="E85210EC"/>
@@ -8951,7 +12043,7 @@
       </w:rPr>
     </w:lvl>
   </w:abstractNum>
-  <w:abstractNum w:abstractNumId="36" w15:restartNumberingAfterBreak="0">
+  <w:abstractNum w:abstractNumId="39" w15:restartNumberingAfterBreak="0">
     <w:nsid w:val="69B93EE2"/>
     <w:multiLevelType w:val="multilevel"/>
     <w:tmpl w:val="A09C1BBC"/>
@@ -9092,7 +12184,7 @@
       </w:rPr>
     </w:lvl>
   </w:abstractNum>
-  <w:abstractNum w:abstractNumId="37" w15:restartNumberingAfterBreak="0">
+  <w:abstractNum w:abstractNumId="40" w15:restartNumberingAfterBreak="0">
     <w:nsid w:val="6D1F02B1"/>
     <w:multiLevelType w:val="multilevel"/>
     <w:tmpl w:val="87DEB91A"/>
@@ -9241,7 +12333,7 @@
       </w:rPr>
     </w:lvl>
   </w:abstractNum>
-  <w:abstractNum w:abstractNumId="38" w15:restartNumberingAfterBreak="0">
+  <w:abstractNum w:abstractNumId="41" w15:restartNumberingAfterBreak="0">
     <w:nsid w:val="74E6734D"/>
     <w:multiLevelType w:val="hybridMultilevel"/>
     <w:tmpl w:val="45204DC0"/>
@@ -9354,7 +12446,7 @@
       </w:pPr>
     </w:lvl>
   </w:abstractNum>
-  <w:abstractNum w:abstractNumId="39" w15:restartNumberingAfterBreak="0">
+  <w:abstractNum w:abstractNumId="42" w15:restartNumberingAfterBreak="0">
     <w:nsid w:val="79E33BD0"/>
     <w:multiLevelType w:val="multilevel"/>
     <w:tmpl w:val="ACA48916"/>
@@ -9494,7 +12586,7 @@
       </w:rPr>
     </w:lvl>
   </w:abstractNum>
-  <w:abstractNum w:abstractNumId="40" w15:restartNumberingAfterBreak="0">
+  <w:abstractNum w:abstractNumId="43" w15:restartNumberingAfterBreak="0">
     <w:nsid w:val="7B1B127C"/>
     <w:multiLevelType w:val="multilevel"/>
     <w:tmpl w:val="A72A6C7E"/>
@@ -9637,7 +12729,7 @@
       </w:rPr>
     </w:lvl>
   </w:abstractNum>
-  <w:abstractNum w:abstractNumId="41" w15:restartNumberingAfterBreak="0">
+  <w:abstractNum w:abstractNumId="44" w15:restartNumberingAfterBreak="0">
     <w:nsid w:val="7B571E6B"/>
     <w:multiLevelType w:val="multilevel"/>
     <w:tmpl w:val="C214337C"/>
@@ -9750,7 +12842,7 @@
       </w:rPr>
     </w:lvl>
   </w:abstractNum>
-  <w:abstractNum w:abstractNumId="42" w15:restartNumberingAfterBreak="0">
+  <w:abstractNum w:abstractNumId="45" w15:restartNumberingAfterBreak="0">
     <w:nsid w:val="7D322EC0"/>
     <w:multiLevelType w:val="multilevel"/>
     <w:tmpl w:val="71B0DD40"/>
@@ -9863,134 +12955,143 @@
       </w:rPr>
     </w:lvl>
   </w:abstractNum>
-  <w:num w:numId="1" w16cid:durableId="691078692">
+  <w:num w:numId="1" w16cid:durableId="1029185162">
+    <w:abstractNumId w:val="39"/>
+  </w:num>
+  <w:num w:numId="2" w16cid:durableId="964851940">
+    <w:abstractNumId w:val="5"/>
+  </w:num>
+  <w:num w:numId="3" w16cid:durableId="637346531">
+    <w:abstractNumId w:val="32"/>
+  </w:num>
+  <w:num w:numId="4" w16cid:durableId="272832659">
+    <w:abstractNumId w:val="42"/>
+  </w:num>
+  <w:num w:numId="5" w16cid:durableId="132137509">
+    <w:abstractNumId w:val="43"/>
+  </w:num>
+  <w:num w:numId="6" w16cid:durableId="951861638">
+    <w:abstractNumId w:val="37"/>
+  </w:num>
+  <w:num w:numId="7" w16cid:durableId="1720587716">
+    <w:abstractNumId w:val="26"/>
+  </w:num>
+  <w:num w:numId="8" w16cid:durableId="626083204">
+    <w:abstractNumId w:val="40"/>
+  </w:num>
+  <w:num w:numId="9" w16cid:durableId="495264471">
+    <w:abstractNumId w:val="22"/>
+  </w:num>
+  <w:num w:numId="10" w16cid:durableId="994723213">
+    <w:abstractNumId w:val="24"/>
+  </w:num>
+  <w:num w:numId="11" w16cid:durableId="75178039">
+    <w:abstractNumId w:val="2"/>
+  </w:num>
+  <w:num w:numId="12" w16cid:durableId="169296383">
+    <w:abstractNumId w:val="38"/>
+  </w:num>
+  <w:num w:numId="13" w16cid:durableId="340161996">
+    <w:abstractNumId w:val="3"/>
+  </w:num>
+  <w:num w:numId="14" w16cid:durableId="1625043583">
+    <w:abstractNumId w:val="8"/>
+  </w:num>
+  <w:num w:numId="15" w16cid:durableId="2058968331">
+    <w:abstractNumId w:val="10"/>
+  </w:num>
+  <w:num w:numId="16" w16cid:durableId="712731435">
+    <w:abstractNumId w:val="30"/>
+  </w:num>
+  <w:num w:numId="17" w16cid:durableId="630328249">
+    <w:abstractNumId w:val="19"/>
+  </w:num>
+  <w:num w:numId="18" w16cid:durableId="1739396842">
+    <w:abstractNumId w:val="33"/>
+  </w:num>
+  <w:num w:numId="19" w16cid:durableId="924412959">
+    <w:abstractNumId w:val="7"/>
+  </w:num>
+  <w:num w:numId="20" w16cid:durableId="633877815">
+    <w:abstractNumId w:val="21"/>
+  </w:num>
+  <w:num w:numId="21" w16cid:durableId="1009259103">
+    <w:abstractNumId w:val="41"/>
+  </w:num>
+  <w:num w:numId="22" w16cid:durableId="1911966941">
+    <w:abstractNumId w:val="14"/>
+  </w:num>
+  <w:num w:numId="23" w16cid:durableId="278532578">
+    <w:abstractNumId w:val="29"/>
+  </w:num>
+  <w:num w:numId="24" w16cid:durableId="937519787">
+    <w:abstractNumId w:val="27"/>
+  </w:num>
+  <w:num w:numId="25" w16cid:durableId="1667709544">
+    <w:abstractNumId w:val="12"/>
+  </w:num>
+  <w:num w:numId="26" w16cid:durableId="1594238281">
+    <w:abstractNumId w:val="9"/>
+  </w:num>
+  <w:num w:numId="27" w16cid:durableId="178936947">
+    <w:abstractNumId w:val="4"/>
+  </w:num>
+  <w:num w:numId="28" w16cid:durableId="1782873745">
+    <w:abstractNumId w:val="28"/>
+  </w:num>
+  <w:num w:numId="29" w16cid:durableId="1120295829">
+    <w:abstractNumId w:val="15"/>
+  </w:num>
+  <w:num w:numId="30" w16cid:durableId="849219143">
+    <w:abstractNumId w:val="45"/>
+  </w:num>
+  <w:num w:numId="31" w16cid:durableId="1889760888">
+    <w:abstractNumId w:val="34"/>
+  </w:num>
+  <w:num w:numId="32" w16cid:durableId="602688522">
+    <w:abstractNumId w:val="31"/>
+  </w:num>
+  <w:num w:numId="33" w16cid:durableId="1638534516">
+    <w:abstractNumId w:val="44"/>
+  </w:num>
+  <w:num w:numId="34" w16cid:durableId="1184518854">
+    <w:abstractNumId w:val="18"/>
+  </w:num>
+  <w:num w:numId="35" w16cid:durableId="710887250">
+    <w:abstractNumId w:val="1"/>
+  </w:num>
+  <w:num w:numId="36" w16cid:durableId="1259218463">
+    <w:abstractNumId w:val="13"/>
+  </w:num>
+  <w:num w:numId="37" w16cid:durableId="1002467703">
+    <w:abstractNumId w:val="6"/>
+  </w:num>
+  <w:num w:numId="38" w16cid:durableId="562956788">
+    <w:abstractNumId w:val="20"/>
+  </w:num>
+  <w:num w:numId="39" w16cid:durableId="59448301">
+    <w:abstractNumId w:val="23"/>
+  </w:num>
+  <w:num w:numId="40" w16cid:durableId="422917766">
+    <w:abstractNumId w:val="0"/>
+  </w:num>
+  <w:num w:numId="41" w16cid:durableId="1874730929">
+    <w:abstractNumId w:val="16"/>
+  </w:num>
+  <w:num w:numId="42" w16cid:durableId="1972780376">
+    <w:abstractNumId w:val="17"/>
+  </w:num>
+  <w:num w:numId="43" w16cid:durableId="459149254">
+    <w:abstractNumId w:val="11"/>
+  </w:num>
+  <w:num w:numId="44" w16cid:durableId="1591350264">
+    <w:abstractNumId w:val="25"/>
+  </w:num>
+  <w:num w:numId="45" w16cid:durableId="1323579834">
     <w:abstractNumId w:val="36"/>
   </w:num>
-  <w:num w:numId="2" w16cid:durableId="945773067">
-    <w:abstractNumId w:val="5"/>
-  </w:num>
-  <w:num w:numId="3" w16cid:durableId="276183591">
-    <w:abstractNumId w:val="31"/>
-  </w:num>
-  <w:num w:numId="4" w16cid:durableId="597758573">
-    <w:abstractNumId w:val="39"/>
-  </w:num>
-  <w:num w:numId="5" w16cid:durableId="186723213">
-    <w:abstractNumId w:val="40"/>
-  </w:num>
-  <w:num w:numId="6" w16cid:durableId="89081665">
-    <w:abstractNumId w:val="34"/>
-  </w:num>
-  <w:num w:numId="7" w16cid:durableId="984166555">
-    <w:abstractNumId w:val="25"/>
-  </w:num>
-  <w:num w:numId="8" w16cid:durableId="1734163038">
-    <w:abstractNumId w:val="37"/>
-  </w:num>
-  <w:num w:numId="9" w16cid:durableId="1684242137">
-    <w:abstractNumId w:val="22"/>
-  </w:num>
-  <w:num w:numId="10" w16cid:durableId="739256026">
-    <w:abstractNumId w:val="24"/>
-  </w:num>
-  <w:num w:numId="11" w16cid:durableId="1058750949">
-    <w:abstractNumId w:val="2"/>
-  </w:num>
-  <w:num w:numId="12" w16cid:durableId="538738114">
+  <w:num w:numId="46" w16cid:durableId="1469207770">
     <w:abstractNumId w:val="35"/>
-  </w:num>
-  <w:num w:numId="13" w16cid:durableId="1515192517">
-    <w:abstractNumId w:val="3"/>
-  </w:num>
-  <w:num w:numId="14" w16cid:durableId="922182247">
-    <w:abstractNumId w:val="8"/>
-  </w:num>
-  <w:num w:numId="15" w16cid:durableId="1658220214">
-    <w:abstractNumId w:val="10"/>
-  </w:num>
-  <w:num w:numId="16" w16cid:durableId="168063852">
-    <w:abstractNumId w:val="29"/>
-  </w:num>
-  <w:num w:numId="17" w16cid:durableId="1275214472">
-    <w:abstractNumId w:val="19"/>
-  </w:num>
-  <w:num w:numId="18" w16cid:durableId="813571811">
-    <w:abstractNumId w:val="32"/>
-  </w:num>
-  <w:num w:numId="19" w16cid:durableId="664167910">
-    <w:abstractNumId w:val="7"/>
-  </w:num>
-  <w:num w:numId="20" w16cid:durableId="65274953">
-    <w:abstractNumId w:val="21"/>
-  </w:num>
-  <w:num w:numId="21" w16cid:durableId="481822805">
-    <w:abstractNumId w:val="38"/>
-  </w:num>
-  <w:num w:numId="22" w16cid:durableId="1408117028">
-    <w:abstractNumId w:val="14"/>
-  </w:num>
-  <w:num w:numId="23" w16cid:durableId="137453350">
-    <w:abstractNumId w:val="28"/>
-  </w:num>
-  <w:num w:numId="24" w16cid:durableId="1829133223">
-    <w:abstractNumId w:val="26"/>
-  </w:num>
-  <w:num w:numId="25" w16cid:durableId="1645814038">
-    <w:abstractNumId w:val="12"/>
-  </w:num>
-  <w:num w:numId="26" w16cid:durableId="2021739894">
-    <w:abstractNumId w:val="9"/>
-  </w:num>
-  <w:num w:numId="27" w16cid:durableId="1586262179">
-    <w:abstractNumId w:val="4"/>
-  </w:num>
-  <w:num w:numId="28" w16cid:durableId="2086680453">
-    <w:abstractNumId w:val="27"/>
-  </w:num>
-  <w:num w:numId="29" w16cid:durableId="946815879">
-    <w:abstractNumId w:val="15"/>
-  </w:num>
-  <w:num w:numId="30" w16cid:durableId="1396704485">
-    <w:abstractNumId w:val="42"/>
-  </w:num>
-  <w:num w:numId="31" w16cid:durableId="1697846111">
-    <w:abstractNumId w:val="33"/>
-  </w:num>
-  <w:num w:numId="32" w16cid:durableId="1377461282">
-    <w:abstractNumId w:val="30"/>
-  </w:num>
-  <w:num w:numId="33" w16cid:durableId="1109281081">
-    <w:abstractNumId w:val="41"/>
-  </w:num>
-  <w:num w:numId="34" w16cid:durableId="1380402602">
-    <w:abstractNumId w:val="18"/>
-  </w:num>
-  <w:num w:numId="35" w16cid:durableId="1266185264">
-    <w:abstractNumId w:val="1"/>
-  </w:num>
-  <w:num w:numId="36" w16cid:durableId="813059865">
-    <w:abstractNumId w:val="13"/>
-  </w:num>
-  <w:num w:numId="37" w16cid:durableId="1208100725">
-    <w:abstractNumId w:val="6"/>
-  </w:num>
-  <w:num w:numId="38" w16cid:durableId="1942762881">
-    <w:abstractNumId w:val="20"/>
-  </w:num>
-  <w:num w:numId="39" w16cid:durableId="1727100386">
-    <w:abstractNumId w:val="23"/>
-  </w:num>
-  <w:num w:numId="40" w16cid:durableId="702707409">
-    <w:abstractNumId w:val="0"/>
-  </w:num>
-  <w:num w:numId="41" w16cid:durableId="2105150439">
-    <w:abstractNumId w:val="16"/>
-  </w:num>
-  <w:num w:numId="42" w16cid:durableId="1558052881">
-    <w:abstractNumId w:val="17"/>
-  </w:num>
-  <w:num w:numId="43" w16cid:durableId="661354152">
-    <w:abstractNumId w:val="11"/>
   </w:num>
   <w:numIdMacAtCleanup w:val="22"/>
 </w:numbering>
@@ -10010,7 +13111,7 @@
   <w:latentStyles w:defLockedState="0" w:defUIPriority="99" w:defSemiHidden="0" w:defUnhideWhenUsed="0" w:defQFormat="0" w:count="376">
     <w:lsdException w:name="Normal" w:uiPriority="0" w:qFormat="1"/>
     <w:lsdException w:name="heading 1" w:uiPriority="0" w:qFormat="1"/>
-    <w:lsdException w:name="heading 2" w:semiHidden="1" w:uiPriority="9" w:unhideWhenUsed="1" w:qFormat="1"/>
+    <w:lsdException w:name="heading 2" w:semiHidden="1" w:uiPriority="0" w:unhideWhenUsed="1" w:qFormat="1"/>
     <w:lsdException w:name="heading 3" w:semiHidden="1" w:uiPriority="0" w:unhideWhenUsed="1" w:qFormat="1"/>
     <w:lsdException w:name="heading 4" w:semiHidden="1" w:uiPriority="0" w:unhideWhenUsed="1" w:qFormat="1"/>
     <w:lsdException w:name="heading 5" w:semiHidden="1" w:uiPriority="0" w:unhideWhenUsed="1" w:qFormat="1"/>
@@ -10075,7 +13176,7 @@
     <w:lsdException w:name="Signature" w:semiHidden="1" w:unhideWhenUsed="1"/>
     <w:lsdException w:name="Default Paragraph Font" w:semiHidden="1" w:uiPriority="1" w:unhideWhenUsed="1"/>
     <w:lsdException w:name="Body Text" w:semiHidden="1" w:unhideWhenUsed="1"/>
-    <w:lsdException w:name="Body Text Indent" w:semiHidden="1" w:uiPriority="0" w:unhideWhenUsed="1"/>
+    <w:lsdException w:name="Body Text Indent" w:semiHidden="1" w:unhideWhenUsed="1"/>
     <w:lsdException w:name="List Continue" w:semiHidden="1" w:unhideWhenUsed="1"/>
     <w:lsdException w:name="List Continue 2" w:semiHidden="1" w:unhideWhenUsed="1"/>
     <w:lsdException w:name="List Continue 3" w:semiHidden="1" w:unhideWhenUsed="1"/>
@@ -10388,7 +13489,7 @@
   <w:style w:type="paragraph" w:default="1" w:styleId="a">
     <w:name w:val="Normal"/>
     <w:qFormat/>
-    <w:rsid w:val="00E752B4"/>
+    <w:rsid w:val="00E15B0D"/>
     <w:pPr>
       <w:spacing w:after="200" w:line="276" w:lineRule="auto"/>
     </w:pPr>
@@ -11828,239 +14929,13 @@
       <w:szCs w:val="20"/>
     </w:rPr>
   </w:style>
-  <w:style w:type="character" w:customStyle="1" w:styleId="Bodytext">
-    <w:name w:val="Body text_"/>
-    <w:link w:val="11"/>
-    <w:rsid w:val="00EB78E0"/>
-    <w:rPr>
-      <w:rFonts w:ascii="Segoe UI" w:eastAsia="Segoe UI" w:hAnsi="Segoe UI" w:cs="Segoe UI"/>
-      <w:sz w:val="26"/>
-      <w:szCs w:val="26"/>
-      <w:shd w:val="clear" w:color="auto" w:fill="FFFFFF"/>
-    </w:rPr>
-  </w:style>
-  <w:style w:type="character" w:customStyle="1" w:styleId="Bodytext2">
-    <w:name w:val="Body text (2)_"/>
-    <w:link w:val="Bodytext20"/>
-    <w:rsid w:val="00EB78E0"/>
-    <w:rPr>
-      <w:rFonts w:ascii="Segoe UI" w:eastAsia="Segoe UI" w:hAnsi="Segoe UI" w:cs="Segoe UI"/>
-      <w:spacing w:val="-10"/>
-      <w:sz w:val="21"/>
-      <w:szCs w:val="21"/>
-      <w:shd w:val="clear" w:color="auto" w:fill="FFFFFF"/>
-    </w:rPr>
-  </w:style>
-  <w:style w:type="paragraph" w:customStyle="1" w:styleId="11">
-    <w:name w:val="Основной текст1"/>
-    <w:basedOn w:val="a"/>
-    <w:link w:val="Bodytext"/>
-    <w:rsid w:val="00EB78E0"/>
-    <w:pPr>
-      <w:shd w:val="clear" w:color="auto" w:fill="FFFFFF"/>
-      <w:spacing w:before="1140" w:after="0" w:line="590" w:lineRule="exact"/>
-      <w:jc w:val="both"/>
-    </w:pPr>
-    <w:rPr>
-      <w:rFonts w:ascii="Segoe UI" w:eastAsia="Segoe UI" w:hAnsi="Segoe UI"/>
-      <w:sz w:val="26"/>
-      <w:szCs w:val="26"/>
-      <w:lang w:val="x-none" w:eastAsia="x-none"/>
-    </w:rPr>
-  </w:style>
-  <w:style w:type="paragraph" w:customStyle="1" w:styleId="Bodytext20">
-    <w:name w:val="Body text (2)"/>
-    <w:basedOn w:val="a"/>
-    <w:link w:val="Bodytext2"/>
-    <w:rsid w:val="00EB78E0"/>
-    <w:pPr>
-      <w:shd w:val="clear" w:color="auto" w:fill="FFFFFF"/>
-      <w:spacing w:after="0" w:line="511" w:lineRule="exact"/>
-    </w:pPr>
-    <w:rPr>
-      <w:rFonts w:ascii="Segoe UI" w:eastAsia="Segoe UI" w:hAnsi="Segoe UI"/>
-      <w:spacing w:val="-10"/>
-      <w:sz w:val="21"/>
-      <w:szCs w:val="21"/>
-      <w:lang w:val="x-none" w:eastAsia="x-none"/>
-    </w:rPr>
-  </w:style>
-  <w:style w:type="paragraph" w:customStyle="1" w:styleId="afd">
-    <w:name w:val="Таблица текст"/>
-    <w:basedOn w:val="a"/>
-    <w:rsid w:val="007878AE"/>
-    <w:pPr>
-      <w:spacing w:before="40" w:after="40" w:line="240" w:lineRule="auto"/>
-      <w:ind w:left="57" w:right="57"/>
-    </w:pPr>
-    <w:rPr>
-      <w:rFonts w:ascii="Times New Roman" w:eastAsia="Times New Roman" w:hAnsi="Times New Roman"/>
-      <w:sz w:val="28"/>
-      <w:szCs w:val="20"/>
-      <w:lang w:eastAsia="ru-RU"/>
-    </w:rPr>
-  </w:style>
-  <w:style w:type="character" w:customStyle="1" w:styleId="41">
-    <w:name w:val="Основной текст (4)"/>
-    <w:rsid w:val="00C40F17"/>
-    <w:rPr>
-      <w:rFonts w:ascii="Times New Roman" w:eastAsia="Times New Roman" w:hAnsi="Times New Roman" w:cs="Times New Roman"/>
-      <w:b w:val="0"/>
-      <w:bCs w:val="0"/>
-      <w:i w:val="0"/>
-      <w:iCs w:val="0"/>
-      <w:smallCaps w:val="0"/>
-      <w:strike w:val="0"/>
-      <w:spacing w:val="0"/>
-      <w:sz w:val="25"/>
-      <w:szCs w:val="25"/>
-      <w:u w:val="single"/>
-    </w:rPr>
-  </w:style>
-  <w:style w:type="table" w:styleId="afe">
-    <w:name w:val="Table Grid"/>
-    <w:basedOn w:val="a1"/>
-    <w:rsid w:val="0043582F"/>
-    <w:tblPr>
-      <w:tblBorders>
-        <w:top w:val="single" w:sz="4" w:space="0" w:color="auto"/>
-        <w:left w:val="single" w:sz="4" w:space="0" w:color="auto"/>
-        <w:bottom w:val="single" w:sz="4" w:space="0" w:color="auto"/>
-        <w:right w:val="single" w:sz="4" w:space="0" w:color="auto"/>
-        <w:insideH w:val="single" w:sz="4" w:space="0" w:color="auto"/>
-        <w:insideV w:val="single" w:sz="4" w:space="0" w:color="auto"/>
-      </w:tblBorders>
-    </w:tblPr>
-  </w:style>
-  <w:style w:type="character" w:customStyle="1" w:styleId="295pt">
-    <w:name w:val="Основной текст (2) + 9;5 pt;Полужирный"/>
-    <w:basedOn w:val="26"/>
-    <w:rsid w:val="00A36301"/>
-    <w:rPr>
-      <w:rFonts w:ascii="Times New Roman" w:eastAsia="Times New Roman" w:hAnsi="Times New Roman" w:cs="Times New Roman"/>
-      <w:b/>
-      <w:bCs/>
-      <w:i w:val="0"/>
-      <w:iCs w:val="0"/>
-      <w:smallCaps w:val="0"/>
-      <w:strike w:val="0"/>
-      <w:color w:val="000000"/>
-      <w:spacing w:val="0"/>
-      <w:w w:val="100"/>
-      <w:position w:val="0"/>
-      <w:sz w:val="19"/>
-      <w:szCs w:val="19"/>
-      <w:u w:val="none"/>
-      <w:shd w:val="clear" w:color="auto" w:fill="FFFFFF"/>
-      <w:lang w:val="ru-RU" w:eastAsia="ru-RU" w:bidi="ru-RU"/>
-    </w:rPr>
-  </w:style>
-  <w:style w:type="character" w:customStyle="1" w:styleId="295pt0">
-    <w:name w:val="Основной текст (2) + 9;5 pt"/>
-    <w:basedOn w:val="26"/>
-    <w:rsid w:val="00A36301"/>
-    <w:rPr>
-      <w:rFonts w:ascii="Times New Roman" w:eastAsia="Times New Roman" w:hAnsi="Times New Roman" w:cs="Times New Roman"/>
-      <w:b w:val="0"/>
-      <w:bCs w:val="0"/>
-      <w:i w:val="0"/>
-      <w:iCs w:val="0"/>
-      <w:smallCaps w:val="0"/>
-      <w:strike w:val="0"/>
-      <w:color w:val="000000"/>
-      <w:spacing w:val="0"/>
-      <w:w w:val="100"/>
-      <w:position w:val="0"/>
-      <w:sz w:val="19"/>
-      <w:szCs w:val="19"/>
-      <w:u w:val="none"/>
-      <w:shd w:val="clear" w:color="auto" w:fill="FFFFFF"/>
-      <w:lang w:val="ru-RU" w:eastAsia="ru-RU" w:bidi="ru-RU"/>
-    </w:rPr>
-  </w:style>
-  <w:style w:type="character" w:customStyle="1" w:styleId="2CordiaUPC20pt">
-    <w:name w:val="Основной текст (2) + CordiaUPC;20 pt"/>
-    <w:basedOn w:val="26"/>
-    <w:rsid w:val="00A36301"/>
-    <w:rPr>
-      <w:rFonts w:ascii="CordiaUPC" w:eastAsia="CordiaUPC" w:hAnsi="CordiaUPC" w:cs="CordiaUPC"/>
-      <w:b/>
-      <w:bCs/>
-      <w:i w:val="0"/>
-      <w:iCs w:val="0"/>
-      <w:smallCaps w:val="0"/>
-      <w:strike w:val="0"/>
-      <w:color w:val="000000"/>
-      <w:spacing w:val="0"/>
-      <w:w w:val="100"/>
-      <w:position w:val="0"/>
-      <w:sz w:val="40"/>
-      <w:szCs w:val="40"/>
-      <w:u w:val="none"/>
-      <w:shd w:val="clear" w:color="auto" w:fill="FFFFFF"/>
-      <w:lang w:val="ru-RU" w:eastAsia="ru-RU" w:bidi="ru-RU"/>
-    </w:rPr>
-  </w:style>
-  <w:style w:type="character" w:customStyle="1" w:styleId="295pt1">
-    <w:name w:val="Основной текст (2) + 9;5 pt;Полужирный;Курсив"/>
-    <w:basedOn w:val="26"/>
-    <w:rsid w:val="007151AF"/>
-    <w:rPr>
-      <w:rFonts w:ascii="Times New Roman" w:eastAsia="Times New Roman" w:hAnsi="Times New Roman" w:cs="Times New Roman"/>
-      <w:b/>
-      <w:bCs/>
-      <w:i/>
-      <w:iCs/>
-      <w:smallCaps w:val="0"/>
-      <w:strike w:val="0"/>
-      <w:color w:val="000000"/>
-      <w:spacing w:val="0"/>
-      <w:w w:val="100"/>
-      <w:position w:val="0"/>
-      <w:sz w:val="19"/>
-      <w:szCs w:val="19"/>
-      <w:u w:val="none"/>
-      <w:shd w:val="clear" w:color="auto" w:fill="FFFFFF"/>
-      <w:lang w:val="ru-RU" w:eastAsia="ru-RU" w:bidi="ru-RU"/>
-    </w:rPr>
-  </w:style>
-  <w:style w:type="character" w:customStyle="1" w:styleId="71">
-    <w:name w:val="Основной текст (7)_"/>
-    <w:basedOn w:val="a0"/>
-    <w:link w:val="72"/>
-    <w:rsid w:val="007151AF"/>
-    <w:rPr>
-      <w:rFonts w:ascii="Corbel" w:eastAsia="Corbel" w:hAnsi="Corbel" w:cs="Corbel"/>
-      <w:sz w:val="13"/>
-      <w:szCs w:val="13"/>
-      <w:shd w:val="clear" w:color="auto" w:fill="FFFFFF"/>
-    </w:rPr>
-  </w:style>
-  <w:style w:type="paragraph" w:customStyle="1" w:styleId="72">
-    <w:name w:val="Основной текст (7)"/>
-    <w:basedOn w:val="a"/>
-    <w:link w:val="71"/>
-    <w:rsid w:val="007151AF"/>
-    <w:pPr>
-      <w:widowControl w:val="0"/>
-      <w:shd w:val="clear" w:color="auto" w:fill="FFFFFF"/>
-      <w:spacing w:after="0" w:line="0" w:lineRule="atLeast"/>
-      <w:jc w:val="right"/>
-    </w:pPr>
-    <w:rPr>
-      <w:rFonts w:ascii="Corbel" w:eastAsia="Corbel" w:hAnsi="Corbel" w:cs="Corbel"/>
-      <w:sz w:val="13"/>
-      <w:szCs w:val="13"/>
-      <w:lang w:eastAsia="ru-RU"/>
-    </w:rPr>
-  </w:style>
-  <w:style w:type="paragraph" w:styleId="aff">
+  <w:style w:type="paragraph" w:styleId="afd">
     <w:name w:val="Plain Text"/>
     <w:basedOn w:val="a"/>
-    <w:link w:val="aff0"/>
+    <w:link w:val="afe"/>
     <w:uiPriority w:val="99"/>
     <w:unhideWhenUsed/>
-    <w:rsid w:val="001A7989"/>
+    <w:rsid w:val="00CF444D"/>
     <w:pPr>
       <w:spacing w:after="0" w:line="240" w:lineRule="auto"/>
     </w:pPr>
@@ -12071,24 +14946,35 @@
       <w:lang w:val="x-none"/>
     </w:rPr>
   </w:style>
-  <w:style w:type="character" w:customStyle="1" w:styleId="aff0">
+  <w:style w:type="character" w:customStyle="1" w:styleId="afe">
     <w:name w:val="Текст Знак"/>
-    <w:basedOn w:val="a0"/>
-    <w:link w:val="aff"/>
+    <w:link w:val="afd"/>
     <w:uiPriority w:val="99"/>
-    <w:rsid w:val="001A7989"/>
+    <w:rsid w:val="00CF444D"/>
     <w:rPr>
       <w:rFonts w:ascii="Consolas" w:hAnsi="Consolas"/>
       <w:sz w:val="21"/>
       <w:szCs w:val="21"/>
-      <w:lang w:val="x-none" w:eastAsia="en-US"/>
+      <w:lang w:eastAsia="en-US"/>
     </w:rPr>
   </w:style>
-  <w:style w:type="character" w:styleId="aff1">
+  <w:style w:type="character" w:customStyle="1" w:styleId="js-phone-number">
+    <w:name w:val="js-phone-number"/>
+    <w:rsid w:val="002E75AB"/>
+  </w:style>
+  <w:style w:type="character" w:customStyle="1" w:styleId="has-copy">
+    <w:name w:val="has-copy"/>
+    <w:rsid w:val="00266426"/>
+  </w:style>
+  <w:style w:type="character" w:customStyle="1" w:styleId="copytarget">
+    <w:name w:val="copy_target"/>
+    <w:rsid w:val="00266426"/>
+  </w:style>
+  <w:style w:type="character" w:styleId="aff">
     <w:name w:val="Emphasis"/>
     <w:uiPriority w:val="20"/>
     <w:qFormat/>
-    <w:rsid w:val="00F74F89"/>
+    <w:rsid w:val="00FA31C4"/>
     <w:rPr>
       <w:i/>
       <w:iCs/>
@@ -12397,7 +15283,7 @@
 </file>
 
 <file path=customXml/itemProps1.xml><?xml version="1.0" encoding="utf-8"?>
-<ds:datastoreItem xmlns:ds="http://schemas.openxmlformats.org/officeDocument/2006/customXml" ds:itemID="{978100DC-E25D-43AB-9146-CE1FE508035E}">
+<ds:datastoreItem xmlns:ds="http://schemas.openxmlformats.org/officeDocument/2006/customXml" ds:itemID="{F38D74AE-2A13-4B41-99DE-D54A7B69BA82}">
   <ds:schemaRefs>
     <ds:schemaRef ds:uri="http://schemas.openxmlformats.org/officeDocument/2006/bibliography"/>
   </ds:schemaRefs>
